--- a/docx/final/20_结题答辩提纲.docx
+++ b/docx/final/20_结题答辩提纲.docx
@@ -1436,7 +1436,106 @@
         <w:rPr>
           <w:rFonts w:ascii="宋体" w:hAnsi="宋体" w:eastAsia="宋体"/>
         </w:rPr>
-        <w:t xml:space="preserve">生成。</w:t>
+        <w:t xml:space="preserve">生成；如果只使用快照序号，则必须标注为 snapshot-level RUL，不能直接写成秒。</w:t>
+      </w:r>
+    </w:p>
+    <w:p>
+      <w:pPr>
+        <w:numPr>
+          <w:ilvl w:val="0"/>
+          <w:numId w:val="1007"/>
+        </w:numPr>
+        <w:pStyle w:val="Compact"/>
+      </w:pPr>
+      <w:r>
+        <w:rPr>
+          <w:rFonts w:ascii="宋体" w:hAnsi="宋体" w:eastAsia="宋体"/>
+        </w:rPr>
+        <w:t xml:space="preserve">XJTU-SY 示例：第</w:t>
+      </w:r>
+      <w:r>
+        <w:rPr>
+          <w:rFonts w:ascii="宋体" w:hAnsi="宋体" w:eastAsia="宋体"/>
+        </w:rPr>
+        <w:t xml:space="preserve"> </w:t>
+      </w:r>
+      <w:r>
+        <w:rPr>
+          <w:rStyle w:val="VerbatimChar"/>
+          <w:rFonts w:ascii="宋体" w:hAnsi="宋体" w:eastAsia="宋体"/>
+        </w:rPr>
+        <w:t xml:space="preserve">i</w:t>
+      </w:r>
+      <w:r>
+        <w:rPr>
+          <w:rFonts w:ascii="宋体" w:hAnsi="宋体" w:eastAsia="宋体"/>
+        </w:rPr>
+        <w:t xml:space="preserve"> </w:t>
+      </w:r>
+      <w:r>
+        <w:rPr>
+          <w:rFonts w:ascii="宋体" w:hAnsi="宋体" w:eastAsia="宋体"/>
+        </w:rPr>
+        <w:t xml:space="preserve">个快照约对应</w:t>
+      </w:r>
+      <w:r>
+        <w:rPr>
+          <w:rFonts w:ascii="宋体" w:hAnsi="宋体" w:eastAsia="宋体"/>
+        </w:rPr>
+        <w:t xml:space="preserve"> </w:t>
+      </w:r>
+      <w:r>
+        <w:rPr>
+          <w:rStyle w:val="VerbatimChar"/>
+          <w:rFonts w:ascii="宋体" w:hAnsi="宋体" w:eastAsia="宋体"/>
+        </w:rPr>
+        <w:t xml:space="preserve">i * 60s</w:t>
+      </w:r>
+      <w:r>
+        <w:rPr>
+          <w:rFonts w:ascii="宋体" w:hAnsi="宋体" w:eastAsia="宋体"/>
+        </w:rPr>
+        <w:t xml:space="preserve">，寿命终点为最后一个快照时间，因此剩余寿命可以解释为分钟级时间差。</w:t>
+      </w:r>
+    </w:p>
+    <w:p>
+      <w:pPr>
+        <w:numPr>
+          <w:ilvl w:val="0"/>
+          <w:numId w:val="1007"/>
+        </w:numPr>
+        <w:pStyle w:val="Compact"/>
+      </w:pPr>
+      <w:r>
+        <w:rPr>
+          <w:rFonts w:ascii="宋体" w:hAnsi="宋体" w:eastAsia="宋体"/>
+        </w:rPr>
+        <w:t xml:space="preserve">PHM2012 示例：Learning/Full_Test 可按约</w:t>
+      </w:r>
+      <w:r>
+        <w:rPr>
+          <w:rFonts w:ascii="宋体" w:hAnsi="宋体" w:eastAsia="宋体"/>
+        </w:rPr>
+        <w:t xml:space="preserve"> </w:t>
+      </w:r>
+      <w:r>
+        <w:rPr>
+          <w:rStyle w:val="VerbatimChar"/>
+          <w:rFonts w:ascii="宋体" w:hAnsi="宋体" w:eastAsia="宋体"/>
+        </w:rPr>
+        <w:t xml:space="preserve">10s</w:t>
+      </w:r>
+      <w:r>
+        <w:rPr>
+          <w:rFonts w:ascii="宋体" w:hAnsi="宋体" w:eastAsia="宋体"/>
+        </w:rPr>
+        <w:t xml:space="preserve"> </w:t>
+      </w:r>
+      <w:r>
+        <w:rPr>
+          <w:rFonts w:ascii="宋体" w:hAnsi="宋体" w:eastAsia="宋体"/>
+        </w:rPr>
+        <w:t xml:space="preserve">文件间隔换算；Test_set 还要结合官方给出的终止 RUL 条目，不能只看本地文件数。</w:t>
       </w:r>
     </w:p>
     <w:bookmarkEnd w:id="28"/>
@@ -1479,7 +1578,7 @@
         <w:rPr>
           <w:rFonts w:ascii="宋体" w:hAnsi="宋体" w:eastAsia="宋体"/>
         </w:rPr>
-        <w:t xml:space="preserve">特征与标签层：提取 19 维时频域特征，构造特征序列和秒级 RUL 标签。</w:t>
+        <w:t xml:space="preserve">特征与标签层：提取 19 维时频域特征，按数据集时间语义构造特征序列和 RUL 标签。</w:t>
       </w:r>
     </w:p>
     <w:p>
@@ -1849,7 +1948,7 @@
       </w:r>
     </w:p>
     <w:bookmarkEnd w:id="33"/>
-    <w:bookmarkStart w:id="34" w:name="测试方案与验收证据"/>
+    <w:bookmarkStart w:id="35" w:name="测试方案与验收证据"/>
     <w:p>
       <w:pPr>
         <w:pStyle w:val="Heading2"/>
@@ -2013,11 +2112,10 @@
         <w:t xml:space="preserve">文档材料：结题报告、测试报告、用户手册、安装手册、技术论文、成员贡献说明、答辩提纲和讲稿。</w:t>
       </w:r>
     </w:p>
-    <w:bookmarkEnd w:id="34"/>
-    <w:bookmarkStart w:id="35" w:name="汇报时间与语气控制"/>
-    <w:p>
-      <w:pPr>
-        <w:pStyle w:val="Heading2"/>
+    <w:bookmarkStart w:id="34" w:name="汇报时间与语气控制"/>
+    <w:p>
+      <w:pPr>
+        <w:pStyle w:val="Heading3"/>
       </w:pPr>
       <w:r>
         <w:rPr>
@@ -2351,6 +2449,7 @@
         </w:tc>
       </w:tr>
     </w:tbl>
+    <w:bookmarkEnd w:id="34"/>
     <w:bookmarkEnd w:id="35"/>
     <w:bookmarkStart w:id="36" w:name="成员分工不足与总结"/>
     <w:p>

--- a/docx/final/20_结题答辩提纲.docx
+++ b/docx/final/20_结题答辩提纲.docx
@@ -36,9 +36,9 @@
       </w:pPr>
       <w:r>
         <w:rPr>
-          <w:rFonts w:ascii="黑体" w:hAnsi="黑体" w:eastAsia="黑体"/>
+          <w:rFonts w:ascii="宋体" w:hAnsi="宋体" w:eastAsia="宋体"/>
           <w:b/>
-          <w:sz w:val="40"/>
+          <w:sz w:val="48"/>
         </w:rPr>
         <w:t xml:space="preserve">工业轴承设备剩余寿命预测系统的实现：结题答辩提纲</w:t>
       </w:r>
@@ -50,7 +50,7 @@
       </w:pPr>
       <w:r>
         <w:rPr>
-          <w:rFonts w:ascii="黑体" w:hAnsi="黑体" w:eastAsia="黑体"/>
+          <w:rFonts w:ascii="宋体" w:hAnsi="宋体" w:eastAsia="宋体"/>
         </w:rPr>
         <w:t xml:space="preserve">文档信息</w:t>
       </w:r>
@@ -61,19 +61,19 @@
         <w:tblW w:type="pct" w:w="0.0"/>
         <w:tblLook w:firstRow="1" w:lastRow="0" w:firstColumn="0" w:lastColumn="0" w:noHBand="0" w:noVBand="0" w:val="0020"/>
         <w:tblBorders>
-          <w:top w:val="single" w:sz="4" w:space="0" w:color="BFBFBF"/>
-          <w:left w:val="single" w:sz="4" w:space="0" w:color="BFBFBF"/>
-          <w:bottom w:val="single" w:sz="4" w:space="0" w:color="BFBFBF"/>
-          <w:right w:val="single" w:sz="4" w:space="0" w:color="BFBFBF"/>
-          <w:insideH w:val="single" w:sz="4" w:space="0" w:color="BFBFBF"/>
-          <w:insideV w:val="single" w:sz="4" w:space="0" w:color="BFBFBF"/>
+          <w:top w:val="single" w:sz="4" w:space="0" w:color="000000"/>
+          <w:left w:val="single" w:sz="4" w:space="0" w:color="000000"/>
+          <w:bottom w:val="single" w:sz="4" w:space="0" w:color="000000"/>
+          <w:right w:val="single" w:sz="4" w:space="0" w:color="000000"/>
+          <w:insideH w:val="single" w:sz="4" w:space="0" w:color="000000"/>
+          <w:insideV w:val="single" w:sz="4" w:space="0" w:color="000000"/>
         </w:tblBorders>
       </w:tblPr>
       <w:tblGrid/>
       <w:tr>
         <w:tc>
           <w:tcPr>
-            <w:shd w:fill="EAEAEA"/>
+            <w:shd w:fill="FFFFFF"/>
           </w:tcPr>
           <w:p>
             <w:pPr>
@@ -84,7 +84,8 @@
             <w:r>
               <w:rPr>
                 <w:rFonts w:ascii="宋体" w:hAnsi="宋体" w:eastAsia="宋体"/>
-                <w:sz w:val="19"/>
+                <w:b/>
+                <w:sz w:val="21"/>
               </w:rPr>
               <w:t xml:space="preserve">项目</w:t>
             </w:r>
@@ -92,7 +93,7 @@
         </w:tc>
         <w:tc>
           <w:tcPr>
-            <w:shd w:fill="EAEAEA"/>
+            <w:shd w:fill="FFFFFF"/>
           </w:tcPr>
           <w:p>
             <w:pPr>
@@ -103,7 +104,8 @@
             <w:r>
               <w:rPr>
                 <w:rFonts w:ascii="宋体" w:hAnsi="宋体" w:eastAsia="宋体"/>
-                <w:sz w:val="19"/>
+                <w:b/>
+                <w:sz w:val="21"/>
               </w:rPr>
               <w:t xml:space="preserve">内容</w:t>
             </w:r>
@@ -121,7 +123,7 @@
             <w:r>
               <w:rPr>
                 <w:rFonts w:ascii="宋体" w:hAnsi="宋体" w:eastAsia="宋体"/>
-                <w:sz w:val="19"/>
+                <w:sz w:val="21"/>
               </w:rPr>
               <w:t xml:space="preserve">文档名称</w:t>
             </w:r>
@@ -137,7 +139,7 @@
             <w:r>
               <w:rPr>
                 <w:rFonts w:ascii="宋体" w:hAnsi="宋体" w:eastAsia="宋体"/>
-                <w:sz w:val="19"/>
+                <w:sz w:val="21"/>
               </w:rPr>
               <w:t xml:space="preserve">结题答辩提纲</w:t>
             </w:r>
@@ -155,7 +157,7 @@
             <w:r>
               <w:rPr>
                 <w:rFonts w:ascii="宋体" w:hAnsi="宋体" w:eastAsia="宋体"/>
-                <w:sz w:val="19"/>
+                <w:sz w:val="21"/>
               </w:rPr>
               <w:t xml:space="preserve">文档编号</w:t>
             </w:r>
@@ -171,7 +173,7 @@
             <w:r>
               <w:rPr>
                 <w:rFonts w:ascii="宋体" w:hAnsi="宋体" w:eastAsia="宋体"/>
-                <w:sz w:val="19"/>
+                <w:sz w:val="21"/>
               </w:rPr>
               <w:t xml:space="preserve">SE-PHM-FINAL-20</w:t>
             </w:r>
@@ -189,7 +191,7 @@
             <w:r>
               <w:rPr>
                 <w:rFonts w:ascii="宋体" w:hAnsi="宋体" w:eastAsia="宋体"/>
-                <w:sz w:val="19"/>
+                <w:sz w:val="21"/>
               </w:rPr>
               <w:t xml:space="preserve">文档阶段</w:t>
             </w:r>
@@ -205,7 +207,7 @@
             <w:r>
               <w:rPr>
                 <w:rFonts w:ascii="宋体" w:hAnsi="宋体" w:eastAsia="宋体"/>
-                <w:sz w:val="19"/>
+                <w:sz w:val="21"/>
               </w:rPr>
               <w:t xml:space="preserve">结题</w:t>
             </w:r>
@@ -223,7 +225,7 @@
             <w:r>
               <w:rPr>
                 <w:rFonts w:ascii="宋体" w:hAnsi="宋体" w:eastAsia="宋体"/>
-                <w:sz w:val="19"/>
+                <w:sz w:val="21"/>
               </w:rPr>
               <w:t xml:space="preserve">项目名称</w:t>
             </w:r>
@@ -239,7 +241,7 @@
             <w:r>
               <w:rPr>
                 <w:rFonts w:ascii="宋体" w:hAnsi="宋体" w:eastAsia="宋体"/>
-                <w:sz w:val="19"/>
+                <w:sz w:val="21"/>
               </w:rPr>
               <w:t xml:space="preserve">工业轴承设备剩余寿命预测系统的实现</w:t>
             </w:r>
@@ -257,7 +259,7 @@
             <w:r>
               <w:rPr>
                 <w:rFonts w:ascii="宋体" w:hAnsi="宋体" w:eastAsia="宋体"/>
-                <w:sz w:val="19"/>
+                <w:sz w:val="21"/>
               </w:rPr>
               <w:t xml:space="preserve">课程</w:t>
             </w:r>
@@ -273,7 +275,7 @@
             <w:r>
               <w:rPr>
                 <w:rFonts w:ascii="宋体" w:hAnsi="宋体" w:eastAsia="宋体"/>
-                <w:sz w:val="19"/>
+                <w:sz w:val="21"/>
               </w:rPr>
               <w:t xml:space="preserve">中国科学技术大学软件学院《软件工程》</w:t>
             </w:r>
@@ -291,7 +293,7 @@
             <w:r>
               <w:rPr>
                 <w:rFonts w:ascii="宋体" w:hAnsi="宋体" w:eastAsia="宋体"/>
-                <w:sz w:val="19"/>
+                <w:sz w:val="21"/>
               </w:rPr>
               <w:t xml:space="preserve">指导老师</w:t>
             </w:r>
@@ -307,7 +309,7 @@
             <w:r>
               <w:rPr>
                 <w:rFonts w:ascii="宋体" w:hAnsi="宋体" w:eastAsia="宋体"/>
-                <w:sz w:val="19"/>
+                <w:sz w:val="21"/>
               </w:rPr>
               <w:t xml:space="preserve">zjf</w:t>
             </w:r>
@@ -325,7 +327,7 @@
             <w:r>
               <w:rPr>
                 <w:rFonts w:ascii="宋体" w:hAnsi="宋体" w:eastAsia="宋体"/>
-                <w:sz w:val="19"/>
+                <w:sz w:val="21"/>
               </w:rPr>
               <w:t xml:space="preserve">小组成员</w:t>
             </w:r>
@@ -341,7 +343,7 @@
             <w:r>
               <w:rPr>
                 <w:rFonts w:ascii="宋体" w:hAnsi="宋体" w:eastAsia="宋体"/>
-                <w:sz w:val="19"/>
+                <w:sz w:val="21"/>
               </w:rPr>
               <w:t xml:space="preserve">zyj、cyy、zdh、zy</w:t>
             </w:r>
@@ -359,7 +361,7 @@
             <w:r>
               <w:rPr>
                 <w:rFonts w:ascii="宋体" w:hAnsi="宋体" w:eastAsia="宋体"/>
-                <w:sz w:val="19"/>
+                <w:sz w:val="21"/>
               </w:rPr>
               <w:t xml:space="preserve">文档负责人</w:t>
             </w:r>
@@ -375,7 +377,7 @@
             <w:r>
               <w:rPr>
                 <w:rFonts w:ascii="宋体" w:hAnsi="宋体" w:eastAsia="宋体"/>
-                <w:sz w:val="19"/>
+                <w:sz w:val="21"/>
               </w:rPr>
               <w:t xml:space="preserve">zy</w:t>
             </w:r>
@@ -393,7 +395,7 @@
             <w:r>
               <w:rPr>
                 <w:rFonts w:ascii="宋体" w:hAnsi="宋体" w:eastAsia="宋体"/>
-                <w:sz w:val="19"/>
+                <w:sz w:val="21"/>
               </w:rPr>
               <w:t xml:space="preserve">参与编写</w:t>
             </w:r>
@@ -409,7 +411,7 @@
             <w:r>
               <w:rPr>
                 <w:rFonts w:ascii="宋体" w:hAnsi="宋体" w:eastAsia="宋体"/>
-                <w:sz w:val="19"/>
+                <w:sz w:val="21"/>
               </w:rPr>
               <w:t xml:space="preserve">zyj、cyy、zdh</w:t>
             </w:r>
@@ -427,7 +429,7 @@
             <w:r>
               <w:rPr>
                 <w:rFonts w:ascii="宋体" w:hAnsi="宋体" w:eastAsia="宋体"/>
-                <w:sz w:val="19"/>
+                <w:sz w:val="21"/>
               </w:rPr>
               <w:t xml:space="preserve">版本</w:t>
             </w:r>
@@ -443,7 +445,7 @@
             <w:r>
               <w:rPr>
                 <w:rFonts w:ascii="宋体" w:hAnsi="宋体" w:eastAsia="宋体"/>
-                <w:sz w:val="19"/>
+                <w:sz w:val="21"/>
               </w:rPr>
               <w:t xml:space="preserve">V3.0</w:t>
             </w:r>
@@ -461,7 +463,7 @@
             <w:r>
               <w:rPr>
                 <w:rFonts w:ascii="宋体" w:hAnsi="宋体" w:eastAsia="宋体"/>
-                <w:sz w:val="19"/>
+                <w:sz w:val="21"/>
               </w:rPr>
               <w:t xml:space="preserve">修订日期</w:t>
             </w:r>
@@ -477,7 +479,7 @@
             <w:r>
               <w:rPr>
                 <w:rFonts w:ascii="宋体" w:hAnsi="宋体" w:eastAsia="宋体"/>
-                <w:sz w:val="19"/>
+                <w:sz w:val="21"/>
               </w:rPr>
               <w:t xml:space="preserve">2026-06-14</w:t>
             </w:r>
@@ -495,7 +497,7 @@
             <w:r>
               <w:rPr>
                 <w:rFonts w:ascii="宋体" w:hAnsi="宋体" w:eastAsia="宋体"/>
-                <w:sz w:val="19"/>
+                <w:sz w:val="21"/>
               </w:rPr>
               <w:t xml:space="preserve">归档形式</w:t>
             </w:r>
@@ -511,7 +513,7 @@
             <w:r>
               <w:rPr>
                 <w:rFonts w:ascii="宋体" w:hAnsi="宋体" w:eastAsia="宋体"/>
-                <w:sz w:val="19"/>
+                <w:sz w:val="21"/>
               </w:rPr>
               <w:t xml:space="preserve">Markdown 源文件、PDF、DOCX</w:t>
             </w:r>
@@ -529,7 +531,7 @@
             <w:r>
               <w:rPr>
                 <w:rFonts w:ascii="宋体" w:hAnsi="宋体" w:eastAsia="宋体"/>
-                <w:sz w:val="19"/>
+                <w:sz w:val="21"/>
               </w:rPr>
               <w:t xml:space="preserve">内容基线</w:t>
             </w:r>
@@ -545,7 +547,7 @@
             <w:r>
               <w:rPr>
                 <w:rFonts w:ascii="宋体" w:hAnsi="宋体" w:eastAsia="宋体"/>
-                <w:sz w:val="19"/>
+                <w:sz w:val="21"/>
               </w:rPr>
               <w:t xml:space="preserve">答辩结构、每页要点、时间分配和备答重点</w:t>
             </w:r>
@@ -561,7 +563,7 @@
       </w:pPr>
       <w:r>
         <w:rPr>
-          <w:rFonts w:ascii="黑体" w:hAnsi="黑体" w:eastAsia="黑体"/>
+          <w:rFonts w:ascii="宋体" w:hAnsi="宋体" w:eastAsia="宋体"/>
         </w:rPr>
         <w:t xml:space="preserve">修订记录</w:t>
       </w:r>
@@ -572,19 +574,19 @@
         <w:tblW w:type="pct" w:w="0.0"/>
         <w:tblLook w:firstRow="1" w:lastRow="0" w:firstColumn="0" w:lastColumn="0" w:noHBand="0" w:noVBand="0" w:val="0020"/>
         <w:tblBorders>
-          <w:top w:val="single" w:sz="4" w:space="0" w:color="BFBFBF"/>
-          <w:left w:val="single" w:sz="4" w:space="0" w:color="BFBFBF"/>
-          <w:bottom w:val="single" w:sz="4" w:space="0" w:color="BFBFBF"/>
-          <w:right w:val="single" w:sz="4" w:space="0" w:color="BFBFBF"/>
-          <w:insideH w:val="single" w:sz="4" w:space="0" w:color="BFBFBF"/>
-          <w:insideV w:val="single" w:sz="4" w:space="0" w:color="BFBFBF"/>
+          <w:top w:val="single" w:sz="4" w:space="0" w:color="000000"/>
+          <w:left w:val="single" w:sz="4" w:space="0" w:color="000000"/>
+          <w:bottom w:val="single" w:sz="4" w:space="0" w:color="000000"/>
+          <w:right w:val="single" w:sz="4" w:space="0" w:color="000000"/>
+          <w:insideH w:val="single" w:sz="4" w:space="0" w:color="000000"/>
+          <w:insideV w:val="single" w:sz="4" w:space="0" w:color="000000"/>
         </w:tblBorders>
       </w:tblPr>
       <w:tblGrid/>
       <w:tr>
         <w:tc>
           <w:tcPr>
-            <w:shd w:fill="EAEAEA"/>
+            <w:shd w:fill="FFFFFF"/>
           </w:tcPr>
           <w:p>
             <w:pPr>
@@ -595,7 +597,8 @@
             <w:r>
               <w:rPr>
                 <w:rFonts w:ascii="宋体" w:hAnsi="宋体" w:eastAsia="宋体"/>
-                <w:sz w:val="19"/>
+                <w:b/>
+                <w:sz w:val="21"/>
               </w:rPr>
               <w:t xml:space="preserve">版本</w:t>
             </w:r>
@@ -603,7 +606,7 @@
         </w:tc>
         <w:tc>
           <w:tcPr>
-            <w:shd w:fill="EAEAEA"/>
+            <w:shd w:fill="FFFFFF"/>
           </w:tcPr>
           <w:p>
             <w:pPr>
@@ -614,7 +617,8 @@
             <w:r>
               <w:rPr>
                 <w:rFonts w:ascii="宋体" w:hAnsi="宋体" w:eastAsia="宋体"/>
-                <w:sz w:val="19"/>
+                <w:b/>
+                <w:sz w:val="21"/>
               </w:rPr>
               <w:t xml:space="preserve">日期</w:t>
             </w:r>
@@ -622,7 +626,7 @@
         </w:tc>
         <w:tc>
           <w:tcPr>
-            <w:shd w:fill="EAEAEA"/>
+            <w:shd w:fill="FFFFFF"/>
           </w:tcPr>
           <w:p>
             <w:pPr>
@@ -633,7 +637,8 @@
             <w:r>
               <w:rPr>
                 <w:rFonts w:ascii="宋体" w:hAnsi="宋体" w:eastAsia="宋体"/>
-                <w:sz w:val="19"/>
+                <w:b/>
+                <w:sz w:val="21"/>
               </w:rPr>
               <w:t xml:space="preserve">编写人</w:t>
             </w:r>
@@ -641,7 +646,7 @@
         </w:tc>
         <w:tc>
           <w:tcPr>
-            <w:shd w:fill="EAEAEA"/>
+            <w:shd w:fill="FFFFFF"/>
           </w:tcPr>
           <w:p>
             <w:pPr>
@@ -652,7 +657,8 @@
             <w:r>
               <w:rPr>
                 <w:rFonts w:ascii="宋体" w:hAnsi="宋体" w:eastAsia="宋体"/>
-                <w:sz w:val="19"/>
+                <w:b/>
+                <w:sz w:val="21"/>
               </w:rPr>
               <w:t xml:space="preserve">说明</w:t>
             </w:r>
@@ -670,7 +676,7 @@
             <w:r>
               <w:rPr>
                 <w:rFonts w:ascii="宋体" w:hAnsi="宋体" w:eastAsia="宋体"/>
-                <w:sz w:val="19"/>
+                <w:sz w:val="21"/>
               </w:rPr>
               <w:t xml:space="preserve">V1.0</w:t>
             </w:r>
@@ -686,7 +692,7 @@
             <w:r>
               <w:rPr>
                 <w:rFonts w:ascii="宋体" w:hAnsi="宋体" w:eastAsia="宋体"/>
-                <w:sz w:val="19"/>
+                <w:sz w:val="21"/>
               </w:rPr>
               <w:t xml:space="preserve">2025-11-10</w:t>
             </w:r>
@@ -702,7 +708,7 @@
             <w:r>
               <w:rPr>
                 <w:rFonts w:ascii="宋体" w:hAnsi="宋体" w:eastAsia="宋体"/>
-                <w:sz w:val="19"/>
+                <w:sz w:val="21"/>
               </w:rPr>
               <w:t xml:space="preserve">项目组</w:t>
             </w:r>
@@ -718,7 +724,7 @@
             <w:r>
               <w:rPr>
                 <w:rFonts w:ascii="宋体" w:hAnsi="宋体" w:eastAsia="宋体"/>
-                <w:sz w:val="19"/>
+                <w:sz w:val="21"/>
               </w:rPr>
               <w:t xml:space="preserve">完成初版课程文档</w:t>
             </w:r>
@@ -736,7 +742,7 @@
             <w:r>
               <w:rPr>
                 <w:rFonts w:ascii="宋体" w:hAnsi="宋体" w:eastAsia="宋体"/>
-                <w:sz w:val="19"/>
+                <w:sz w:val="21"/>
               </w:rPr>
               <w:t xml:space="preserve">V2.0</w:t>
             </w:r>
@@ -752,7 +758,7 @@
             <w:r>
               <w:rPr>
                 <w:rFonts w:ascii="宋体" w:hAnsi="宋体" w:eastAsia="宋体"/>
-                <w:sz w:val="19"/>
+                <w:sz w:val="21"/>
               </w:rPr>
               <w:t xml:space="preserve">2026-03-12</w:t>
             </w:r>
@@ -768,7 +774,7 @@
             <w:r>
               <w:rPr>
                 <w:rFonts w:ascii="宋体" w:hAnsi="宋体" w:eastAsia="宋体"/>
-                <w:sz w:val="19"/>
+                <w:sz w:val="21"/>
               </w:rPr>
               <w:t xml:space="preserve">项目组</w:t>
             </w:r>
@@ -784,7 +790,7 @@
             <w:r>
               <w:rPr>
                 <w:rFonts w:ascii="宋体" w:hAnsi="宋体" w:eastAsia="宋体"/>
-                <w:sz w:val="19"/>
+                <w:sz w:val="21"/>
               </w:rPr>
               <w:t xml:space="preserve">统一项目名称、技术基线和阶段交付内容</w:t>
             </w:r>
@@ -802,7 +808,7 @@
             <w:r>
               <w:rPr>
                 <w:rFonts w:ascii="宋体" w:hAnsi="宋体" w:eastAsia="宋体"/>
-                <w:sz w:val="19"/>
+                <w:sz w:val="21"/>
               </w:rPr>
               <w:t xml:space="preserve">V3.0</w:t>
             </w:r>
@@ -818,7 +824,7 @@
             <w:r>
               <w:rPr>
                 <w:rFonts w:ascii="宋体" w:hAnsi="宋体" w:eastAsia="宋体"/>
-                <w:sz w:val="19"/>
+                <w:sz w:val="21"/>
               </w:rPr>
               <w:t xml:space="preserve">2026-06-14</w:t>
             </w:r>
@@ -834,7 +840,7 @@
             <w:r>
               <w:rPr>
                 <w:rFonts w:ascii="宋体" w:hAnsi="宋体" w:eastAsia="宋体"/>
-                <w:sz w:val="19"/>
+                <w:sz w:val="21"/>
               </w:rPr>
               <w:t xml:space="preserve">项目组</w:t>
             </w:r>
@@ -850,7 +856,7 @@
             <w:r>
               <w:rPr>
                 <w:rFonts w:ascii="宋体" w:hAnsi="宋体" w:eastAsia="宋体"/>
-                <w:sz w:val="19"/>
+                <w:sz w:val="21"/>
               </w:rPr>
               <w:t xml:space="preserve">参考课程交付样例统一封面与归档格式，补充数据理解、技术难点、测试验收和 DOCX 交付信息</w:t>
             </w:r>
@@ -866,7 +872,7 @@
       </w:pPr>
       <w:r>
         <w:rPr>
-          <w:rFonts w:ascii="黑体" w:hAnsi="黑体" w:eastAsia="黑体"/>
+          <w:rFonts w:ascii="宋体" w:hAnsi="宋体" w:eastAsia="宋体"/>
         </w:rPr>
         <w:t xml:space="preserve">1. 标题页</w:t>
       </w:r>
@@ -878,6 +884,8 @@
           <w:numId w:val="1001"/>
         </w:numPr>
         <w:pStyle w:val="Compact"/>
+        <w:spacing w:line="276" w:lineRule="auto" w:after="0"/>
+        <w:ind w:firstLine="420"/>
       </w:pPr>
       <w:r>
         <w:rPr>
@@ -893,6 +901,8 @@
           <w:numId w:val="1001"/>
         </w:numPr>
         <w:pStyle w:val="Compact"/>
+        <w:spacing w:line="276" w:lineRule="auto" w:after="0"/>
+        <w:ind w:firstLine="420"/>
       </w:pPr>
       <w:r>
         <w:rPr>
@@ -908,6 +918,8 @@
           <w:numId w:val="1001"/>
         </w:numPr>
         <w:pStyle w:val="Compact"/>
+        <w:spacing w:line="276" w:lineRule="auto" w:after="0"/>
+        <w:ind w:firstLine="420"/>
       </w:pPr>
       <w:r>
         <w:rPr>
@@ -923,6 +935,8 @@
           <w:numId w:val="1001"/>
         </w:numPr>
         <w:pStyle w:val="Compact"/>
+        <w:spacing w:line="276" w:lineRule="auto" w:after="0"/>
+        <w:ind w:firstLine="420"/>
       </w:pPr>
       <w:r>
         <w:rPr>
@@ -938,6 +952,8 @@
           <w:numId w:val="1001"/>
         </w:numPr>
         <w:pStyle w:val="Compact"/>
+        <w:spacing w:line="276" w:lineRule="auto" w:after="0"/>
+        <w:ind w:firstLine="420"/>
       </w:pPr>
       <w:r>
         <w:rPr>
@@ -954,7 +970,7 @@
       </w:pPr>
       <w:r>
         <w:rPr>
-          <w:rFonts w:ascii="黑体" w:hAnsi="黑体" w:eastAsia="黑体"/>
+          <w:rFonts w:ascii="宋体" w:hAnsi="宋体" w:eastAsia="宋体"/>
         </w:rPr>
         <w:t xml:space="preserve">2. 项目目标与交付物</w:t>
       </w:r>
@@ -966,6 +982,8 @@
           <w:numId w:val="1002"/>
         </w:numPr>
         <w:pStyle w:val="Compact"/>
+        <w:spacing w:line="276" w:lineRule="auto" w:after="0"/>
+        <w:ind w:firstLine="420"/>
       </w:pPr>
       <w:r>
         <w:rPr>
@@ -981,6 +999,8 @@
           <w:numId w:val="1002"/>
         </w:numPr>
         <w:pStyle w:val="Compact"/>
+        <w:spacing w:line="276" w:lineRule="auto" w:after="0"/>
+        <w:ind w:firstLine="420"/>
       </w:pPr>
       <w:r>
         <w:rPr>
@@ -996,6 +1016,8 @@
           <w:numId w:val="1002"/>
         </w:numPr>
         <w:pStyle w:val="Compact"/>
+        <w:spacing w:line="276" w:lineRule="auto" w:after="0"/>
+        <w:ind w:firstLine="420"/>
       </w:pPr>
       <w:r>
         <w:rPr>
@@ -1012,7 +1034,7 @@
       </w:pPr>
       <w:r>
         <w:rPr>
-          <w:rFonts w:ascii="黑体" w:hAnsi="黑体" w:eastAsia="黑体"/>
+          <w:rFonts w:ascii="宋体" w:hAnsi="宋体" w:eastAsia="宋体"/>
         </w:rPr>
         <w:t xml:space="preserve">3. 任务定义：为什么做 RUL</w:t>
       </w:r>
@@ -1024,6 +1046,8 @@
           <w:numId w:val="1003"/>
         </w:numPr>
         <w:pStyle w:val="Compact"/>
+        <w:spacing w:line="276" w:lineRule="auto" w:after="0"/>
+        <w:ind w:firstLine="420"/>
       </w:pPr>
       <w:r>
         <w:rPr>
@@ -1039,6 +1063,8 @@
           <w:numId w:val="1003"/>
         </w:numPr>
         <w:pStyle w:val="Compact"/>
+        <w:spacing w:line="276" w:lineRule="auto" w:after="0"/>
+        <w:ind w:firstLine="420"/>
       </w:pPr>
       <w:r>
         <w:rPr>
@@ -1054,6 +1080,8 @@
           <w:numId w:val="1003"/>
         </w:numPr>
         <w:pStyle w:val="Compact"/>
+        <w:spacing w:line="276" w:lineRule="auto" w:after="0"/>
+        <w:ind w:firstLine="420"/>
       </w:pPr>
       <w:r>
         <w:rPr>
@@ -1070,7 +1098,7 @@
       </w:pPr>
       <w:r>
         <w:rPr>
-          <w:rFonts w:ascii="黑体" w:hAnsi="黑体" w:eastAsia="黑体"/>
+          <w:rFonts w:ascii="宋体" w:hAnsi="宋体" w:eastAsia="宋体"/>
         </w:rPr>
         <w:t xml:space="preserve">4. 数据来源与时间语义</w:t>
       </w:r>
@@ -1082,6 +1110,8 @@
           <w:numId w:val="1004"/>
         </w:numPr>
         <w:pStyle w:val="Compact"/>
+        <w:spacing w:line="276" w:lineRule="auto" w:after="0"/>
+        <w:ind w:firstLine="420"/>
       </w:pPr>
       <w:r>
         <w:rPr>
@@ -1097,6 +1127,8 @@
           <w:numId w:val="1004"/>
         </w:numPr>
         <w:pStyle w:val="Compact"/>
+        <w:spacing w:line="276" w:lineRule="auto" w:after="0"/>
+        <w:ind w:firstLine="420"/>
       </w:pPr>
       <w:r>
         <w:rPr>
@@ -1112,6 +1144,8 @@
           <w:numId w:val="1004"/>
         </w:numPr>
         <w:pStyle w:val="Compact"/>
+        <w:spacing w:line="276" w:lineRule="auto" w:after="0"/>
+        <w:ind w:firstLine="420"/>
       </w:pPr>
       <w:r>
         <w:rPr>
@@ -1127,6 +1161,8 @@
           <w:numId w:val="1004"/>
         </w:numPr>
         <w:pStyle w:val="Compact"/>
+        <w:spacing w:line="276" w:lineRule="auto" w:after="0"/>
+        <w:ind w:firstLine="420"/>
       </w:pPr>
       <w:r>
         <w:rPr>
@@ -1143,7 +1179,7 @@
       </w:pPr>
       <w:r>
         <w:rPr>
-          <w:rFonts w:ascii="黑体" w:hAnsi="黑体" w:eastAsia="黑体"/>
+          <w:rFonts w:ascii="宋体" w:hAnsi="宋体" w:eastAsia="宋体"/>
         </w:rPr>
         <w:t xml:space="preserve">5. XJTU-SY 数据特点与曲线分析</w:t>
       </w:r>
@@ -1155,6 +1191,8 @@
           <w:numId w:val="1005"/>
         </w:numPr>
         <w:pStyle w:val="Compact"/>
+        <w:spacing w:line="276" w:lineRule="auto" w:after="0"/>
+        <w:ind w:firstLine="420"/>
       </w:pPr>
       <w:r>
         <w:rPr>
@@ -1170,6 +1208,8 @@
           <w:numId w:val="1005"/>
         </w:numPr>
         <w:pStyle w:val="Compact"/>
+        <w:spacing w:line="276" w:lineRule="auto" w:after="0"/>
+        <w:ind w:firstLine="420"/>
       </w:pPr>
       <w:r>
         <w:rPr>
@@ -1185,6 +1225,8 @@
           <w:numId w:val="1005"/>
         </w:numPr>
         <w:pStyle w:val="Compact"/>
+        <w:spacing w:line="276" w:lineRule="auto" w:after="0"/>
+        <w:ind w:firstLine="420"/>
       </w:pPr>
       <w:r>
         <w:rPr>
@@ -1200,6 +1242,8 @@
           <w:numId w:val="1005"/>
         </w:numPr>
         <w:pStyle w:val="Compact"/>
+        <w:spacing w:line="276" w:lineRule="auto" w:after="0"/>
+        <w:ind w:firstLine="420"/>
       </w:pPr>
       <w:r>
         <w:rPr>
@@ -1215,6 +1259,8 @@
           <w:numId w:val="1005"/>
         </w:numPr>
         <w:pStyle w:val="Compact"/>
+        <w:spacing w:line="276" w:lineRule="auto" w:after="0"/>
+        <w:ind w:firstLine="420"/>
       </w:pPr>
       <w:r>
         <w:rPr>
@@ -1231,7 +1277,7 @@
       </w:pPr>
       <w:r>
         <w:rPr>
-          <w:rFonts w:ascii="黑体" w:hAnsi="黑体" w:eastAsia="黑体"/>
+          <w:rFonts w:ascii="宋体" w:hAnsi="宋体" w:eastAsia="宋体"/>
         </w:rPr>
         <w:t xml:space="preserve">6. PHM2012 数据特点与差异</w:t>
       </w:r>
@@ -1243,6 +1289,8 @@
           <w:numId w:val="1006"/>
         </w:numPr>
         <w:pStyle w:val="Compact"/>
+        <w:spacing w:line="276" w:lineRule="auto" w:after="0"/>
+        <w:ind w:firstLine="420"/>
       </w:pPr>
       <w:r>
         <w:rPr>
@@ -1258,6 +1306,8 @@
           <w:numId w:val="1006"/>
         </w:numPr>
         <w:pStyle w:val="Compact"/>
+        <w:spacing w:line="276" w:lineRule="auto" w:after="0"/>
+        <w:ind w:firstLine="420"/>
       </w:pPr>
       <w:r>
         <w:rPr>
@@ -1273,6 +1323,8 @@
           <w:numId w:val="1006"/>
         </w:numPr>
         <w:pStyle w:val="Compact"/>
+        <w:spacing w:line="276" w:lineRule="auto" w:after="0"/>
+        <w:ind w:firstLine="420"/>
       </w:pPr>
       <w:r>
         <w:rPr>
@@ -1288,6 +1340,8 @@
           <w:numId w:val="1006"/>
         </w:numPr>
         <w:pStyle w:val="Compact"/>
+        <w:spacing w:line="276" w:lineRule="auto" w:after="0"/>
+        <w:ind w:firstLine="420"/>
       </w:pPr>
       <w:r>
         <w:rPr>
@@ -1303,6 +1357,8 @@
           <w:numId w:val="1006"/>
         </w:numPr>
         <w:pStyle w:val="Compact"/>
+        <w:spacing w:line="276" w:lineRule="auto" w:after="0"/>
+        <w:ind w:firstLine="420"/>
       </w:pPr>
       <w:r>
         <w:rPr>
@@ -1319,7 +1375,7 @@
       </w:pPr>
       <w:r>
         <w:rPr>
-          <w:rFonts w:ascii="黑体" w:hAnsi="黑体" w:eastAsia="黑体"/>
+          <w:rFonts w:ascii="宋体" w:hAnsi="宋体" w:eastAsia="宋体"/>
         </w:rPr>
         <w:t xml:space="preserve">7. 特征工程与 RUL 标签构造</w:t>
       </w:r>
@@ -1331,6 +1387,8 @@
           <w:numId w:val="1007"/>
         </w:numPr>
         <w:pStyle w:val="Compact"/>
+        <w:spacing w:line="276" w:lineRule="auto" w:after="0"/>
+        <w:ind w:firstLine="420"/>
       </w:pPr>
       <w:r>
         <w:rPr>
@@ -1346,6 +1404,8 @@
           <w:numId w:val="1007"/>
         </w:numPr>
         <w:pStyle w:val="Compact"/>
+        <w:spacing w:line="276" w:lineRule="auto" w:after="0"/>
+        <w:ind w:firstLine="420"/>
       </w:pPr>
       <w:r>
         <w:rPr>
@@ -1361,6 +1421,8 @@
           <w:numId w:val="1007"/>
         </w:numPr>
         <w:pStyle w:val="Compact"/>
+        <w:spacing w:line="276" w:lineRule="auto" w:after="0"/>
+        <w:ind w:firstLine="420"/>
       </w:pPr>
       <w:r>
         <w:rPr>
@@ -1376,6 +1438,8 @@
           <w:numId w:val="1007"/>
         </w:numPr>
         <w:pStyle w:val="Compact"/>
+        <w:spacing w:line="276" w:lineRule="auto" w:after="0"/>
+        <w:ind w:firstLine="420"/>
       </w:pPr>
       <w:r>
         <w:rPr>
@@ -1391,6 +1455,8 @@
           <w:numId w:val="1007"/>
         </w:numPr>
         <w:pStyle w:val="Compact"/>
+        <w:spacing w:line="276" w:lineRule="auto" w:after="0"/>
+        <w:ind w:firstLine="420"/>
       </w:pPr>
       <w:r>
         <w:rPr>
@@ -1406,6 +1472,8 @@
           <w:numId w:val="1007"/>
         </w:numPr>
         <w:pStyle w:val="Compact"/>
+        <w:spacing w:line="276" w:lineRule="auto" w:after="0"/>
+        <w:ind w:firstLine="420"/>
       </w:pPr>
       <w:r>
         <w:rPr>
@@ -1446,6 +1514,8 @@
           <w:numId w:val="1007"/>
         </w:numPr>
         <w:pStyle w:val="Compact"/>
+        <w:spacing w:line="276" w:lineRule="auto" w:after="0"/>
+        <w:ind w:firstLine="420"/>
       </w:pPr>
       <w:r>
         <w:rPr>
@@ -1505,6 +1575,8 @@
           <w:numId w:val="1007"/>
         </w:numPr>
         <w:pStyle w:val="Compact"/>
+        <w:spacing w:line="276" w:lineRule="auto" w:after="0"/>
+        <w:ind w:firstLine="420"/>
       </w:pPr>
       <w:r>
         <w:rPr>
@@ -1546,7 +1618,7 @@
       </w:pPr>
       <w:r>
         <w:rPr>
-          <w:rFonts w:ascii="黑体" w:hAnsi="黑体" w:eastAsia="黑体"/>
+          <w:rFonts w:ascii="宋体" w:hAnsi="宋体" w:eastAsia="宋体"/>
         </w:rPr>
         <w:t xml:space="preserve">8. 系统总体架构</w:t>
       </w:r>
@@ -1558,6 +1630,8 @@
           <w:numId w:val="1008"/>
         </w:numPr>
         <w:pStyle w:val="Compact"/>
+        <w:spacing w:line="276" w:lineRule="auto" w:after="0"/>
+        <w:ind w:firstLine="420"/>
       </w:pPr>
       <w:r>
         <w:rPr>
@@ -1573,6 +1647,8 @@
           <w:numId w:val="1008"/>
         </w:numPr>
         <w:pStyle w:val="Compact"/>
+        <w:spacing w:line="276" w:lineRule="auto" w:after="0"/>
+        <w:ind w:firstLine="420"/>
       </w:pPr>
       <w:r>
         <w:rPr>
@@ -1588,6 +1664,8 @@
           <w:numId w:val="1008"/>
         </w:numPr>
         <w:pStyle w:val="Compact"/>
+        <w:spacing w:line="276" w:lineRule="auto" w:after="0"/>
+        <w:ind w:firstLine="420"/>
       </w:pPr>
       <w:r>
         <w:rPr>
@@ -1603,6 +1681,8 @@
           <w:numId w:val="1008"/>
         </w:numPr>
         <w:pStyle w:val="Compact"/>
+        <w:spacing w:line="276" w:lineRule="auto" w:after="0"/>
+        <w:ind w:firstLine="420"/>
       </w:pPr>
       <w:r>
         <w:rPr>
@@ -1618,6 +1698,8 @@
           <w:numId w:val="1008"/>
         </w:numPr>
         <w:pStyle w:val="Compact"/>
+        <w:spacing w:line="276" w:lineRule="auto" w:after="0"/>
+        <w:ind w:firstLine="420"/>
       </w:pPr>
       <w:r>
         <w:rPr>
@@ -1633,6 +1715,8 @@
           <w:numId w:val="1008"/>
         </w:numPr>
         <w:pStyle w:val="Compact"/>
+        <w:spacing w:line="276" w:lineRule="auto" w:after="0"/>
+        <w:ind w:firstLine="420"/>
       </w:pPr>
       <w:r>
         <w:rPr>
@@ -1674,7 +1758,7 @@
       </w:pPr>
       <w:r>
         <w:rPr>
-          <w:rFonts w:ascii="黑体" w:hAnsi="黑体" w:eastAsia="黑体"/>
+          <w:rFonts w:ascii="宋体" w:hAnsi="宋体" w:eastAsia="宋体"/>
         </w:rPr>
         <w:t xml:space="preserve">9. 难点一：异构数据集统一</w:t>
       </w:r>
@@ -1686,6 +1770,8 @@
           <w:numId w:val="1009"/>
         </w:numPr>
         <w:pStyle w:val="Compact"/>
+        <w:spacing w:line="276" w:lineRule="auto" w:after="0"/>
+        <w:ind w:firstLine="420"/>
       </w:pPr>
       <w:r>
         <w:rPr>
@@ -1701,6 +1787,8 @@
           <w:numId w:val="1009"/>
         </w:numPr>
         <w:pStyle w:val="Compact"/>
+        <w:spacing w:line="276" w:lineRule="auto" w:after="0"/>
+        <w:ind w:firstLine="420"/>
       </w:pPr>
       <w:r>
         <w:rPr>
@@ -1716,6 +1804,8 @@
           <w:numId w:val="1009"/>
         </w:numPr>
         <w:pStyle w:val="Compact"/>
+        <w:spacing w:line="276" w:lineRule="auto" w:after="0"/>
+        <w:ind w:firstLine="420"/>
       </w:pPr>
       <w:r>
         <w:rPr>
@@ -1751,7 +1841,7 @@
       </w:pPr>
       <w:r>
         <w:rPr>
-          <w:rFonts w:ascii="黑体" w:hAnsi="黑体" w:eastAsia="黑体"/>
+          <w:rFonts w:ascii="宋体" w:hAnsi="宋体" w:eastAsia="宋体"/>
         </w:rPr>
         <w:t xml:space="preserve">10. 难点二：信号到序列特征</w:t>
       </w:r>
@@ -1763,6 +1853,8 @@
           <w:numId w:val="1010"/>
         </w:numPr>
         <w:pStyle w:val="Compact"/>
+        <w:spacing w:line="276" w:lineRule="auto" w:after="0"/>
+        <w:ind w:firstLine="420"/>
       </w:pPr>
       <w:r>
         <w:rPr>
@@ -1778,6 +1870,8 @@
           <w:numId w:val="1010"/>
         </w:numPr>
         <w:pStyle w:val="Compact"/>
+        <w:spacing w:line="276" w:lineRule="auto" w:after="0"/>
+        <w:ind w:firstLine="420"/>
       </w:pPr>
       <w:r>
         <w:rPr>
@@ -1793,6 +1887,8 @@
           <w:numId w:val="1010"/>
         </w:numPr>
         <w:pStyle w:val="Compact"/>
+        <w:spacing w:line="276" w:lineRule="auto" w:after="0"/>
+        <w:ind w:firstLine="420"/>
       </w:pPr>
       <w:r>
         <w:rPr>
@@ -1809,7 +1905,7 @@
       </w:pPr>
       <w:r>
         <w:rPr>
-          <w:rFonts w:ascii="黑体" w:hAnsi="黑体" w:eastAsia="黑体"/>
+          <w:rFonts w:ascii="宋体" w:hAnsi="宋体" w:eastAsia="宋体"/>
         </w:rPr>
         <w:t xml:space="preserve">11. RUL 模型与复现实验设计</w:t>
       </w:r>
@@ -1821,6 +1917,8 @@
           <w:numId w:val="1011"/>
         </w:numPr>
         <w:pStyle w:val="Compact"/>
+        <w:spacing w:line="276" w:lineRule="auto" w:after="0"/>
+        <w:ind w:firstLine="420"/>
       </w:pPr>
       <w:r>
         <w:rPr>
@@ -1836,6 +1934,8 @@
           <w:numId w:val="1011"/>
         </w:numPr>
         <w:pStyle w:val="Compact"/>
+        <w:spacing w:line="276" w:lineRule="auto" w:after="0"/>
+        <w:ind w:firstLine="420"/>
       </w:pPr>
       <w:r>
         <w:rPr>
@@ -1851,6 +1951,8 @@
           <w:numId w:val="1011"/>
         </w:numPr>
         <w:pStyle w:val="Compact"/>
+        <w:spacing w:line="276" w:lineRule="auto" w:after="0"/>
+        <w:ind w:firstLine="420"/>
       </w:pPr>
       <w:r>
         <w:rPr>
@@ -1866,6 +1968,8 @@
           <w:numId w:val="1011"/>
         </w:numPr>
         <w:pStyle w:val="Compact"/>
+        <w:spacing w:line="276" w:lineRule="auto" w:after="0"/>
+        <w:ind w:firstLine="420"/>
       </w:pPr>
       <w:r>
         <w:rPr>
@@ -1882,7 +1986,7 @@
       </w:pPr>
       <w:r>
         <w:rPr>
-          <w:rFonts w:ascii="黑体" w:hAnsi="黑体" w:eastAsia="黑体"/>
+          <w:rFonts w:ascii="宋体" w:hAnsi="宋体" w:eastAsia="宋体"/>
         </w:rPr>
         <w:t xml:space="preserve">12. 评价指标与实验结果解释</w:t>
       </w:r>
@@ -1894,6 +1998,8 @@
           <w:numId w:val="1012"/>
         </w:numPr>
         <w:pStyle w:val="Compact"/>
+        <w:spacing w:line="276" w:lineRule="auto" w:after="0"/>
+        <w:ind w:firstLine="420"/>
       </w:pPr>
       <w:r>
         <w:rPr>
@@ -1909,6 +2015,8 @@
           <w:numId w:val="1012"/>
         </w:numPr>
         <w:pStyle w:val="Compact"/>
+        <w:spacing w:line="276" w:lineRule="auto" w:after="0"/>
+        <w:ind w:firstLine="420"/>
       </w:pPr>
       <w:r>
         <w:rPr>
@@ -1924,6 +2032,8 @@
           <w:numId w:val="1012"/>
         </w:numPr>
         <w:pStyle w:val="Compact"/>
+        <w:spacing w:line="276" w:lineRule="auto" w:after="0"/>
+        <w:ind w:firstLine="420"/>
       </w:pPr>
       <w:r>
         <w:rPr>
@@ -1939,6 +2049,8 @@
           <w:numId w:val="1012"/>
         </w:numPr>
         <w:pStyle w:val="Compact"/>
+        <w:spacing w:line="276" w:lineRule="auto" w:after="0"/>
+        <w:ind w:firstLine="420"/>
       </w:pPr>
       <w:r>
         <w:rPr>
@@ -1955,7 +2067,7 @@
       </w:pPr>
       <w:r>
         <w:rPr>
-          <w:rFonts w:ascii="黑体" w:hAnsi="黑体" w:eastAsia="黑体"/>
+          <w:rFonts w:ascii="宋体" w:hAnsi="宋体" w:eastAsia="宋体"/>
         </w:rPr>
         <w:t xml:space="preserve">13. 测试方案与验收证据</w:t>
       </w:r>
@@ -1967,6 +2079,8 @@
           <w:numId w:val="1013"/>
         </w:numPr>
         <w:pStyle w:val="Compact"/>
+        <w:spacing w:line="276" w:lineRule="auto" w:after="0"/>
+        <w:ind w:firstLine="420"/>
       </w:pPr>
       <w:r>
         <w:rPr>
@@ -1982,6 +2096,8 @@
           <w:numId w:val="1013"/>
         </w:numPr>
         <w:pStyle w:val="Compact"/>
+        <w:spacing w:line="276" w:lineRule="auto" w:after="0"/>
+        <w:ind w:firstLine="420"/>
       </w:pPr>
       <w:r>
         <w:rPr>
@@ -1997,6 +2113,8 @@
           <w:numId w:val="1013"/>
         </w:numPr>
         <w:pStyle w:val="Compact"/>
+        <w:spacing w:line="276" w:lineRule="auto" w:after="0"/>
+        <w:ind w:firstLine="420"/>
       </w:pPr>
       <w:r>
         <w:rPr>
@@ -2037,6 +2155,8 @@
           <w:numId w:val="1013"/>
         </w:numPr>
         <w:pStyle w:val="Compact"/>
+        <w:spacing w:line="276" w:lineRule="auto" w:after="0"/>
+        <w:ind w:firstLine="420"/>
       </w:pPr>
       <w:r>
         <w:rPr>
@@ -2104,6 +2224,8 @@
           <w:numId w:val="1013"/>
         </w:numPr>
         <w:pStyle w:val="Compact"/>
+        <w:spacing w:line="276" w:lineRule="auto" w:after="0"/>
+        <w:ind w:firstLine="420"/>
       </w:pPr>
       <w:r>
         <w:rPr>
@@ -2119,7 +2241,7 @@
       </w:pPr>
       <w:r>
         <w:rPr>
-          <w:rFonts w:ascii="黑体" w:hAnsi="黑体" w:eastAsia="黑体"/>
+          <w:rFonts w:ascii="宋体" w:hAnsi="宋体" w:eastAsia="宋体"/>
         </w:rPr>
         <w:t xml:space="preserve">13.1 汇报时间与语气控制</w:t>
       </w:r>
@@ -2130,19 +2252,19 @@
         <w:tblW w:type="pct" w:w="0.0"/>
         <w:tblLook w:firstRow="1" w:lastRow="0" w:firstColumn="0" w:lastColumn="0" w:noHBand="0" w:noVBand="0" w:val="0020"/>
         <w:tblBorders>
-          <w:top w:val="single" w:sz="4" w:space="0" w:color="BFBFBF"/>
-          <w:left w:val="single" w:sz="4" w:space="0" w:color="BFBFBF"/>
-          <w:bottom w:val="single" w:sz="4" w:space="0" w:color="BFBFBF"/>
-          <w:right w:val="single" w:sz="4" w:space="0" w:color="BFBFBF"/>
-          <w:insideH w:val="single" w:sz="4" w:space="0" w:color="BFBFBF"/>
-          <w:insideV w:val="single" w:sz="4" w:space="0" w:color="BFBFBF"/>
+          <w:top w:val="single" w:sz="4" w:space="0" w:color="000000"/>
+          <w:left w:val="single" w:sz="4" w:space="0" w:color="000000"/>
+          <w:bottom w:val="single" w:sz="4" w:space="0" w:color="000000"/>
+          <w:right w:val="single" w:sz="4" w:space="0" w:color="000000"/>
+          <w:insideH w:val="single" w:sz="4" w:space="0" w:color="000000"/>
+          <w:insideV w:val="single" w:sz="4" w:space="0" w:color="000000"/>
         </w:tblBorders>
       </w:tblPr>
       <w:tblGrid/>
       <w:tr>
         <w:tc>
           <w:tcPr>
-            <w:shd w:fill="EAEAEA"/>
+            <w:shd w:fill="FFFFFF"/>
           </w:tcPr>
           <w:p>
             <w:pPr>
@@ -2153,7 +2275,8 @@
             <w:r>
               <w:rPr>
                 <w:rFonts w:ascii="宋体" w:hAnsi="宋体" w:eastAsia="宋体"/>
-                <w:sz w:val="19"/>
+                <w:b/>
+                <w:sz w:val="21"/>
               </w:rPr>
               <w:t xml:space="preserve">部分</w:t>
             </w:r>
@@ -2161,7 +2284,7 @@
         </w:tc>
         <w:tc>
           <w:tcPr>
-            <w:shd w:fill="EAEAEA"/>
+            <w:shd w:fill="FFFFFF"/>
           </w:tcPr>
           <w:p>
             <w:pPr>
@@ -2172,7 +2295,8 @@
             <w:r>
               <w:rPr>
                 <w:rFonts w:ascii="宋体" w:hAnsi="宋体" w:eastAsia="宋体"/>
-                <w:sz w:val="19"/>
+                <w:b/>
+                <w:sz w:val="21"/>
               </w:rPr>
               <w:t xml:space="preserve">建议时间</w:t>
             </w:r>
@@ -2180,7 +2304,7 @@
         </w:tc>
         <w:tc>
           <w:tcPr>
-            <w:shd w:fill="EAEAEA"/>
+            <w:shd w:fill="FFFFFF"/>
           </w:tcPr>
           <w:p>
             <w:pPr>
@@ -2191,7 +2315,8 @@
             <w:r>
               <w:rPr>
                 <w:rFonts w:ascii="宋体" w:hAnsi="宋体" w:eastAsia="宋体"/>
-                <w:sz w:val="19"/>
+                <w:b/>
+                <w:sz w:val="21"/>
               </w:rPr>
               <w:t xml:space="preserve">语气要求</w:t>
             </w:r>
@@ -2209,7 +2334,7 @@
             <w:r>
               <w:rPr>
                 <w:rFonts w:ascii="宋体" w:hAnsi="宋体" w:eastAsia="宋体"/>
-                <w:sz w:val="19"/>
+                <w:sz w:val="21"/>
               </w:rPr>
               <w:t xml:space="preserve">项目目标与数据</w:t>
             </w:r>
@@ -2225,7 +2350,7 @@
             <w:r>
               <w:rPr>
                 <w:rFonts w:ascii="宋体" w:hAnsi="宋体" w:eastAsia="宋体"/>
-                <w:sz w:val="19"/>
+                <w:sz w:val="21"/>
               </w:rPr>
               <w:t xml:space="preserve">2 分钟</w:t>
             </w:r>
@@ -2241,7 +2366,7 @@
             <w:r>
               <w:rPr>
                 <w:rFonts w:ascii="宋体" w:hAnsi="宋体" w:eastAsia="宋体"/>
-                <w:sz w:val="19"/>
+                <w:sz w:val="21"/>
               </w:rPr>
               <w:t xml:space="preserve">先讲清楚为什么做 RUL，再讲两个数据集的差异</w:t>
             </w:r>
@@ -2259,7 +2384,7 @@
             <w:r>
               <w:rPr>
                 <w:rFonts w:ascii="宋体" w:hAnsi="宋体" w:eastAsia="宋体"/>
-                <w:sz w:val="19"/>
+                <w:sz w:val="21"/>
               </w:rPr>
               <w:t xml:space="preserve">特征与系统架构</w:t>
             </w:r>
@@ -2275,7 +2400,7 @@
             <w:r>
               <w:rPr>
                 <w:rFonts w:ascii="宋体" w:hAnsi="宋体" w:eastAsia="宋体"/>
-                <w:sz w:val="19"/>
+                <w:sz w:val="21"/>
               </w:rPr>
               <w:t xml:space="preserve">2 分钟</w:t>
             </w:r>
@@ -2291,7 +2416,7 @@
             <w:r>
               <w:rPr>
                 <w:rFonts w:ascii="宋体" w:hAnsi="宋体" w:eastAsia="宋体"/>
-                <w:sz w:val="19"/>
+                <w:sz w:val="21"/>
               </w:rPr>
               <w:t xml:space="preserve">用数据流说明模块，不把架构讲成抽象口号</w:t>
             </w:r>
@@ -2309,7 +2434,7 @@
             <w:r>
               <w:rPr>
                 <w:rFonts w:ascii="宋体" w:hAnsi="宋体" w:eastAsia="宋体"/>
-                <w:sz w:val="19"/>
+                <w:sz w:val="21"/>
               </w:rPr>
               <w:t xml:space="preserve">难点与解决方案</w:t>
             </w:r>
@@ -2325,7 +2450,7 @@
             <w:r>
               <w:rPr>
                 <w:rFonts w:ascii="宋体" w:hAnsi="宋体" w:eastAsia="宋体"/>
-                <w:sz w:val="19"/>
+                <w:sz w:val="21"/>
               </w:rPr>
               <w:t xml:space="preserve">2 分钟</w:t>
             </w:r>
@@ -2341,7 +2466,7 @@
             <w:r>
               <w:rPr>
                 <w:rFonts w:ascii="宋体" w:hAnsi="宋体" w:eastAsia="宋体"/>
-                <w:sz w:val="19"/>
+                <w:sz w:val="21"/>
               </w:rPr>
               <w:t xml:space="preserve">每个难点都说明原因、原理和对应实现</w:t>
             </w:r>
@@ -2359,7 +2484,7 @@
             <w:r>
               <w:rPr>
                 <w:rFonts w:ascii="宋体" w:hAnsi="宋体" w:eastAsia="宋体"/>
-                <w:sz w:val="19"/>
+                <w:sz w:val="21"/>
               </w:rPr>
               <w:t xml:space="preserve">论文复现与测试</w:t>
             </w:r>
@@ -2375,7 +2500,7 @@
             <w:r>
               <w:rPr>
                 <w:rFonts w:ascii="宋体" w:hAnsi="宋体" w:eastAsia="宋体"/>
-                <w:sz w:val="19"/>
+                <w:sz w:val="21"/>
               </w:rPr>
               <w:t xml:space="preserve">2 分钟</w:t>
             </w:r>
@@ -2391,7 +2516,7 @@
             <w:r>
               <w:rPr>
                 <w:rFonts w:ascii="宋体" w:hAnsi="宋体" w:eastAsia="宋体"/>
-                <w:sz w:val="19"/>
+                <w:sz w:val="21"/>
               </w:rPr>
               <w:t xml:space="preserve">强调真实训练和指标输出，同时说明复现边界</w:t>
             </w:r>
@@ -2409,7 +2534,7 @@
             <w:r>
               <w:rPr>
                 <w:rFonts w:ascii="宋体" w:hAnsi="宋体" w:eastAsia="宋体"/>
-                <w:sz w:val="19"/>
+                <w:sz w:val="21"/>
               </w:rPr>
               <w:t xml:space="preserve">总结与分工</w:t>
             </w:r>
@@ -2425,7 +2550,7 @@
             <w:r>
               <w:rPr>
                 <w:rFonts w:ascii="宋体" w:hAnsi="宋体" w:eastAsia="宋体"/>
-                <w:sz w:val="19"/>
+                <w:sz w:val="21"/>
               </w:rPr>
               <w:t xml:space="preserve">1 分钟</w:t>
             </w:r>
@@ -2441,7 +2566,7 @@
             <w:r>
               <w:rPr>
                 <w:rFonts w:ascii="宋体" w:hAnsi="宋体" w:eastAsia="宋体"/>
-                <w:sz w:val="19"/>
+                <w:sz w:val="21"/>
               </w:rPr>
               <w:t xml:space="preserve">客观说明贡献、不足和后续改进</w:t>
             </w:r>
@@ -2458,7 +2583,7 @@
       </w:pPr>
       <w:r>
         <w:rPr>
-          <w:rFonts w:ascii="黑体" w:hAnsi="黑体" w:eastAsia="黑体"/>
+          <w:rFonts w:ascii="宋体" w:hAnsi="宋体" w:eastAsia="宋体"/>
         </w:rPr>
         <w:t xml:space="preserve">14. 成员分工、不足与总结</w:t>
       </w:r>
@@ -2470,6 +2595,8 @@
           <w:numId w:val="1014"/>
         </w:numPr>
         <w:pStyle w:val="Compact"/>
+        <w:spacing w:line="276" w:lineRule="auto" w:after="0"/>
+        <w:ind w:firstLine="420"/>
       </w:pPr>
       <w:r>
         <w:rPr>
@@ -2485,6 +2612,8 @@
           <w:numId w:val="1014"/>
         </w:numPr>
         <w:pStyle w:val="Compact"/>
+        <w:spacing w:line="276" w:lineRule="auto" w:after="0"/>
+        <w:ind w:firstLine="420"/>
       </w:pPr>
       <w:r>
         <w:rPr>
@@ -2500,6 +2629,8 @@
           <w:numId w:val="1014"/>
         </w:numPr>
         <w:pStyle w:val="Compact"/>
+        <w:spacing w:line="276" w:lineRule="auto" w:after="0"/>
+        <w:ind w:firstLine="420"/>
       </w:pPr>
       <w:r>
         <w:rPr>
@@ -2515,6 +2646,8 @@
           <w:numId w:val="1014"/>
         </w:numPr>
         <w:pStyle w:val="Compact"/>
+        <w:spacing w:line="276" w:lineRule="auto" w:after="0"/>
+        <w:ind w:firstLine="420"/>
       </w:pPr>
       <w:r>
         <w:rPr>
@@ -2530,6 +2663,8 @@
           <w:numId w:val="1014"/>
         </w:numPr>
         <w:pStyle w:val="Compact"/>
+        <w:spacing w:line="276" w:lineRule="auto" w:after="0"/>
+        <w:ind w:firstLine="420"/>
       </w:pPr>
       <w:r>
         <w:rPr>
@@ -2545,6 +2680,8 @@
           <w:numId w:val="1014"/>
         </w:numPr>
         <w:pStyle w:val="Compact"/>
+        <w:spacing w:line="276" w:lineRule="auto" w:after="0"/>
+        <w:ind w:firstLine="420"/>
       </w:pPr>
       <w:r>
         <w:rPr>
@@ -2556,7 +2693,7 @@
     <w:bookmarkEnd w:id="36"/>
     <w:bookmarkEnd w:id="37"/>
     <w:sectPr>
-      <w:pgMar w:top="1361" w:bottom="1247" w:left="1417" w:right="1417"/>
+      <w:pgMar w:top="1440" w:bottom="1440" w:left="1797" w:right="1797"/>
     </w:sectPr>
   </w:body>
 </w:document>
@@ -2821,12 +2958,20 @@
       <w:spacing w:after="180" w:before="180"/>
     </w:pPr>
     <w:qFormat/>
+    <w:rPr>
+      <w:rFonts w:ascii="宋体" w:hAnsi="宋体" w:eastAsia="宋体"/>
+      <w:sz w:val="21"/>
+    </w:rPr>
   </w:style>
   <w:style w:customStyle="1" w:styleId="FirstParagraph" w:type="paragraph">
     <w:name w:val="First Paragraph"/>
     <w:basedOn w:val="BodyText"/>
     <w:next w:val="BodyText"/>
     <w:qFormat/>
+    <w:rPr>
+      <w:rFonts w:ascii="宋体" w:hAnsi="宋体" w:eastAsia="宋体"/>
+      <w:sz w:val="21"/>
+    </w:rPr>
   </w:style>
   <w:style w:customStyle="1" w:styleId="Compact" w:type="paragraph">
     <w:name w:val="Compact"/>
@@ -2835,6 +2980,10 @@
     <w:pPr>
       <w:spacing w:after="36" w:before="36"/>
     </w:pPr>
+    <w:rPr>
+      <w:rFonts w:ascii="宋体" w:hAnsi="宋体" w:eastAsia="宋体"/>
+      <w:sz w:val="21"/>
+    </w:rPr>
   </w:style>
   <w:style w:styleId="Title" w:type="paragraph">
     <w:name w:val="Title"/>
@@ -2852,7 +3001,7 @@
       <w:b/>
       <w:bCs/>
       <w:color w:themeColor="accent1" w:themeShade="B5" w:val="345A8A"/>
-      <w:sz w:val="40"/>
+      <w:sz w:val="36"/>
       <w:szCs w:val="36"/>
     </w:rPr>
   </w:style>
@@ -2928,11 +3077,11 @@
       <w:outlineLvl w:val="0"/>
     </w:pPr>
     <w:rPr>
-      <w:rFonts w:asciiTheme="majorHAnsi" w:cstheme="majorBidi" w:eastAsiaTheme="majorEastAsia" w:hAnsiTheme="majorHAnsi"/>
+      <w:rFonts w:asciiTheme="majorHAnsi" w:cstheme="majorBidi" w:eastAsiaTheme="majorEastAsia" w:hAnsiTheme="majorHAnsi" w:ascii="宋体" w:hAnsi="宋体" w:eastAsia="宋体"/>
       <w:b/>
       <w:bCs/>
       <w:color w:themeColor="accent1" w:val="4F81BD"/>
-      <w:sz w:val="32"/>
+      <w:sz w:val="48"/>
       <w:szCs w:val="32"/>
     </w:rPr>
   </w:style>
@@ -2950,11 +3099,11 @@
       <w:outlineLvl w:val="1"/>
     </w:pPr>
     <w:rPr>
-      <w:rFonts w:asciiTheme="majorHAnsi" w:cstheme="majorBidi" w:eastAsiaTheme="majorEastAsia" w:hAnsiTheme="majorHAnsi"/>
+      <w:rFonts w:asciiTheme="majorHAnsi" w:cstheme="majorBidi" w:eastAsiaTheme="majorEastAsia" w:hAnsiTheme="majorHAnsi" w:ascii="宋体" w:hAnsi="宋体" w:eastAsia="宋体"/>
       <w:b/>
       <w:bCs/>
       <w:color w:themeColor="accent1" w:val="4F81BD"/>
-      <w:sz w:val="28"/>
+      <w:sz w:val="36"/>
       <w:szCs w:val="28"/>
     </w:rPr>
   </w:style>
@@ -2972,11 +3121,11 @@
       <w:outlineLvl w:val="2"/>
     </w:pPr>
     <w:rPr>
-      <w:rFonts w:asciiTheme="majorHAnsi" w:cstheme="majorBidi" w:eastAsiaTheme="majorEastAsia" w:hAnsiTheme="majorHAnsi"/>
+      <w:rFonts w:asciiTheme="majorHAnsi" w:cstheme="majorBidi" w:eastAsiaTheme="majorEastAsia" w:hAnsiTheme="majorHAnsi" w:ascii="宋体" w:hAnsi="宋体" w:eastAsia="宋体"/>
       <w:b/>
       <w:bCs/>
       <w:color w:themeColor="accent1" w:val="4F81BD"/>
-      <w:sz w:val="24"/>
+      <w:sz w:val="27"/>
       <w:szCs w:val="24"/>
     </w:rPr>
   </w:style>
@@ -2994,8 +3143,9 @@
       <w:outlineLvl w:val="3"/>
     </w:pPr>
     <w:rPr>
-      <w:rFonts w:asciiTheme="majorHAnsi" w:cstheme="majorBidi" w:eastAsiaTheme="majorEastAsia" w:hAnsiTheme="majorHAnsi"/>
+      <w:rFonts w:asciiTheme="majorHAnsi" w:cstheme="majorBidi" w:eastAsiaTheme="majorEastAsia" w:hAnsiTheme="majorHAnsi" w:ascii="宋体" w:hAnsi="宋体" w:eastAsia="宋体"/>
       <w:i/>
+      <w:b/>
       <w:bCs/>
       <w:color w:themeColor="accent1" w:val="4F81BD"/>
       <w:sz w:val="24"/>

--- a/docx/final/20_结题答辩提纲.docx
+++ b/docx/final/20_结题答辩提纲.docx
@@ -38,6 +38,7 @@
         <w:rPr>
           <w:rFonts w:ascii="宋体" w:hAnsi="宋体" w:eastAsia="宋体"/>
           <w:b/>
+          <w:color w:val="000000"/>
           <w:sz w:val="48"/>
         </w:rPr>
         <w:t xml:space="preserve">工业轴承设备剩余寿命预测系统的实现：结题答辩提纲</w:t>
@@ -51,6 +52,7 @@
       <w:r>
         <w:rPr>
           <w:rFonts w:ascii="宋体" w:hAnsi="宋体" w:eastAsia="宋体"/>
+          <w:color w:val="000000"/>
         </w:rPr>
         <w:t xml:space="preserve">文档信息</w:t>
       </w:r>
@@ -85,6 +87,7 @@
               <w:rPr>
                 <w:rFonts w:ascii="宋体" w:hAnsi="宋体" w:eastAsia="宋体"/>
                 <w:b/>
+                <w:color w:val="000000"/>
                 <w:sz w:val="21"/>
               </w:rPr>
               <w:t xml:space="preserve">项目</w:t>
@@ -105,6 +108,7 @@
               <w:rPr>
                 <w:rFonts w:ascii="宋体" w:hAnsi="宋体" w:eastAsia="宋体"/>
                 <w:b/>
+                <w:color w:val="000000"/>
                 <w:sz w:val="21"/>
               </w:rPr>
               <w:t xml:space="preserve">内容</w:t>
@@ -123,6 +127,7 @@
             <w:r>
               <w:rPr>
                 <w:rFonts w:ascii="宋体" w:hAnsi="宋体" w:eastAsia="宋体"/>
+                <w:color w:val="000000"/>
                 <w:sz w:val="21"/>
               </w:rPr>
               <w:t xml:space="preserve">文档名称</w:t>
@@ -139,6 +144,7 @@
             <w:r>
               <w:rPr>
                 <w:rFonts w:ascii="宋体" w:hAnsi="宋体" w:eastAsia="宋体"/>
+                <w:color w:val="000000"/>
                 <w:sz w:val="21"/>
               </w:rPr>
               <w:t xml:space="preserve">结题答辩提纲</w:t>
@@ -157,6 +163,7 @@
             <w:r>
               <w:rPr>
                 <w:rFonts w:ascii="宋体" w:hAnsi="宋体" w:eastAsia="宋体"/>
+                <w:color w:val="000000"/>
                 <w:sz w:val="21"/>
               </w:rPr>
               <w:t xml:space="preserve">文档编号</w:t>
@@ -173,6 +180,7 @@
             <w:r>
               <w:rPr>
                 <w:rFonts w:ascii="宋体" w:hAnsi="宋体" w:eastAsia="宋体"/>
+                <w:color w:val="000000"/>
                 <w:sz w:val="21"/>
               </w:rPr>
               <w:t xml:space="preserve">SE-PHM-FINAL-20</w:t>
@@ -191,6 +199,7 @@
             <w:r>
               <w:rPr>
                 <w:rFonts w:ascii="宋体" w:hAnsi="宋体" w:eastAsia="宋体"/>
+                <w:color w:val="000000"/>
                 <w:sz w:val="21"/>
               </w:rPr>
               <w:t xml:space="preserve">文档阶段</w:t>
@@ -207,6 +216,7 @@
             <w:r>
               <w:rPr>
                 <w:rFonts w:ascii="宋体" w:hAnsi="宋体" w:eastAsia="宋体"/>
+                <w:color w:val="000000"/>
                 <w:sz w:val="21"/>
               </w:rPr>
               <w:t xml:space="preserve">结题</w:t>
@@ -225,6 +235,7 @@
             <w:r>
               <w:rPr>
                 <w:rFonts w:ascii="宋体" w:hAnsi="宋体" w:eastAsia="宋体"/>
+                <w:color w:val="000000"/>
                 <w:sz w:val="21"/>
               </w:rPr>
               <w:t xml:space="preserve">项目名称</w:t>
@@ -241,6 +252,7 @@
             <w:r>
               <w:rPr>
                 <w:rFonts w:ascii="宋体" w:hAnsi="宋体" w:eastAsia="宋体"/>
+                <w:color w:val="000000"/>
                 <w:sz w:val="21"/>
               </w:rPr>
               <w:t xml:space="preserve">工业轴承设备剩余寿命预测系统的实现</w:t>
@@ -259,6 +271,7 @@
             <w:r>
               <w:rPr>
                 <w:rFonts w:ascii="宋体" w:hAnsi="宋体" w:eastAsia="宋体"/>
+                <w:color w:val="000000"/>
                 <w:sz w:val="21"/>
               </w:rPr>
               <w:t xml:space="preserve">课程</w:t>
@@ -275,6 +288,7 @@
             <w:r>
               <w:rPr>
                 <w:rFonts w:ascii="宋体" w:hAnsi="宋体" w:eastAsia="宋体"/>
+                <w:color w:val="000000"/>
                 <w:sz w:val="21"/>
               </w:rPr>
               <w:t xml:space="preserve">中国科学技术大学软件学院《软件工程》</w:t>
@@ -293,6 +307,7 @@
             <w:r>
               <w:rPr>
                 <w:rFonts w:ascii="宋体" w:hAnsi="宋体" w:eastAsia="宋体"/>
+                <w:color w:val="000000"/>
                 <w:sz w:val="21"/>
               </w:rPr>
               <w:t xml:space="preserve">指导老师</w:t>
@@ -309,6 +324,7 @@
             <w:r>
               <w:rPr>
                 <w:rFonts w:ascii="宋体" w:hAnsi="宋体" w:eastAsia="宋体"/>
+                <w:color w:val="000000"/>
                 <w:sz w:val="21"/>
               </w:rPr>
               <w:t xml:space="preserve">zjf</w:t>
@@ -327,6 +343,7 @@
             <w:r>
               <w:rPr>
                 <w:rFonts w:ascii="宋体" w:hAnsi="宋体" w:eastAsia="宋体"/>
+                <w:color w:val="000000"/>
                 <w:sz w:val="21"/>
               </w:rPr>
               <w:t xml:space="preserve">小组成员</w:t>
@@ -343,6 +360,7 @@
             <w:r>
               <w:rPr>
                 <w:rFonts w:ascii="宋体" w:hAnsi="宋体" w:eastAsia="宋体"/>
+                <w:color w:val="000000"/>
                 <w:sz w:val="21"/>
               </w:rPr>
               <w:t xml:space="preserve">zyj、cyy、zdh、zy</w:t>
@@ -361,6 +379,7 @@
             <w:r>
               <w:rPr>
                 <w:rFonts w:ascii="宋体" w:hAnsi="宋体" w:eastAsia="宋体"/>
+                <w:color w:val="000000"/>
                 <w:sz w:val="21"/>
               </w:rPr>
               <w:t xml:space="preserve">文档负责人</w:t>
@@ -377,6 +396,7 @@
             <w:r>
               <w:rPr>
                 <w:rFonts w:ascii="宋体" w:hAnsi="宋体" w:eastAsia="宋体"/>
+                <w:color w:val="000000"/>
                 <w:sz w:val="21"/>
               </w:rPr>
               <w:t xml:space="preserve">zy</w:t>
@@ -395,6 +415,7 @@
             <w:r>
               <w:rPr>
                 <w:rFonts w:ascii="宋体" w:hAnsi="宋体" w:eastAsia="宋体"/>
+                <w:color w:val="000000"/>
                 <w:sz w:val="21"/>
               </w:rPr>
               <w:t xml:space="preserve">参与编写</w:t>
@@ -411,6 +432,7 @@
             <w:r>
               <w:rPr>
                 <w:rFonts w:ascii="宋体" w:hAnsi="宋体" w:eastAsia="宋体"/>
+                <w:color w:val="000000"/>
                 <w:sz w:val="21"/>
               </w:rPr>
               <w:t xml:space="preserve">zyj、cyy、zdh</w:t>
@@ -429,6 +451,7 @@
             <w:r>
               <w:rPr>
                 <w:rFonts w:ascii="宋体" w:hAnsi="宋体" w:eastAsia="宋体"/>
+                <w:color w:val="000000"/>
                 <w:sz w:val="21"/>
               </w:rPr>
               <w:t xml:space="preserve">版本</w:t>
@@ -445,6 +468,7 @@
             <w:r>
               <w:rPr>
                 <w:rFonts w:ascii="宋体" w:hAnsi="宋体" w:eastAsia="宋体"/>
+                <w:color w:val="000000"/>
                 <w:sz w:val="21"/>
               </w:rPr>
               <w:t xml:space="preserve">V3.0</w:t>
@@ -463,6 +487,7 @@
             <w:r>
               <w:rPr>
                 <w:rFonts w:ascii="宋体" w:hAnsi="宋体" w:eastAsia="宋体"/>
+                <w:color w:val="000000"/>
                 <w:sz w:val="21"/>
               </w:rPr>
               <w:t xml:space="preserve">修订日期</w:t>
@@ -479,6 +504,7 @@
             <w:r>
               <w:rPr>
                 <w:rFonts w:ascii="宋体" w:hAnsi="宋体" w:eastAsia="宋体"/>
+                <w:color w:val="000000"/>
                 <w:sz w:val="21"/>
               </w:rPr>
               <w:t xml:space="preserve">2026-06-14</w:t>
@@ -497,6 +523,7 @@
             <w:r>
               <w:rPr>
                 <w:rFonts w:ascii="宋体" w:hAnsi="宋体" w:eastAsia="宋体"/>
+                <w:color w:val="000000"/>
                 <w:sz w:val="21"/>
               </w:rPr>
               <w:t xml:space="preserve">归档形式</w:t>
@@ -513,6 +540,7 @@
             <w:r>
               <w:rPr>
                 <w:rFonts w:ascii="宋体" w:hAnsi="宋体" w:eastAsia="宋体"/>
+                <w:color w:val="000000"/>
                 <w:sz w:val="21"/>
               </w:rPr>
               <w:t xml:space="preserve">Markdown 源文件、PDF、DOCX</w:t>
@@ -531,6 +559,7 @@
             <w:r>
               <w:rPr>
                 <w:rFonts w:ascii="宋体" w:hAnsi="宋体" w:eastAsia="宋体"/>
+                <w:color w:val="000000"/>
                 <w:sz w:val="21"/>
               </w:rPr>
               <w:t xml:space="preserve">内容基线</w:t>
@@ -547,6 +576,7 @@
             <w:r>
               <w:rPr>
                 <w:rFonts w:ascii="宋体" w:hAnsi="宋体" w:eastAsia="宋体"/>
+                <w:color w:val="000000"/>
                 <w:sz w:val="21"/>
               </w:rPr>
               <w:t xml:space="preserve">答辩结构、每页要点、时间分配和备答重点</w:t>
@@ -564,6 +594,7 @@
       <w:r>
         <w:rPr>
           <w:rFonts w:ascii="宋体" w:hAnsi="宋体" w:eastAsia="宋体"/>
+          <w:color w:val="000000"/>
         </w:rPr>
         <w:t xml:space="preserve">修订记录</w:t>
       </w:r>
@@ -598,6 +629,7 @@
               <w:rPr>
                 <w:rFonts w:ascii="宋体" w:hAnsi="宋体" w:eastAsia="宋体"/>
                 <w:b/>
+                <w:color w:val="000000"/>
                 <w:sz w:val="21"/>
               </w:rPr>
               <w:t xml:space="preserve">版本</w:t>
@@ -618,6 +650,7 @@
               <w:rPr>
                 <w:rFonts w:ascii="宋体" w:hAnsi="宋体" w:eastAsia="宋体"/>
                 <w:b/>
+                <w:color w:val="000000"/>
                 <w:sz w:val="21"/>
               </w:rPr>
               <w:t xml:space="preserve">日期</w:t>
@@ -638,6 +671,7 @@
               <w:rPr>
                 <w:rFonts w:ascii="宋体" w:hAnsi="宋体" w:eastAsia="宋体"/>
                 <w:b/>
+                <w:color w:val="000000"/>
                 <w:sz w:val="21"/>
               </w:rPr>
               <w:t xml:space="preserve">编写人</w:t>
@@ -658,6 +692,7 @@
               <w:rPr>
                 <w:rFonts w:ascii="宋体" w:hAnsi="宋体" w:eastAsia="宋体"/>
                 <w:b/>
+                <w:color w:val="000000"/>
                 <w:sz w:val="21"/>
               </w:rPr>
               <w:t xml:space="preserve">说明</w:t>
@@ -676,6 +711,7 @@
             <w:r>
               <w:rPr>
                 <w:rFonts w:ascii="宋体" w:hAnsi="宋体" w:eastAsia="宋体"/>
+                <w:color w:val="000000"/>
                 <w:sz w:val="21"/>
               </w:rPr>
               <w:t xml:space="preserve">V1.0</w:t>
@@ -692,6 +728,7 @@
             <w:r>
               <w:rPr>
                 <w:rFonts w:ascii="宋体" w:hAnsi="宋体" w:eastAsia="宋体"/>
+                <w:color w:val="000000"/>
                 <w:sz w:val="21"/>
               </w:rPr>
               <w:t xml:space="preserve">2025-11-10</w:t>
@@ -708,6 +745,7 @@
             <w:r>
               <w:rPr>
                 <w:rFonts w:ascii="宋体" w:hAnsi="宋体" w:eastAsia="宋体"/>
+                <w:color w:val="000000"/>
                 <w:sz w:val="21"/>
               </w:rPr>
               <w:t xml:space="preserve">项目组</w:t>
@@ -724,6 +762,7 @@
             <w:r>
               <w:rPr>
                 <w:rFonts w:ascii="宋体" w:hAnsi="宋体" w:eastAsia="宋体"/>
+                <w:color w:val="000000"/>
                 <w:sz w:val="21"/>
               </w:rPr>
               <w:t xml:space="preserve">完成初版课程文档</w:t>
@@ -742,6 +781,7 @@
             <w:r>
               <w:rPr>
                 <w:rFonts w:ascii="宋体" w:hAnsi="宋体" w:eastAsia="宋体"/>
+                <w:color w:val="000000"/>
                 <w:sz w:val="21"/>
               </w:rPr>
               <w:t xml:space="preserve">V2.0</w:t>
@@ -758,6 +798,7 @@
             <w:r>
               <w:rPr>
                 <w:rFonts w:ascii="宋体" w:hAnsi="宋体" w:eastAsia="宋体"/>
+                <w:color w:val="000000"/>
                 <w:sz w:val="21"/>
               </w:rPr>
               <w:t xml:space="preserve">2026-03-12</w:t>
@@ -774,6 +815,7 @@
             <w:r>
               <w:rPr>
                 <w:rFonts w:ascii="宋体" w:hAnsi="宋体" w:eastAsia="宋体"/>
+                <w:color w:val="000000"/>
                 <w:sz w:val="21"/>
               </w:rPr>
               <w:t xml:space="preserve">项目组</w:t>
@@ -790,6 +832,7 @@
             <w:r>
               <w:rPr>
                 <w:rFonts w:ascii="宋体" w:hAnsi="宋体" w:eastAsia="宋体"/>
+                <w:color w:val="000000"/>
                 <w:sz w:val="21"/>
               </w:rPr>
               <w:t xml:space="preserve">统一项目名称、技术基线和阶段交付内容</w:t>
@@ -808,6 +851,7 @@
             <w:r>
               <w:rPr>
                 <w:rFonts w:ascii="宋体" w:hAnsi="宋体" w:eastAsia="宋体"/>
+                <w:color w:val="000000"/>
                 <w:sz w:val="21"/>
               </w:rPr>
               <w:t xml:space="preserve">V3.0</w:t>
@@ -824,6 +868,7 @@
             <w:r>
               <w:rPr>
                 <w:rFonts w:ascii="宋体" w:hAnsi="宋体" w:eastAsia="宋体"/>
+                <w:color w:val="000000"/>
                 <w:sz w:val="21"/>
               </w:rPr>
               <w:t xml:space="preserve">2026-06-14</w:t>
@@ -840,6 +885,7 @@
             <w:r>
               <w:rPr>
                 <w:rFonts w:ascii="宋体" w:hAnsi="宋体" w:eastAsia="宋体"/>
+                <w:color w:val="000000"/>
                 <w:sz w:val="21"/>
               </w:rPr>
               <w:t xml:space="preserve">项目组</w:t>
@@ -856,6 +902,7 @@
             <w:r>
               <w:rPr>
                 <w:rFonts w:ascii="宋体" w:hAnsi="宋体" w:eastAsia="宋体"/>
+                <w:color w:val="000000"/>
                 <w:sz w:val="21"/>
               </w:rPr>
               <w:t xml:space="preserve">参考课程交付样例统一封面与归档格式，补充数据理解、技术难点、测试验收和 DOCX 交付信息</w:t>
@@ -873,6 +920,7 @@
       <w:r>
         <w:rPr>
           <w:rFonts w:ascii="宋体" w:hAnsi="宋体" w:eastAsia="宋体"/>
+          <w:color w:val="000000"/>
         </w:rPr>
         <w:t xml:space="preserve">1. 标题页</w:t>
       </w:r>
@@ -890,6 +938,7 @@
       <w:r>
         <w:rPr>
           <w:rFonts w:ascii="宋体" w:hAnsi="宋体" w:eastAsia="宋体"/>
+          <w:color w:val="000000"/>
         </w:rPr>
         <w:t xml:space="preserve">项目名称：工业轴承设备剩余寿命预测系统的实现</w:t>
       </w:r>
@@ -907,6 +956,7 @@
       <w:r>
         <w:rPr>
           <w:rFonts w:ascii="宋体" w:hAnsi="宋体" w:eastAsia="宋体"/>
+          <w:color w:val="000000"/>
         </w:rPr>
         <w:t xml:space="preserve">课程：中国科学技术大学软件学院《软件工程》</w:t>
       </w:r>
@@ -924,6 +974,7 @@
       <w:r>
         <w:rPr>
           <w:rFonts w:ascii="宋体" w:hAnsi="宋体" w:eastAsia="宋体"/>
+          <w:color w:val="000000"/>
         </w:rPr>
         <w:t xml:space="preserve">指导老师：zjf</w:t>
       </w:r>
@@ -941,6 +992,7 @@
       <w:r>
         <w:rPr>
           <w:rFonts w:ascii="宋体" w:hAnsi="宋体" w:eastAsia="宋体"/>
+          <w:color w:val="000000"/>
         </w:rPr>
         <w:t xml:space="preserve">小组成员：zyj、cyy、zdh、zy</w:t>
       </w:r>
@@ -958,6 +1010,7 @@
       <w:r>
         <w:rPr>
           <w:rFonts w:ascii="宋体" w:hAnsi="宋体" w:eastAsia="宋体"/>
+          <w:color w:val="000000"/>
         </w:rPr>
         <w:t xml:space="preserve">答辩主线：基于真实轴承振动数据完成剩余寿命预测流程。</w:t>
       </w:r>
@@ -971,6 +1024,7 @@
       <w:r>
         <w:rPr>
           <w:rFonts w:ascii="宋体" w:hAnsi="宋体" w:eastAsia="宋体"/>
+          <w:color w:val="000000"/>
         </w:rPr>
         <w:t xml:space="preserve">2. 项目目标与交付物</w:t>
       </w:r>
@@ -988,6 +1042,7 @@
       <w:r>
         <w:rPr>
           <w:rFonts w:ascii="宋体" w:hAnsi="宋体" w:eastAsia="宋体"/>
+          <w:color w:val="000000"/>
         </w:rPr>
         <w:t xml:space="preserve">目标：把真实轴承振动数据转成可复现的 RUL 预测流程。</w:t>
       </w:r>
@@ -1005,6 +1060,7 @@
       <w:r>
         <w:rPr>
           <w:rFonts w:ascii="宋体" w:hAnsi="宋体" w:eastAsia="宋体"/>
+          <w:color w:val="000000"/>
         </w:rPr>
         <w:t xml:space="preserve">汇报重点：数据理解、特征分析、工程实现、复现实验、测试验收。</w:t>
       </w:r>
@@ -1022,6 +1078,7 @@
       <w:r>
         <w:rPr>
           <w:rFonts w:ascii="宋体" w:hAnsi="宋体" w:eastAsia="宋体"/>
+          <w:color w:val="000000"/>
         </w:rPr>
         <w:t xml:space="preserve">已交付内容：两个数据集 loader、特征工程、RUL 标签、模型训练、评价指标、notebook 示例、结题文档。</w:t>
       </w:r>
@@ -1035,6 +1092,7 @@
       <w:r>
         <w:rPr>
           <w:rFonts w:ascii="宋体" w:hAnsi="宋体" w:eastAsia="宋体"/>
+          <w:color w:val="000000"/>
         </w:rPr>
         <w:t xml:space="preserve">3. 任务定义：为什么做 RUL</w:t>
       </w:r>
@@ -1052,6 +1110,7 @@
       <w:r>
         <w:rPr>
           <w:rFonts w:ascii="宋体" w:hAnsi="宋体" w:eastAsia="宋体"/>
+          <w:color w:val="000000"/>
         </w:rPr>
         <w:t xml:space="preserve">预测性维护关注的是设备还能稳定运行多久。</w:t>
       </w:r>
@@ -1069,6 +1128,7 @@
       <w:r>
         <w:rPr>
           <w:rFonts w:ascii="宋体" w:hAnsi="宋体" w:eastAsia="宋体"/>
+          <w:color w:val="000000"/>
         </w:rPr>
         <w:t xml:space="preserve">本项目输出连续剩余寿命值、健康趋势曲线和误差指标。</w:t>
       </w:r>
@@ -1086,6 +1146,7 @@
       <w:r>
         <w:rPr>
           <w:rFonts w:ascii="宋体" w:hAnsi="宋体" w:eastAsia="宋体"/>
+          <w:color w:val="000000"/>
         </w:rPr>
         <w:t xml:space="preserve">本次答辩主线是 RUL 回归预测，不展开离散状态分类。</w:t>
       </w:r>
@@ -1099,6 +1160,7 @@
       <w:r>
         <w:rPr>
           <w:rFonts w:ascii="宋体" w:hAnsi="宋体" w:eastAsia="宋体"/>
+          <w:color w:val="000000"/>
         </w:rPr>
         <w:t xml:space="preserve">4. 数据来源与时间语义</w:t>
       </w:r>
@@ -1116,6 +1178,7 @@
       <w:r>
         <w:rPr>
           <w:rFonts w:ascii="宋体" w:hAnsi="宋体" w:eastAsia="宋体"/>
+          <w:color w:val="000000"/>
         </w:rPr>
         <w:t xml:space="preserve">XJTU-SY：25.6 kHz、32768 点快照、1.28 s 快照时长、1 min 间隔、三工况十五轴承。</w:t>
       </w:r>
@@ -1133,6 +1196,7 @@
       <w:r>
         <w:rPr>
           <w:rFonts w:ascii="宋体" w:hAnsi="宋体" w:eastAsia="宋体"/>
+          <w:color w:val="000000"/>
         </w:rPr>
         <w:t xml:space="preserve">PHM2012：25.6 kHz、2560 点加速度文件、0.1 s 快照时长、约 10 s 间隔，包含温度文件。</w:t>
       </w:r>
@@ -1150,6 +1214,7 @@
       <w:r>
         <w:rPr>
           <w:rFonts w:ascii="宋体" w:hAnsi="宋体" w:eastAsia="宋体"/>
+          <w:color w:val="000000"/>
         </w:rPr>
         <w:t xml:space="preserve">两个数据集的目录结构、采样间隔和 RUL 语义不同，需要在 loader 层统一。</w:t>
       </w:r>
@@ -1167,6 +1232,7 @@
       <w:r>
         <w:rPr>
           <w:rFonts w:ascii="宋体" w:hAnsi="宋体" w:eastAsia="宋体"/>
+          <w:color w:val="000000"/>
         </w:rPr>
         <w:t xml:space="preserve">PHM2012 Test_set 的终止 RUL 按官方条目补充。</w:t>
       </w:r>
@@ -1180,6 +1246,7 @@
       <w:r>
         <w:rPr>
           <w:rFonts w:ascii="宋体" w:hAnsi="宋体" w:eastAsia="宋体"/>
+          <w:color w:val="000000"/>
         </w:rPr>
         <w:t xml:space="preserve">5. XJTU-SY 数据特点与曲线分析</w:t>
       </w:r>
@@ -1197,6 +1264,7 @@
       <w:r>
         <w:rPr>
           <w:rFonts w:ascii="宋体" w:hAnsi="宋体" w:eastAsia="宋体"/>
+          <w:color w:val="000000"/>
         </w:rPr>
         <w:t xml:space="preserve">使用真实数据：XJTU-SY Bearing1_1、35Hz12kN、水平振动通道。</w:t>
       </w:r>
@@ -1214,6 +1282,7 @@
       <w:r>
         <w:rPr>
           <w:rFonts w:ascii="宋体" w:hAnsi="宋体" w:eastAsia="宋体"/>
+          <w:color w:val="000000"/>
         </w:rPr>
         <w:t xml:space="preserve">从 123 个快照中均匀抽取 80 个快照进行特征趋势分析。</w:t>
       </w:r>
@@ -1231,6 +1300,7 @@
       <w:r>
         <w:rPr>
           <w:rFonts w:ascii="宋体" w:hAnsi="宋体" w:eastAsia="宋体"/>
+          <w:color w:val="000000"/>
         </w:rPr>
         <w:t xml:space="preserve">RMS 从约 0.56 上升到约 7.27，峰值和健康指标在后期也明显抬升。</w:t>
       </w:r>
@@ -1248,6 +1318,7 @@
       <w:r>
         <w:rPr>
           <w:rFonts w:ascii="宋体" w:hAnsi="宋体" w:eastAsia="宋体"/>
+          <w:color w:val="000000"/>
         </w:rPr>
         <w:t xml:space="preserve">健康指标由 RMS、峭度、峰值因子、谱能量标准化后合成，用于辅助观察整体退化趋势。</w:t>
       </w:r>
@@ -1265,6 +1336,7 @@
       <w:r>
         <w:rPr>
           <w:rFonts w:ascii="宋体" w:hAnsi="宋体" w:eastAsia="宋体"/>
+          <w:color w:val="000000"/>
         </w:rPr>
         <w:t xml:space="preserve">结论：训练划分需要尊重时间顺序，不能把相邻退化片段随机混在一起。</w:t>
       </w:r>
@@ -1278,6 +1350,7 @@
       <w:r>
         <w:rPr>
           <w:rFonts w:ascii="宋体" w:hAnsi="宋体" w:eastAsia="宋体"/>
+          <w:color w:val="000000"/>
         </w:rPr>
         <w:t xml:space="preserve">6. PHM2012 数据特点与差异</w:t>
       </w:r>
@@ -1295,6 +1368,7 @@
       <w:r>
         <w:rPr>
           <w:rFonts w:ascii="宋体" w:hAnsi="宋体" w:eastAsia="宋体"/>
+          <w:color w:val="000000"/>
         </w:rPr>
         <w:t xml:space="preserve">使用真实数据：PHM2012 Bearing1_1、Condition 1、Learning_set、水平振动通道。</w:t>
       </w:r>
@@ -1312,6 +1386,7 @@
       <w:r>
         <w:rPr>
           <w:rFonts w:ascii="宋体" w:hAnsi="宋体" w:eastAsia="宋体"/>
+          <w:color w:val="000000"/>
         </w:rPr>
         <w:t xml:space="preserve">从 2803 个快照中均匀抽取 80 个快照进行趋势分析。</w:t>
       </w:r>
@@ -1329,6 +1404,7 @@
       <w:r>
         <w:rPr>
           <w:rFonts w:ascii="宋体" w:hAnsi="宋体" w:eastAsia="宋体"/>
+          <w:color w:val="000000"/>
         </w:rPr>
         <w:t xml:space="preserve">RMS 从约 0.56 上升到约 5.61，后期振动强度和冲击变化更明显。</w:t>
       </w:r>
@@ -1346,6 +1422,7 @@
       <w:r>
         <w:rPr>
           <w:rFonts w:ascii="宋体" w:hAnsi="宋体" w:eastAsia="宋体"/>
+          <w:color w:val="000000"/>
         </w:rPr>
         <w:t xml:space="preserve">健康指标同样由强度、冲击和频谱相关特征合成。</w:t>
       </w:r>
@@ -1363,6 +1440,7 @@
       <w:r>
         <w:rPr>
           <w:rFonts w:ascii="宋体" w:hAnsi="宋体" w:eastAsia="宋体"/>
+          <w:color w:val="000000"/>
         </w:rPr>
         <w:t xml:space="preserve">PHM2012 的快照更短、文件更密，并包含温度数据；本次主线先使用振动特征。</w:t>
       </w:r>
@@ -1376,6 +1454,7 @@
       <w:r>
         <w:rPr>
           <w:rFonts w:ascii="宋体" w:hAnsi="宋体" w:eastAsia="宋体"/>
+          <w:color w:val="000000"/>
         </w:rPr>
         <w:t xml:space="preserve">7. 特征工程与 RUL 标签构造</w:t>
       </w:r>
@@ -1393,6 +1472,7 @@
       <w:r>
         <w:rPr>
           <w:rFonts w:ascii="宋体" w:hAnsi="宋体" w:eastAsia="宋体"/>
+          <w:color w:val="000000"/>
         </w:rPr>
         <w:t xml:space="preserve">默认提取 14 个时域特征和 5 个频域特征，共 19 维。</w:t>
       </w:r>
@@ -1410,6 +1490,7 @@
       <w:r>
         <w:rPr>
           <w:rFonts w:ascii="宋体" w:hAnsi="宋体" w:eastAsia="宋体"/>
+          <w:color w:val="000000"/>
         </w:rPr>
         <w:t xml:space="preserve">强度特征：RMS、峰值、谱能量。</w:t>
       </w:r>
@@ -1427,6 +1508,7 @@
       <w:r>
         <w:rPr>
           <w:rFonts w:ascii="宋体" w:hAnsi="宋体" w:eastAsia="宋体"/>
+          <w:color w:val="000000"/>
         </w:rPr>
         <w:t xml:space="preserve">冲击特征：峭度、峰值因子、脉冲因子。</w:t>
       </w:r>
@@ -1444,6 +1526,7 @@
       <w:r>
         <w:rPr>
           <w:rFonts w:ascii="宋体" w:hAnsi="宋体" w:eastAsia="宋体"/>
+          <w:color w:val="000000"/>
         </w:rPr>
         <w:t xml:space="preserve">稳定性和频谱特征：均值、方差、主频、谱质心、谱熵。</w:t>
       </w:r>
@@ -1461,6 +1544,7 @@
       <w:r>
         <w:rPr>
           <w:rFonts w:ascii="宋体" w:hAnsi="宋体" w:eastAsia="宋体"/>
+          <w:color w:val="000000"/>
         </w:rPr>
         <w:t xml:space="preserve">快照级特征按时间顺序组织为长度 5 或 10 的特征序列。</w:t>
       </w:r>
@@ -1478,12 +1562,14 @@
       <w:r>
         <w:rPr>
           <w:rFonts w:ascii="宋体" w:hAnsi="宋体" w:eastAsia="宋体"/>
+          <w:color w:val="000000"/>
         </w:rPr>
         <w:t xml:space="preserve">RUL 标签按</w:t>
       </w:r>
       <w:r>
         <w:rPr>
           <w:rFonts w:ascii="宋体" w:hAnsi="宋体" w:eastAsia="宋体"/>
+          <w:color w:val="000000"/>
         </w:rPr>
         <w:t xml:space="preserve"> </w:t>
       </w:r>
@@ -1491,18 +1577,21 @@
         <w:rPr>
           <w:rStyle w:val="VerbatimChar"/>
           <w:rFonts w:ascii="宋体" w:hAnsi="宋体" w:eastAsia="宋体"/>
+          <w:color w:val="000000"/>
         </w:rPr>
         <w:t xml:space="preserve">max(elapsed_seconds) - elapsed_seconds</w:t>
       </w:r>
       <w:r>
         <w:rPr>
           <w:rFonts w:ascii="宋体" w:hAnsi="宋体" w:eastAsia="宋体"/>
+          <w:color w:val="000000"/>
         </w:rPr>
         <w:t xml:space="preserve"> </w:t>
       </w:r>
       <w:r>
         <w:rPr>
           <w:rFonts w:ascii="宋体" w:hAnsi="宋体" w:eastAsia="宋体"/>
+          <w:color w:val="000000"/>
         </w:rPr>
         <w:t xml:space="preserve">生成；如果只使用快照序号，则必须标注为 snapshot-level RUL，不能直接写成秒。</w:t>
       </w:r>
@@ -1520,12 +1609,14 @@
       <w:r>
         <w:rPr>
           <w:rFonts w:ascii="宋体" w:hAnsi="宋体" w:eastAsia="宋体"/>
+          <w:color w:val="000000"/>
         </w:rPr>
         <w:t xml:space="preserve">XJTU-SY 示例：第</w:t>
       </w:r>
       <w:r>
         <w:rPr>
           <w:rFonts w:ascii="宋体" w:hAnsi="宋体" w:eastAsia="宋体"/>
+          <w:color w:val="000000"/>
         </w:rPr>
         <w:t xml:space="preserve"> </w:t>
       </w:r>
@@ -1533,24 +1624,28 @@
         <w:rPr>
           <w:rStyle w:val="VerbatimChar"/>
           <w:rFonts w:ascii="宋体" w:hAnsi="宋体" w:eastAsia="宋体"/>
+          <w:color w:val="000000"/>
         </w:rPr>
         <w:t xml:space="preserve">i</w:t>
       </w:r>
       <w:r>
         <w:rPr>
           <w:rFonts w:ascii="宋体" w:hAnsi="宋体" w:eastAsia="宋体"/>
+          <w:color w:val="000000"/>
         </w:rPr>
         <w:t xml:space="preserve"> </w:t>
       </w:r>
       <w:r>
         <w:rPr>
           <w:rFonts w:ascii="宋体" w:hAnsi="宋体" w:eastAsia="宋体"/>
+          <w:color w:val="000000"/>
         </w:rPr>
         <w:t xml:space="preserve">个快照约对应</w:t>
       </w:r>
       <w:r>
         <w:rPr>
           <w:rFonts w:ascii="宋体" w:hAnsi="宋体" w:eastAsia="宋体"/>
+          <w:color w:val="000000"/>
         </w:rPr>
         <w:t xml:space="preserve"> </w:t>
       </w:r>
@@ -1558,12 +1653,14 @@
         <w:rPr>
           <w:rStyle w:val="VerbatimChar"/>
           <w:rFonts w:ascii="宋体" w:hAnsi="宋体" w:eastAsia="宋体"/>
+          <w:color w:val="000000"/>
         </w:rPr>
         <w:t xml:space="preserve">i * 60s</w:t>
       </w:r>
       <w:r>
         <w:rPr>
           <w:rFonts w:ascii="宋体" w:hAnsi="宋体" w:eastAsia="宋体"/>
+          <w:color w:val="000000"/>
         </w:rPr>
         <w:t xml:space="preserve">，寿命终点为最后一个快照时间，因此剩余寿命可以解释为分钟级时间差。</w:t>
       </w:r>
@@ -1581,12 +1678,14 @@
       <w:r>
         <w:rPr>
           <w:rFonts w:ascii="宋体" w:hAnsi="宋体" w:eastAsia="宋体"/>
+          <w:color w:val="000000"/>
         </w:rPr>
         <w:t xml:space="preserve">PHM2012 示例：Learning/Full_Test 可按约</w:t>
       </w:r>
       <w:r>
         <w:rPr>
           <w:rFonts w:ascii="宋体" w:hAnsi="宋体" w:eastAsia="宋体"/>
+          <w:color w:val="000000"/>
         </w:rPr>
         <w:t xml:space="preserve"> </w:t>
       </w:r>
@@ -1594,18 +1693,21 @@
         <w:rPr>
           <w:rStyle w:val="VerbatimChar"/>
           <w:rFonts w:ascii="宋体" w:hAnsi="宋体" w:eastAsia="宋体"/>
+          <w:color w:val="000000"/>
         </w:rPr>
         <w:t xml:space="preserve">10s</w:t>
       </w:r>
       <w:r>
         <w:rPr>
           <w:rFonts w:ascii="宋体" w:hAnsi="宋体" w:eastAsia="宋体"/>
+          <w:color w:val="000000"/>
         </w:rPr>
         <w:t xml:space="preserve"> </w:t>
       </w:r>
       <w:r>
         <w:rPr>
           <w:rFonts w:ascii="宋体" w:hAnsi="宋体" w:eastAsia="宋体"/>
+          <w:color w:val="000000"/>
         </w:rPr>
         <w:t xml:space="preserve">文件间隔换算；Test_set 还要结合官方给出的终止 RUL 条目，不能只看本地文件数。</w:t>
       </w:r>
@@ -1619,6 +1721,7 @@
       <w:r>
         <w:rPr>
           <w:rFonts w:ascii="宋体" w:hAnsi="宋体" w:eastAsia="宋体"/>
+          <w:color w:val="000000"/>
         </w:rPr>
         <w:t xml:space="preserve">8. 系统总体架构</w:t>
       </w:r>
@@ -1636,6 +1739,7 @@
       <w:r>
         <w:rPr>
           <w:rFonts w:ascii="宋体" w:hAnsi="宋体" w:eastAsia="宋体"/>
+          <w:color w:val="000000"/>
         </w:rPr>
         <w:t xml:space="preserve">数据接入层：读取 XJTU-SY 与 PHM2012，整理工况、采样率、通道和时间顺序。</w:t>
       </w:r>
@@ -1653,6 +1757,7 @@
       <w:r>
         <w:rPr>
           <w:rFonts w:ascii="宋体" w:hAnsi="宋体" w:eastAsia="宋体"/>
+          <w:color w:val="000000"/>
         </w:rPr>
         <w:t xml:space="preserve">特征与标签层：提取 19 维时频域特征，按数据集时间语义构造特征序列和 RUL 标签。</w:t>
       </w:r>
@@ -1670,6 +1775,7 @@
       <w:r>
         <w:rPr>
           <w:rFonts w:ascii="宋体" w:hAnsi="宋体" w:eastAsia="宋体"/>
+          <w:color w:val="000000"/>
         </w:rPr>
         <w:t xml:space="preserve">模型训练层：训练 baseline、CNN-LSTM-AM、xLSTM-Transformer，并保存训练记录。</w:t>
       </w:r>
@@ -1687,6 +1793,7 @@
       <w:r>
         <w:rPr>
           <w:rFonts w:ascii="宋体" w:hAnsi="宋体" w:eastAsia="宋体"/>
+          <w:color w:val="000000"/>
         </w:rPr>
         <w:t xml:space="preserve">评价与展示层：输出误差指标、RUL 曲线、预测文件和复现实验对比表。</w:t>
       </w:r>
@@ -1704,6 +1811,7 @@
       <w:r>
         <w:rPr>
           <w:rFonts w:ascii="宋体" w:hAnsi="宋体" w:eastAsia="宋体"/>
+          <w:color w:val="000000"/>
         </w:rPr>
         <w:t xml:space="preserve">边界原则：数据读取、特征构造、模型训练和评价输出分开实现。</w:t>
       </w:r>
@@ -1721,12 +1829,14 @@
       <w:r>
         <w:rPr>
           <w:rFonts w:ascii="宋体" w:hAnsi="宋体" w:eastAsia="宋体"/>
+          <w:color w:val="000000"/>
         </w:rPr>
         <w:t xml:space="preserve">展示入口：核心逻辑在</w:t>
       </w:r>
       <w:r>
         <w:rPr>
           <w:rFonts w:ascii="宋体" w:hAnsi="宋体" w:eastAsia="宋体"/>
+          <w:color w:val="000000"/>
         </w:rPr>
         <w:t xml:space="preserve"> </w:t>
       </w:r>
@@ -1734,18 +1844,21 @@
         <w:rPr>
           <w:rStyle w:val="VerbatimChar"/>
           <w:rFonts w:ascii="宋体" w:hAnsi="宋体" w:eastAsia="宋体"/>
+          <w:color w:val="000000"/>
         </w:rPr>
         <w:t xml:space="preserve">src</w:t>
       </w:r>
       <w:r>
         <w:rPr>
           <w:rFonts w:ascii="宋体" w:hAnsi="宋体" w:eastAsia="宋体"/>
+          <w:color w:val="000000"/>
         </w:rPr>
         <w:t xml:space="preserve"> </w:t>
       </w:r>
       <w:r>
         <w:rPr>
           <w:rFonts w:ascii="宋体" w:hAnsi="宋体" w:eastAsia="宋体"/>
+          <w:color w:val="000000"/>
         </w:rPr>
         <w:t xml:space="preserve">包内，notebook 主要用于示例运行和论文复现实验。</w:t>
       </w:r>
@@ -1759,6 +1872,7 @@
       <w:r>
         <w:rPr>
           <w:rFonts w:ascii="宋体" w:hAnsi="宋体" w:eastAsia="宋体"/>
+          <w:color w:val="000000"/>
         </w:rPr>
         <w:t xml:space="preserve">9. 难点一：异构数据集统一</w:t>
       </w:r>
@@ -1776,6 +1890,7 @@
       <w:r>
         <w:rPr>
           <w:rFonts w:ascii="宋体" w:hAnsi="宋体" w:eastAsia="宋体"/>
+          <w:color w:val="000000"/>
         </w:rPr>
         <w:t xml:space="preserve">数据差异：快照长度、时间间隔、split 语义、终止 RUL 信息不同。</w:t>
       </w:r>
@@ -1793,6 +1908,7 @@
       <w:r>
         <w:rPr>
           <w:rFonts w:ascii="宋体" w:hAnsi="宋体" w:eastAsia="宋体"/>
+          <w:color w:val="000000"/>
         </w:rPr>
         <w:t xml:space="preserve">解决原则：loader 只负责读取和整理数据，模型只接收统一后的特征序列。</w:t>
       </w:r>
@@ -1810,6 +1926,7 @@
       <w:r>
         <w:rPr>
           <w:rFonts w:ascii="宋体" w:hAnsi="宋体" w:eastAsia="宋体"/>
+          <w:color w:val="000000"/>
         </w:rPr>
         <w:t xml:space="preserve">工程权衡：</w:t>
       </w:r>
@@ -1817,18 +1934,21 @@
         <w:rPr>
           <w:rStyle w:val="VerbatimChar"/>
           <w:rFonts w:ascii="宋体" w:hAnsi="宋体" w:eastAsia="宋体"/>
+          <w:color w:val="000000"/>
         </w:rPr>
         <w:t xml:space="preserve">max_samples</w:t>
       </w:r>
       <w:r>
         <w:rPr>
           <w:rFonts w:ascii="宋体" w:hAnsi="宋体" w:eastAsia="宋体"/>
+          <w:color w:val="000000"/>
         </w:rPr>
         <w:t xml:space="preserve"> </w:t>
       </w:r>
       <w:r>
         <w:rPr>
           <w:rFonts w:ascii="宋体" w:hAnsi="宋体" w:eastAsia="宋体"/>
+          <w:color w:val="000000"/>
         </w:rPr>
         <w:t xml:space="preserve">是读前均匀抽样，用于控制训练时间，同时保留早期、中期和后期片段。</w:t>
       </w:r>
@@ -1842,6 +1962,7 @@
       <w:r>
         <w:rPr>
           <w:rFonts w:ascii="宋体" w:hAnsi="宋体" w:eastAsia="宋体"/>
+          <w:color w:val="000000"/>
         </w:rPr>
         <w:t xml:space="preserve">10. 难点二：信号到序列特征</w:t>
       </w:r>
@@ -1859,6 +1980,7 @@
       <w:r>
         <w:rPr>
           <w:rFonts w:ascii="宋体" w:hAnsi="宋体" w:eastAsia="宋体"/>
+          <w:color w:val="000000"/>
         </w:rPr>
         <w:t xml:space="preserve">原始振动快照较长，不适合直接在课程范围内做稳定复现。</w:t>
       </w:r>
@@ -1876,6 +1998,7 @@
       <w:r>
         <w:rPr>
           <w:rFonts w:ascii="宋体" w:hAnsi="宋体" w:eastAsia="宋体"/>
+          <w:color w:val="000000"/>
         </w:rPr>
         <w:t xml:space="preserve">处理流程：raw snapshot → 19 维 feature vector → feature sequence → RUL label → prediction。</w:t>
       </w:r>
@@ -1893,6 +2016,7 @@
       <w:r>
         <w:rPr>
           <w:rFonts w:ascii="宋体" w:hAnsi="宋体" w:eastAsia="宋体"/>
+          <w:color w:val="000000"/>
         </w:rPr>
         <w:t xml:space="preserve">模型看到的是一段连续变化，而不是孤立的一个点。</w:t>
       </w:r>
@@ -1906,6 +2030,7 @@
       <w:r>
         <w:rPr>
           <w:rFonts w:ascii="宋体" w:hAnsi="宋体" w:eastAsia="宋体"/>
+          <w:color w:val="000000"/>
         </w:rPr>
         <w:t xml:space="preserve">11. RUL 模型与复现实验设计</w:t>
       </w:r>
@@ -1923,6 +2048,7 @@
       <w:r>
         <w:rPr>
           <w:rFonts w:ascii="宋体" w:hAnsi="宋体" w:eastAsia="宋体"/>
+          <w:color w:val="000000"/>
         </w:rPr>
         <w:t xml:space="preserve">Huang 等 2024：CNN-LSTM-AM，CNN 提局部模式，LSTM 建模时间依赖，attention 聚合关键时间步。</w:t>
       </w:r>
@@ -1940,6 +2066,7 @@
       <w:r>
         <w:rPr>
           <w:rFonts w:ascii="宋体" w:hAnsi="宋体" w:eastAsia="宋体"/>
+          <w:color w:val="000000"/>
         </w:rPr>
         <w:t xml:space="preserve">Jiang 等 2026：xLSTM-Transformer，参考论文结构实现并适配本项目特征序列输入。</w:t>
       </w:r>
@@ -1957,6 +2084,7 @@
       <w:r>
         <w:rPr>
           <w:rFonts w:ascii="宋体" w:hAnsi="宋体" w:eastAsia="宋体"/>
+          <w:color w:val="000000"/>
         </w:rPr>
         <w:t xml:space="preserve">训练设置：真实数据小规模训练验收，8 epoch。</w:t>
       </w:r>
@@ -1974,6 +2102,7 @@
       <w:r>
         <w:rPr>
           <w:rFonts w:ascii="宋体" w:hAnsi="宋体" w:eastAsia="宋体"/>
+          <w:color w:val="000000"/>
         </w:rPr>
         <w:t xml:space="preserve">复现边界：不把课程范围内结果说成论文完整数值对齐。</w:t>
       </w:r>
@@ -1987,6 +2116,7 @@
       <w:r>
         <w:rPr>
           <w:rFonts w:ascii="宋体" w:hAnsi="宋体" w:eastAsia="宋体"/>
+          <w:color w:val="000000"/>
         </w:rPr>
         <w:t xml:space="preserve">12. 评价指标与实验结果解释</w:t>
       </w:r>
@@ -2004,6 +2134,7 @@
       <w:r>
         <w:rPr>
           <w:rFonts w:ascii="宋体" w:hAnsi="宋体" w:eastAsia="宋体"/>
+          <w:color w:val="000000"/>
         </w:rPr>
         <w:t xml:space="preserve">普通回归误差：RMSE、MAE、SMAPE、R2。</w:t>
       </w:r>
@@ -2021,6 +2152,7 @@
       <w:r>
         <w:rPr>
           <w:rFonts w:ascii="宋体" w:hAnsi="宋体" w:eastAsia="宋体"/>
+          <w:color w:val="000000"/>
         </w:rPr>
         <w:t xml:space="preserve">RUL 任务指标：Huang 原版 Score、PHM/RUL 惩罚 Score。</w:t>
       </w:r>
@@ -2038,6 +2170,7 @@
       <w:r>
         <w:rPr>
           <w:rFonts w:ascii="宋体" w:hAnsi="宋体" w:eastAsia="宋体"/>
+          <w:color w:val="000000"/>
         </w:rPr>
         <w:t xml:space="preserve">方向倾向：over prediction rate、under prediction rate、within tolerance rate。</w:t>
       </w:r>
@@ -2055,6 +2188,7 @@
       <w:r>
         <w:rPr>
           <w:rFonts w:ascii="宋体" w:hAnsi="宋体" w:eastAsia="宋体"/>
+          <w:color w:val="000000"/>
         </w:rPr>
         <w:t xml:space="preserve">结果解释重点：误差大小、趋势是否合理、提前和滞后预测各有什么风险。</w:t>
       </w:r>
@@ -2068,6 +2202,7 @@
       <w:r>
         <w:rPr>
           <w:rFonts w:ascii="宋体" w:hAnsi="宋体" w:eastAsia="宋体"/>
+          <w:color w:val="000000"/>
         </w:rPr>
         <w:t xml:space="preserve">13. 测试方案与验收证据</w:t>
       </w:r>
@@ -2085,6 +2220,7 @@
       <w:r>
         <w:rPr>
           <w:rFonts w:ascii="宋体" w:hAnsi="宋体" w:eastAsia="宋体"/>
+          <w:color w:val="000000"/>
         </w:rPr>
         <w:t xml:space="preserve">全量 pytest：31 个测试通过。</w:t>
       </w:r>
@@ -2102,6 +2238,7 @@
       <w:r>
         <w:rPr>
           <w:rFonts w:ascii="宋体" w:hAnsi="宋体" w:eastAsia="宋体"/>
+          <w:color w:val="000000"/>
         </w:rPr>
         <w:t xml:space="preserve">notebook：8 个示例 notebook 纳入执行验收。</w:t>
       </w:r>
@@ -2119,12 +2256,14 @@
       <w:r>
         <w:rPr>
           <w:rFonts w:ascii="宋体" w:hAnsi="宋体" w:eastAsia="宋体"/>
+          <w:color w:val="000000"/>
         </w:rPr>
         <w:t xml:space="preserve">论文复现：两篇 workflow 均读取</w:t>
       </w:r>
       <w:r>
         <w:rPr>
           <w:rFonts w:ascii="宋体" w:hAnsi="宋体" w:eastAsia="宋体"/>
+          <w:color w:val="000000"/>
         </w:rPr>
         <w:t xml:space="preserve"> </w:t>
       </w:r>
@@ -2132,18 +2271,21 @@
         <w:rPr>
           <w:rStyle w:val="VerbatimChar"/>
           <w:rFonts w:ascii="宋体" w:hAnsi="宋体" w:eastAsia="宋体"/>
+          <w:color w:val="000000"/>
         </w:rPr>
         <w:t xml:space="preserve">data/external</w:t>
       </w:r>
       <w:r>
         <w:rPr>
           <w:rFonts w:ascii="宋体" w:hAnsi="宋体" w:eastAsia="宋体"/>
+          <w:color w:val="000000"/>
         </w:rPr>
         <w:t xml:space="preserve"> </w:t>
       </w:r>
       <w:r>
         <w:rPr>
           <w:rFonts w:ascii="宋体" w:hAnsi="宋体" w:eastAsia="宋体"/>
+          <w:color w:val="000000"/>
         </w:rPr>
         <w:t xml:space="preserve">真实数据。</w:t>
       </w:r>
@@ -2161,6 +2303,7 @@
       <w:r>
         <w:rPr>
           <w:rFonts w:ascii="宋体" w:hAnsi="宋体" w:eastAsia="宋体"/>
+          <w:color w:val="000000"/>
         </w:rPr>
         <w:t xml:space="preserve">输出文件：</w:t>
       </w:r>
@@ -2168,12 +2311,14 @@
         <w:rPr>
           <w:rStyle w:val="VerbatimChar"/>
           <w:rFonts w:ascii="宋体" w:hAnsi="宋体" w:eastAsia="宋体"/>
+          <w:color w:val="000000"/>
         </w:rPr>
         <w:t xml:space="preserve">history.csv</w:t>
       </w:r>
       <w:r>
         <w:rPr>
           <w:rFonts w:ascii="宋体" w:hAnsi="宋体" w:eastAsia="宋体"/>
+          <w:color w:val="000000"/>
         </w:rPr>
         <w:t xml:space="preserve">、</w:t>
       </w:r>
@@ -2181,12 +2326,14 @@
         <w:rPr>
           <w:rStyle w:val="VerbatimChar"/>
           <w:rFonts w:ascii="宋体" w:hAnsi="宋体" w:eastAsia="宋体"/>
+          <w:color w:val="000000"/>
         </w:rPr>
         <w:t xml:space="preserve">metrics.json</w:t>
       </w:r>
       <w:r>
         <w:rPr>
           <w:rFonts w:ascii="宋体" w:hAnsi="宋体" w:eastAsia="宋体"/>
+          <w:color w:val="000000"/>
         </w:rPr>
         <w:t xml:space="preserve">、</w:t>
       </w:r>
@@ -2194,12 +2341,14 @@
         <w:rPr>
           <w:rStyle w:val="VerbatimChar"/>
           <w:rFonts w:ascii="宋体" w:hAnsi="宋体" w:eastAsia="宋体"/>
+          <w:color w:val="000000"/>
         </w:rPr>
         <w:t xml:space="preserve">predictions.csv</w:t>
       </w:r>
       <w:r>
         <w:rPr>
           <w:rFonts w:ascii="宋体" w:hAnsi="宋体" w:eastAsia="宋体"/>
+          <w:color w:val="000000"/>
         </w:rPr>
         <w:t xml:space="preserve">、</w:t>
       </w:r>
@@ -2207,12 +2356,14 @@
         <w:rPr>
           <w:rStyle w:val="VerbatimChar"/>
           <w:rFonts w:ascii="宋体" w:hAnsi="宋体" w:eastAsia="宋体"/>
+          <w:color w:val="000000"/>
         </w:rPr>
         <w:t xml:space="preserve">comparison_metrics.csv</w:t>
       </w:r>
       <w:r>
         <w:rPr>
           <w:rFonts w:ascii="宋体" w:hAnsi="宋体" w:eastAsia="宋体"/>
+          <w:color w:val="000000"/>
         </w:rPr>
         <w:t xml:space="preserve">。</w:t>
       </w:r>
@@ -2230,6 +2381,7 @@
       <w:r>
         <w:rPr>
           <w:rFonts w:ascii="宋体" w:hAnsi="宋体" w:eastAsia="宋体"/>
+          <w:color w:val="000000"/>
         </w:rPr>
         <w:t xml:space="preserve">文档材料：结题报告、测试报告、用户手册、安装手册、技术论文、成员贡献说明、答辩提纲和讲稿。</w:t>
       </w:r>
@@ -2242,6 +2394,7 @@
       <w:r>
         <w:rPr>
           <w:rFonts w:ascii="宋体" w:hAnsi="宋体" w:eastAsia="宋体"/>
+          <w:color w:val="000000"/>
         </w:rPr>
         <w:t xml:space="preserve">13.1 汇报时间与语气控制</w:t>
       </w:r>
@@ -2276,6 +2429,7 @@
               <w:rPr>
                 <w:rFonts w:ascii="宋体" w:hAnsi="宋体" w:eastAsia="宋体"/>
                 <w:b/>
+                <w:color w:val="000000"/>
                 <w:sz w:val="21"/>
               </w:rPr>
               <w:t xml:space="preserve">部分</w:t>
@@ -2296,6 +2450,7 @@
               <w:rPr>
                 <w:rFonts w:ascii="宋体" w:hAnsi="宋体" w:eastAsia="宋体"/>
                 <w:b/>
+                <w:color w:val="000000"/>
                 <w:sz w:val="21"/>
               </w:rPr>
               <w:t xml:space="preserve">建议时间</w:t>
@@ -2316,6 +2471,7 @@
               <w:rPr>
                 <w:rFonts w:ascii="宋体" w:hAnsi="宋体" w:eastAsia="宋体"/>
                 <w:b/>
+                <w:color w:val="000000"/>
                 <w:sz w:val="21"/>
               </w:rPr>
               <w:t xml:space="preserve">语气要求</w:t>
@@ -2334,6 +2490,7 @@
             <w:r>
               <w:rPr>
                 <w:rFonts w:ascii="宋体" w:hAnsi="宋体" w:eastAsia="宋体"/>
+                <w:color w:val="000000"/>
                 <w:sz w:val="21"/>
               </w:rPr>
               <w:t xml:space="preserve">项目目标与数据</w:t>
@@ -2350,6 +2507,7 @@
             <w:r>
               <w:rPr>
                 <w:rFonts w:ascii="宋体" w:hAnsi="宋体" w:eastAsia="宋体"/>
+                <w:color w:val="000000"/>
                 <w:sz w:val="21"/>
               </w:rPr>
               <w:t xml:space="preserve">2 分钟</w:t>
@@ -2366,6 +2524,7 @@
             <w:r>
               <w:rPr>
                 <w:rFonts w:ascii="宋体" w:hAnsi="宋体" w:eastAsia="宋体"/>
+                <w:color w:val="000000"/>
                 <w:sz w:val="21"/>
               </w:rPr>
               <w:t xml:space="preserve">先讲清楚为什么做 RUL，再讲两个数据集的差异</w:t>
@@ -2384,6 +2543,7 @@
             <w:r>
               <w:rPr>
                 <w:rFonts w:ascii="宋体" w:hAnsi="宋体" w:eastAsia="宋体"/>
+                <w:color w:val="000000"/>
                 <w:sz w:val="21"/>
               </w:rPr>
               <w:t xml:space="preserve">特征与系统架构</w:t>
@@ -2400,6 +2560,7 @@
             <w:r>
               <w:rPr>
                 <w:rFonts w:ascii="宋体" w:hAnsi="宋体" w:eastAsia="宋体"/>
+                <w:color w:val="000000"/>
                 <w:sz w:val="21"/>
               </w:rPr>
               <w:t xml:space="preserve">2 分钟</w:t>
@@ -2416,6 +2577,7 @@
             <w:r>
               <w:rPr>
                 <w:rFonts w:ascii="宋体" w:hAnsi="宋体" w:eastAsia="宋体"/>
+                <w:color w:val="000000"/>
                 <w:sz w:val="21"/>
               </w:rPr>
               <w:t xml:space="preserve">用数据流说明模块，不把架构讲成抽象口号</w:t>
@@ -2434,6 +2596,7 @@
             <w:r>
               <w:rPr>
                 <w:rFonts w:ascii="宋体" w:hAnsi="宋体" w:eastAsia="宋体"/>
+                <w:color w:val="000000"/>
                 <w:sz w:val="21"/>
               </w:rPr>
               <w:t xml:space="preserve">难点与解决方案</w:t>
@@ -2450,6 +2613,7 @@
             <w:r>
               <w:rPr>
                 <w:rFonts w:ascii="宋体" w:hAnsi="宋体" w:eastAsia="宋体"/>
+                <w:color w:val="000000"/>
                 <w:sz w:val="21"/>
               </w:rPr>
               <w:t xml:space="preserve">2 分钟</w:t>
@@ -2466,6 +2630,7 @@
             <w:r>
               <w:rPr>
                 <w:rFonts w:ascii="宋体" w:hAnsi="宋体" w:eastAsia="宋体"/>
+                <w:color w:val="000000"/>
                 <w:sz w:val="21"/>
               </w:rPr>
               <w:t xml:space="preserve">每个难点都说明原因、原理和对应实现</w:t>
@@ -2484,6 +2649,7 @@
             <w:r>
               <w:rPr>
                 <w:rFonts w:ascii="宋体" w:hAnsi="宋体" w:eastAsia="宋体"/>
+                <w:color w:val="000000"/>
                 <w:sz w:val="21"/>
               </w:rPr>
               <w:t xml:space="preserve">论文复现与测试</w:t>
@@ -2500,6 +2666,7 @@
             <w:r>
               <w:rPr>
                 <w:rFonts w:ascii="宋体" w:hAnsi="宋体" w:eastAsia="宋体"/>
+                <w:color w:val="000000"/>
                 <w:sz w:val="21"/>
               </w:rPr>
               <w:t xml:space="preserve">2 分钟</w:t>
@@ -2516,6 +2683,7 @@
             <w:r>
               <w:rPr>
                 <w:rFonts w:ascii="宋体" w:hAnsi="宋体" w:eastAsia="宋体"/>
+                <w:color w:val="000000"/>
                 <w:sz w:val="21"/>
               </w:rPr>
               <w:t xml:space="preserve">强调真实训练和指标输出，同时说明复现边界</w:t>
@@ -2534,6 +2702,7 @@
             <w:r>
               <w:rPr>
                 <w:rFonts w:ascii="宋体" w:hAnsi="宋体" w:eastAsia="宋体"/>
+                <w:color w:val="000000"/>
                 <w:sz w:val="21"/>
               </w:rPr>
               <w:t xml:space="preserve">总结与分工</w:t>
@@ -2550,6 +2719,7 @@
             <w:r>
               <w:rPr>
                 <w:rFonts w:ascii="宋体" w:hAnsi="宋体" w:eastAsia="宋体"/>
+                <w:color w:val="000000"/>
                 <w:sz w:val="21"/>
               </w:rPr>
               <w:t xml:space="preserve">1 分钟</w:t>
@@ -2566,6 +2736,7 @@
             <w:r>
               <w:rPr>
                 <w:rFonts w:ascii="宋体" w:hAnsi="宋体" w:eastAsia="宋体"/>
+                <w:color w:val="000000"/>
                 <w:sz w:val="21"/>
               </w:rPr>
               <w:t xml:space="preserve">客观说明贡献、不足和后续改进</w:t>
@@ -2584,6 +2755,7 @@
       <w:r>
         <w:rPr>
           <w:rFonts w:ascii="宋体" w:hAnsi="宋体" w:eastAsia="宋体"/>
+          <w:color w:val="000000"/>
         </w:rPr>
         <w:t xml:space="preserve">14. 成员分工、不足与总结</w:t>
       </w:r>
@@ -2601,6 +2773,7 @@
       <w:r>
         <w:rPr>
           <w:rFonts w:ascii="宋体" w:hAnsi="宋体" w:eastAsia="宋体"/>
+          <w:color w:val="000000"/>
         </w:rPr>
         <w:t xml:space="preserve">zyj：系统架构、RUL 模型、训练 workflow 和论文复现，35%。</w:t>
       </w:r>
@@ -2618,6 +2791,7 @@
       <w:r>
         <w:rPr>
           <w:rFonts w:ascii="宋体" w:hAnsi="宋体" w:eastAsia="宋体"/>
+          <w:color w:val="000000"/>
         </w:rPr>
         <w:t xml:space="preserve">cyy：数据处理、特征工程、loader 和数据文档，25%。</w:t>
       </w:r>
@@ -2635,6 +2809,7 @@
       <w:r>
         <w:rPr>
           <w:rFonts w:ascii="宋体" w:hAnsi="宋体" w:eastAsia="宋体"/>
+          <w:color w:val="000000"/>
         </w:rPr>
         <w:t xml:space="preserve">zdh：概率分析基础能力、评价支持、测试报告，20%。</w:t>
       </w:r>
@@ -2652,6 +2827,7 @@
       <w:r>
         <w:rPr>
           <w:rFonts w:ascii="宋体" w:hAnsi="宋体" w:eastAsia="宋体"/>
+          <w:color w:val="000000"/>
         </w:rPr>
         <w:t xml:space="preserve">zy：可视化、用户文档、答辩材料，20%。</w:t>
       </w:r>
@@ -2669,6 +2845,7 @@
       <w:r>
         <w:rPr>
           <w:rFonts w:ascii="宋体" w:hAnsi="宋体" w:eastAsia="宋体"/>
+          <w:color w:val="000000"/>
         </w:rPr>
         <w:t xml:space="preserve">不足：训练规模较小，未做多随机种子和充分跨工况验证，温度信息尚未深入融合。</w:t>
       </w:r>
@@ -2686,6 +2863,7 @@
       <w:r>
         <w:rPr>
           <w:rFonts w:ascii="宋体" w:hAnsi="宋体" w:eastAsia="宋体"/>
+          <w:color w:val="000000"/>
         </w:rPr>
         <w:t xml:space="preserve">总结：项目把真实数据读取、特征提取、RUL 建模、评价输出和课程文档交付实际跑通。</w:t>
       </w:r>
@@ -2947,6 +3125,7 @@
     <w:qFormat/>
     <w:rPr>
       <w:rFonts w:ascii="宋体" w:hAnsi="宋体" w:eastAsia="宋体"/>
+      <w:color w:val="000000"/>
       <w:sz w:val="21"/>
     </w:rPr>
   </w:style>
@@ -2960,6 +3139,7 @@
     <w:qFormat/>
     <w:rPr>
       <w:rFonts w:ascii="宋体" w:hAnsi="宋体" w:eastAsia="宋体"/>
+      <w:color w:val="000000"/>
       <w:sz w:val="21"/>
     </w:rPr>
   </w:style>
@@ -2970,6 +3150,7 @@
     <w:qFormat/>
     <w:rPr>
       <w:rFonts w:ascii="宋体" w:hAnsi="宋体" w:eastAsia="宋体"/>
+      <w:color w:val="000000"/>
       <w:sz w:val="21"/>
     </w:rPr>
   </w:style>
@@ -2982,6 +3163,7 @@
     </w:pPr>
     <w:rPr>
       <w:rFonts w:ascii="宋体" w:hAnsi="宋体" w:eastAsia="宋体"/>
+      <w:color w:val="000000"/>
       <w:sz w:val="21"/>
     </w:rPr>
   </w:style>
@@ -3000,7 +3182,7 @@
       <w:rFonts w:asciiTheme="majorHAnsi" w:cstheme="majorBidi" w:eastAsiaTheme="majorEastAsia" w:hAnsiTheme="majorHAnsi" w:ascii="黑体" w:hAnsi="黑体" w:eastAsia="黑体"/>
       <w:b/>
       <w:bCs/>
-      <w:color w:themeColor="accent1" w:themeShade="B5" w:val="345A8A"/>
+      <w:color w:val="000000"/>
       <w:sz w:val="36"/>
       <w:szCs w:val="36"/>
     </w:rPr>
@@ -3017,6 +3199,7 @@
       <w:jc w:val="center"/>
     </w:pPr>
     <w:rPr>
+      <w:color w:val="000000"/>
       <w:sz w:val="30"/>
       <w:szCs w:val="30"/>
     </w:rPr>
@@ -3080,7 +3263,7 @@
       <w:rFonts w:asciiTheme="majorHAnsi" w:cstheme="majorBidi" w:eastAsiaTheme="majorEastAsia" w:hAnsiTheme="majorHAnsi" w:ascii="宋体" w:hAnsi="宋体" w:eastAsia="宋体"/>
       <w:b/>
       <w:bCs/>
-      <w:color w:themeColor="accent1" w:val="4F81BD"/>
+      <w:color w:val="000000"/>
       <w:sz w:val="48"/>
       <w:szCs w:val="32"/>
     </w:rPr>
@@ -3102,7 +3285,7 @@
       <w:rFonts w:asciiTheme="majorHAnsi" w:cstheme="majorBidi" w:eastAsiaTheme="majorEastAsia" w:hAnsiTheme="majorHAnsi" w:ascii="宋体" w:hAnsi="宋体" w:eastAsia="宋体"/>
       <w:b/>
       <w:bCs/>
-      <w:color w:themeColor="accent1" w:val="4F81BD"/>
+      <w:color w:val="000000"/>
       <w:sz w:val="36"/>
       <w:szCs w:val="28"/>
     </w:rPr>
@@ -3124,7 +3307,7 @@
       <w:rFonts w:asciiTheme="majorHAnsi" w:cstheme="majorBidi" w:eastAsiaTheme="majorEastAsia" w:hAnsiTheme="majorHAnsi" w:ascii="宋体" w:hAnsi="宋体" w:eastAsia="宋体"/>
       <w:b/>
       <w:bCs/>
-      <w:color w:themeColor="accent1" w:val="4F81BD"/>
+      <w:color w:val="000000"/>
       <w:sz w:val="27"/>
       <w:szCs w:val="24"/>
     </w:rPr>
@@ -3147,7 +3330,7 @@
       <w:i/>
       <w:b/>
       <w:bCs/>
-      <w:color w:themeColor="accent1" w:val="4F81BD"/>
+      <w:color w:val="000000"/>
       <w:sz w:val="24"/>
       <w:szCs w:val="24"/>
     </w:rPr>
@@ -3166,10 +3349,11 @@
       <w:outlineLvl w:val="4"/>
     </w:pPr>
     <w:rPr>
-      <w:rFonts w:asciiTheme="majorHAnsi" w:cstheme="majorBidi" w:eastAsiaTheme="majorEastAsia" w:hAnsiTheme="majorHAnsi"/>
+      <w:rFonts w:asciiTheme="majorHAnsi" w:cstheme="majorBidi" w:eastAsiaTheme="majorEastAsia" w:hAnsiTheme="majorHAnsi" w:ascii="宋体" w:hAnsi="宋体" w:eastAsia="宋体"/>
+      <w:b/>
       <w:iCs/>
-      <w:color w:themeColor="accent1" w:val="4F81BD"/>
-      <w:sz w:val="24"/>
+      <w:color w:val="000000"/>
+      <w:sz w:val="21"/>
       <w:szCs w:val="24"/>
     </w:rPr>
   </w:style>
@@ -3187,9 +3371,10 @@
       <w:outlineLvl w:val="5"/>
     </w:pPr>
     <w:rPr>
-      <w:rFonts w:asciiTheme="majorHAnsi" w:cstheme="majorBidi" w:eastAsiaTheme="majorEastAsia" w:hAnsiTheme="majorHAnsi"/>
-      <w:color w:themeColor="accent1" w:val="4F81BD"/>
-      <w:sz w:val="24"/>
+      <w:rFonts w:asciiTheme="majorHAnsi" w:cstheme="majorBidi" w:eastAsiaTheme="majorEastAsia" w:hAnsiTheme="majorHAnsi" w:ascii="宋体" w:hAnsi="宋体" w:eastAsia="宋体"/>
+      <w:b/>
+      <w:color w:val="000000"/>
+      <w:sz w:val="21"/>
       <w:szCs w:val="24"/>
     </w:rPr>
   </w:style>
@@ -3207,9 +3392,10 @@
       <w:outlineLvl w:val="6"/>
     </w:pPr>
     <w:rPr>
-      <w:rFonts w:asciiTheme="majorHAnsi" w:cstheme="majorBidi" w:eastAsiaTheme="majorEastAsia" w:hAnsiTheme="majorHAnsi"/>
-      <w:color w:themeColor="accent1" w:val="4F81BD"/>
-      <w:sz w:val="24"/>
+      <w:rFonts w:asciiTheme="majorHAnsi" w:cstheme="majorBidi" w:eastAsiaTheme="majorEastAsia" w:hAnsiTheme="majorHAnsi" w:ascii="宋体" w:hAnsi="宋体" w:eastAsia="宋体"/>
+      <w:b/>
+      <w:color w:val="000000"/>
+      <w:sz w:val="21"/>
       <w:szCs w:val="24"/>
     </w:rPr>
   </w:style>
@@ -3227,9 +3413,10 @@
       <w:outlineLvl w:val="7"/>
     </w:pPr>
     <w:rPr>
-      <w:rFonts w:asciiTheme="majorHAnsi" w:cstheme="majorBidi" w:eastAsiaTheme="majorEastAsia" w:hAnsiTheme="majorHAnsi"/>
-      <w:color w:themeColor="accent1" w:val="4F81BD"/>
-      <w:sz w:val="24"/>
+      <w:rFonts w:asciiTheme="majorHAnsi" w:cstheme="majorBidi" w:eastAsiaTheme="majorEastAsia" w:hAnsiTheme="majorHAnsi" w:ascii="宋体" w:hAnsi="宋体" w:eastAsia="宋体"/>
+      <w:b/>
+      <w:color w:val="000000"/>
+      <w:sz w:val="21"/>
       <w:szCs w:val="24"/>
     </w:rPr>
   </w:style>
@@ -3247,9 +3434,10 @@
       <w:outlineLvl w:val="8"/>
     </w:pPr>
     <w:rPr>
-      <w:rFonts w:asciiTheme="majorHAnsi" w:cstheme="majorBidi" w:eastAsiaTheme="majorEastAsia" w:hAnsiTheme="majorHAnsi"/>
-      <w:color w:themeColor="accent1" w:val="4F81BD"/>
-      <w:sz w:val="24"/>
+      <w:rFonts w:asciiTheme="majorHAnsi" w:cstheme="majorBidi" w:eastAsiaTheme="majorEastAsia" w:hAnsiTheme="majorHAnsi" w:ascii="宋体" w:hAnsi="宋体" w:eastAsia="宋体"/>
+      <w:b/>
+      <w:color w:val="000000"/>
+      <w:sz w:val="21"/>
       <w:szCs w:val="24"/>
     </w:rPr>
   </w:style>
@@ -3387,7 +3575,7 @@
     <w:name w:val="Hyperlink"/>
     <w:basedOn w:val="BodyTextChar"/>
     <w:rPr>
-      <w:color w:themeColor="accent1" w:val="4F81BD"/>
+      <w:color w:val="000000"/>
     </w:rPr>
   </w:style>
   <w:style w:styleId="TOCHeading" w:type="paragraph">
@@ -3405,7 +3593,7 @@
       <w:rFonts w:asciiTheme="majorHAnsi" w:cstheme="majorBidi" w:eastAsiaTheme="majorEastAsia" w:hAnsiTheme="majorHAnsi"/>
       <w:b w:val="0"/>
       <w:bCs w:val="0"/>
-      <w:color w:themeColor="accent1" w:themeShade="BF" w:val="365F91"/>
+      <w:color w:val="000000"/>
     </w:rPr>
   </w:style>
   <w:style w:type="paragraph" w:customStyle="1" w:styleId="SourceCode">

--- a/docx/final/20_结题答辩提纲.docx
+++ b/docx/final/20_结题答辩提纲.docx
@@ -28,7 +28,7 @@
         </w:p>
       </w:sdtContent>
     </w:sdt>
-    <w:bookmarkStart w:id="37" w:name="工业轴承设备剩余寿命预测系统的实现结题答辩提纲"/>
+    <w:bookmarkStart w:id="39" w:name="工业轴承设备剩余寿命预测系统的实现结题答辩提纲"/>
     <w:p>
       <w:pPr>
         <w:pStyle w:val="Heading1"/>
@@ -471,7 +471,7 @@
                 <w:color w:val="000000"/>
                 <w:sz w:val="21"/>
               </w:rPr>
-              <w:t xml:space="preserve">V3.0</w:t>
+              <w:t xml:space="preserve">V4.0</w:t>
             </w:r>
           </w:p>
         </w:tc>
@@ -579,7 +579,7 @@
                 <w:color w:val="000000"/>
                 <w:sz w:val="21"/>
               </w:rPr>
-              <w:t xml:space="preserve">答辩结构、每页要点、时间分配和备答重点</w:t>
+              <w:t xml:space="preserve">16 页答辩结构、每页要点、时间分配和备答重点</w:t>
             </w:r>
           </w:p>
         </w:tc>
@@ -905,7 +905,77 @@
                 <w:color w:val="000000"/>
                 <w:sz w:val="21"/>
               </w:rPr>
-              <w:t xml:space="preserve">参考课程交付样例统一封面与归档格式，补充数据理解、技术难点、测试验收和 DOCX 交付信息</w:t>
+              <w:t xml:space="preserve">补充数据理解、技术难点、测试验收和 DOCX 交付信息</w:t>
+            </w:r>
+          </w:p>
+        </w:tc>
+      </w:tr>
+      <w:tr>
+        <w:tc>
+          <w:p>
+            <w:pPr>
+              <w:pStyle w:val="Compact"/>
+              <w:ind w:firstLine="0"/>
+              <w:jc w:val="left"/>
+            </w:pPr>
+            <w:r>
+              <w:rPr>
+                <w:rFonts w:ascii="宋体" w:hAnsi="宋体" w:eastAsia="宋体"/>
+                <w:color w:val="000000"/>
+                <w:sz w:val="21"/>
+              </w:rPr>
+              <w:t xml:space="preserve">V4.0</w:t>
+            </w:r>
+          </w:p>
+        </w:tc>
+        <w:tc>
+          <w:p>
+            <w:pPr>
+              <w:pStyle w:val="Compact"/>
+              <w:ind w:firstLine="0"/>
+              <w:jc w:val="left"/>
+            </w:pPr>
+            <w:r>
+              <w:rPr>
+                <w:rFonts w:ascii="宋体" w:hAnsi="宋体" w:eastAsia="宋体"/>
+                <w:color w:val="000000"/>
+                <w:sz w:val="21"/>
+              </w:rPr>
+              <w:t xml:space="preserve">2026-06-14</w:t>
+            </w:r>
+          </w:p>
+        </w:tc>
+        <w:tc>
+          <w:p>
+            <w:pPr>
+              <w:pStyle w:val="Compact"/>
+              <w:ind w:firstLine="0"/>
+              <w:jc w:val="left"/>
+            </w:pPr>
+            <w:r>
+              <w:rPr>
+                <w:rFonts w:ascii="宋体" w:hAnsi="宋体" w:eastAsia="宋体"/>
+                <w:color w:val="000000"/>
+                <w:sz w:val="21"/>
+              </w:rPr>
+              <w:t xml:space="preserve">项目组</w:t>
+            </w:r>
+          </w:p>
+        </w:tc>
+        <w:tc>
+          <w:p>
+            <w:pPr>
+              <w:pStyle w:val="Compact"/>
+              <w:ind w:firstLine="0"/>
+              <w:jc w:val="left"/>
+            </w:pPr>
+            <w:r>
+              <w:rPr>
+                <w:rFonts w:ascii="宋体" w:hAnsi="宋体" w:eastAsia="宋体"/>
+                <w:color w:val="000000"/>
+                <w:sz w:val="21"/>
+              </w:rPr>
+              <w:t xml:space="preserve">按 16 页新版网页 PPT 重构论文复现、指标解释和数据特征叙事</w:t>
             </w:r>
           </w:p>
         </w:tc>
@@ -940,7 +1010,7 @@
           <w:rFonts w:ascii="宋体" w:hAnsi="宋体" w:eastAsia="宋体"/>
           <w:color w:val="000000"/>
         </w:rPr>
-        <w:t xml:space="preserve">项目名称：工业轴承设备剩余寿命预测系统的实现</w:t>
+        <w:t xml:space="preserve">项目名称：工业轴承设备剩余寿命预测系统的实现。</w:t>
       </w:r>
     </w:p>
     <w:p>
@@ -958,7 +1028,7 @@
           <w:rFonts w:ascii="宋体" w:hAnsi="宋体" w:eastAsia="宋体"/>
           <w:color w:val="000000"/>
         </w:rPr>
-        <w:t xml:space="preserve">课程：中国科学技术大学软件学院《软件工程》</w:t>
+        <w:t xml:space="preserve">课程：中国科学技术大学软件学院《软件工程》。</w:t>
       </w:r>
     </w:p>
     <w:p>
@@ -976,7 +1046,7 @@
           <w:rFonts w:ascii="宋体" w:hAnsi="宋体" w:eastAsia="宋体"/>
           <w:color w:val="000000"/>
         </w:rPr>
-        <w:t xml:space="preserve">指导老师：zjf</w:t>
+        <w:t xml:space="preserve">指导老师：zjf。</w:t>
       </w:r>
     </w:p>
     <w:p>
@@ -994,7 +1064,7 @@
           <w:rFonts w:ascii="宋体" w:hAnsi="宋体" w:eastAsia="宋体"/>
           <w:color w:val="000000"/>
         </w:rPr>
-        <w:t xml:space="preserve">小组成员：zyj、cyy、zdh、zy</w:t>
+        <w:t xml:space="preserve">小组成员：zyj、cyy、zdh、zy。</w:t>
       </w:r>
     </w:p>
     <w:p>
@@ -1062,7 +1132,7 @@
           <w:rFonts w:ascii="宋体" w:hAnsi="宋体" w:eastAsia="宋体"/>
           <w:color w:val="000000"/>
         </w:rPr>
-        <w:t xml:space="preserve">汇报重点：数据理解、特征分析、工程实现、复现实验、测试验收。</w:t>
+        <w:t xml:space="preserve">汇报重点：数据理解、特征分析、工程实现、论文复现、测试验收。</w:t>
       </w:r>
     </w:p>
     <w:p>
@@ -1081,6 +1151,24 @@
           <w:color w:val="000000"/>
         </w:rPr>
         <w:t xml:space="preserve">已交付内容：两个数据集 loader、特征工程、RUL 标签、模型训练、评价指标、notebook 示例、结题文档。</w:t>
+      </w:r>
+    </w:p>
+    <w:p>
+      <w:pPr>
+        <w:numPr>
+          <w:ilvl w:val="0"/>
+          <w:numId w:val="1002"/>
+        </w:numPr>
+        <w:pStyle w:val="Compact"/>
+        <w:spacing w:line="276" w:lineRule="auto" w:after="0"/>
+        <w:ind w:firstLine="420"/>
+      </w:pPr>
+      <w:r>
+        <w:rPr>
+          <w:rFonts w:ascii="宋体" w:hAnsi="宋体" w:eastAsia="宋体"/>
+          <w:color w:val="000000"/>
+        </w:rPr>
+        <w:t xml:space="preserve">口径提醒：先讲业务问题和数据语义，再讲模型和指标。</w:t>
       </w:r>
     </w:p>
     <w:bookmarkEnd w:id="23"/>
@@ -1148,7 +1236,7 @@
           <w:rFonts w:ascii="宋体" w:hAnsi="宋体" w:eastAsia="宋体"/>
           <w:color w:val="000000"/>
         </w:rPr>
-        <w:t xml:space="preserve">本次答辩主线是 RUL 回归预测，不展开离散状态分类。</w:t>
+        <w:t xml:space="preserve">本次答辩主线是 RUL 回归预测，不展开离散状态识别任务。</w:t>
       </w:r>
     </w:p>
     <w:bookmarkEnd w:id="24"/>
@@ -1180,7 +1268,7 @@
           <w:rFonts w:ascii="宋体" w:hAnsi="宋体" w:eastAsia="宋体"/>
           <w:color w:val="000000"/>
         </w:rPr>
-        <w:t xml:space="preserve">XJTU-SY：25.6 kHz、32768 点快照、1.28 s 快照时长、1 min 间隔、三工况十五轴承。</w:t>
+        <w:t xml:space="preserve">XJTU-SY：25.6 kHz、32768 点快照、1.28 s 快照时长、约 1 min 间隔、三工况十五轴承。</w:t>
       </w:r>
     </w:p>
     <w:p>
@@ -1234,7 +1322,7 @@
           <w:rFonts w:ascii="宋体" w:hAnsi="宋体" w:eastAsia="宋体"/>
           <w:color w:val="000000"/>
         </w:rPr>
-        <w:t xml:space="preserve">PHM2012 Test_set 的终止 RUL 按官方条目补充。</w:t>
+        <w:t xml:space="preserve">PHM2012 Test_set 的终止 RUL 按官方条目补充，不能只按本地文件数推断。</w:t>
       </w:r>
     </w:p>
     <w:bookmarkEnd w:id="25"/>
@@ -1302,7 +1390,7 @@
           <w:rFonts w:ascii="宋体" w:hAnsi="宋体" w:eastAsia="宋体"/>
           <w:color w:val="000000"/>
         </w:rPr>
-        <w:t xml:space="preserve">RMS 从约 0.56 上升到约 7.27，峰值和健康指标在后期也明显抬升。</w:t>
+        <w:t xml:space="preserve">RMS 从约 0.56 上升到约 7.27，峰值和健康指标在后期明显抬升。</w:t>
       </w:r>
     </w:p>
     <w:p>
@@ -1424,29 +1512,11 @@
           <w:rFonts w:ascii="宋体" w:hAnsi="宋体" w:eastAsia="宋体"/>
           <w:color w:val="000000"/>
         </w:rPr>
-        <w:t xml:space="preserve">健康指标同样由强度、冲击和频谱相关特征合成。</w:t>
-      </w:r>
-    </w:p>
-    <w:p>
-      <w:pPr>
-        <w:numPr>
-          <w:ilvl w:val="0"/>
-          <w:numId w:val="1006"/>
-        </w:numPr>
-        <w:pStyle w:val="Compact"/>
-        <w:spacing w:line="276" w:lineRule="auto" w:after="0"/>
-        <w:ind w:firstLine="420"/>
-      </w:pPr>
-      <w:r>
-        <w:rPr>
-          <w:rFonts w:ascii="宋体" w:hAnsi="宋体" w:eastAsia="宋体"/>
-          <w:color w:val="000000"/>
-        </w:rPr>
         <w:t xml:space="preserve">PHM2012 的快照更短、文件更密，并包含温度数据；本次主线先使用振动特征。</w:t>
       </w:r>
     </w:p>
     <w:bookmarkEnd w:id="27"/>
-    <w:bookmarkStart w:id="28" w:name="特征工程与-rul-标签构造"/>
+    <w:bookmarkStart w:id="28" w:name="多轴承特征摘要"/>
     <w:p>
       <w:pPr>
         <w:pStyle w:val="Heading2"/>
@@ -1456,7 +1526,7 @@
           <w:rFonts w:ascii="宋体" w:hAnsi="宋体" w:eastAsia="宋体"/>
           <w:color w:val="000000"/>
         </w:rPr>
-        <w:t xml:space="preserve">7. 特征工程与 RUL 标签构造</w:t>
+        <w:t xml:space="preserve">7. 多轴承特征摘要</w:t>
       </w:r>
     </w:p>
     <w:p>
@@ -1474,6 +1544,92 @@
           <w:rFonts w:ascii="宋体" w:hAnsi="宋体" w:eastAsia="宋体"/>
           <w:color w:val="000000"/>
         </w:rPr>
+        <w:t xml:space="preserve">新增多轴承统计图，覆盖 XJTU-SY 与 PHM2012 的多个代表轴承。</w:t>
+      </w:r>
+    </w:p>
+    <w:p>
+      <w:pPr>
+        <w:numPr>
+          <w:ilvl w:val="0"/>
+          <w:numId w:val="1007"/>
+        </w:numPr>
+        <w:pStyle w:val="Compact"/>
+        <w:spacing w:line="276" w:lineRule="auto" w:after="0"/>
+        <w:ind w:firstLine="420"/>
+      </w:pPr>
+      <w:r>
+        <w:rPr>
+          <w:rFonts w:ascii="宋体" w:hAnsi="宋体" w:eastAsia="宋体"/>
+          <w:color w:val="000000"/>
+        </w:rPr>
+        <w:t xml:space="preserve">XJTU-SY 四个代表轴承后期 RMS 均高于早期，放大倍数约 4.47 到 6.61。</w:t>
+      </w:r>
+    </w:p>
+    <w:p>
+      <w:pPr>
+        <w:numPr>
+          <w:ilvl w:val="0"/>
+          <w:numId w:val="1007"/>
+        </w:numPr>
+        <w:pStyle w:val="Compact"/>
+        <w:spacing w:line="276" w:lineRule="auto" w:after="0"/>
+        <w:ind w:firstLine="420"/>
+      </w:pPr>
+      <w:r>
+        <w:rPr>
+          <w:rFonts w:ascii="宋体" w:hAnsi="宋体" w:eastAsia="宋体"/>
+          <w:color w:val="000000"/>
+        </w:rPr>
+        <w:t xml:space="preserve">PHM2012 内部差异更明显，短序列不一定呈现单调退化。</w:t>
+      </w:r>
+    </w:p>
+    <w:p>
+      <w:pPr>
+        <w:numPr>
+          <w:ilvl w:val="0"/>
+          <w:numId w:val="1007"/>
+        </w:numPr>
+        <w:pStyle w:val="Compact"/>
+        <w:spacing w:line="276" w:lineRule="auto" w:after="0"/>
+        <w:ind w:firstLine="420"/>
+      </w:pPr>
+      <w:r>
+        <w:rPr>
+          <w:rFonts w:ascii="宋体" w:hAnsi="宋体" w:eastAsia="宋体"/>
+          <w:color w:val="000000"/>
+        </w:rPr>
+        <w:t xml:space="preserve">结论：代表曲线只说明局部现象，多轴承摘要用于补充统计视角。</w:t>
+      </w:r>
+    </w:p>
+    <w:bookmarkEnd w:id="28"/>
+    <w:bookmarkStart w:id="29" w:name="特征工程与-rul-标签构造"/>
+    <w:p>
+      <w:pPr>
+        <w:pStyle w:val="Heading2"/>
+      </w:pPr>
+      <w:r>
+        <w:rPr>
+          <w:rFonts w:ascii="宋体" w:hAnsi="宋体" w:eastAsia="宋体"/>
+          <w:color w:val="000000"/>
+        </w:rPr>
+        <w:t xml:space="preserve">8. 特征工程与 RUL 标签构造</w:t>
+      </w:r>
+    </w:p>
+    <w:p>
+      <w:pPr>
+        <w:numPr>
+          <w:ilvl w:val="0"/>
+          <w:numId w:val="1008"/>
+        </w:numPr>
+        <w:pStyle w:val="Compact"/>
+        <w:spacing w:line="276" w:lineRule="auto" w:after="0"/>
+        <w:ind w:firstLine="420"/>
+      </w:pPr>
+      <w:r>
+        <w:rPr>
+          <w:rFonts w:ascii="宋体" w:hAnsi="宋体" w:eastAsia="宋体"/>
+          <w:color w:val="000000"/>
+        </w:rPr>
         <w:t xml:space="preserve">默认提取 14 个时域特征和 5 个频域特征，共 19 维。</w:t>
       </w:r>
     </w:p>
@@ -1481,7 +1637,7 @@
       <w:pPr>
         <w:numPr>
           <w:ilvl w:val="0"/>
-          <w:numId w:val="1007"/>
+          <w:numId w:val="1008"/>
         </w:numPr>
         <w:pStyle w:val="Compact"/>
         <w:spacing w:line="276" w:lineRule="auto" w:after="0"/>
@@ -1499,7 +1655,7 @@
       <w:pPr>
         <w:numPr>
           <w:ilvl w:val="0"/>
-          <w:numId w:val="1007"/>
+          <w:numId w:val="1008"/>
         </w:numPr>
         <w:pStyle w:val="Compact"/>
         <w:spacing w:line="276" w:lineRule="auto" w:after="0"/>
@@ -1517,25 +1673,25 @@
       <w:pPr>
         <w:numPr>
           <w:ilvl w:val="0"/>
-          <w:numId w:val="1007"/>
-        </w:numPr>
-        <w:pStyle w:val="Compact"/>
-        <w:spacing w:line="276" w:lineRule="auto" w:after="0"/>
-        <w:ind w:firstLine="420"/>
-      </w:pPr>
-      <w:r>
-        <w:rPr>
-          <w:rFonts w:ascii="宋体" w:hAnsi="宋体" w:eastAsia="宋体"/>
-          <w:color w:val="000000"/>
-        </w:rPr>
-        <w:t xml:space="preserve">稳定性和频谱特征：均值、方差、主频、谱质心、谱熵。</w:t>
-      </w:r>
-    </w:p>
-    <w:p>
-      <w:pPr>
-        <w:numPr>
-          <w:ilvl w:val="0"/>
-          <w:numId w:val="1007"/>
+          <w:numId w:val="1008"/>
+        </w:numPr>
+        <w:pStyle w:val="Compact"/>
+        <w:spacing w:line="276" w:lineRule="auto" w:after="0"/>
+        <w:ind w:firstLine="420"/>
+      </w:pPr>
+      <w:r>
+        <w:rPr>
+          <w:rFonts w:ascii="宋体" w:hAnsi="宋体" w:eastAsia="宋体"/>
+          <w:color w:val="000000"/>
+        </w:rPr>
+        <w:t xml:space="preserve">频谱特征：主频、谱质心、谱熵。</w:t>
+      </w:r>
+    </w:p>
+    <w:p>
+      <w:pPr>
+        <w:numPr>
+          <w:ilvl w:val="0"/>
+          <w:numId w:val="1008"/>
         </w:numPr>
         <w:pStyle w:val="Compact"/>
         <w:spacing w:line="276" w:lineRule="auto" w:after="0"/>
@@ -1553,7 +1709,7 @@
       <w:pPr>
         <w:numPr>
           <w:ilvl w:val="0"/>
-          <w:numId w:val="1007"/>
+          <w:numId w:val="1008"/>
         </w:numPr>
         <w:pStyle w:val="Compact"/>
         <w:spacing w:line="276" w:lineRule="auto" w:after="0"/>
@@ -1593,25 +1749,187 @@
           <w:rFonts w:ascii="宋体" w:hAnsi="宋体" w:eastAsia="宋体"/>
           <w:color w:val="000000"/>
         </w:rPr>
-        <w:t xml:space="preserve">生成；如果只使用快照序号，则必须标注为 snapshot-level RUL，不能直接写成秒。</w:t>
-      </w:r>
-    </w:p>
-    <w:p>
-      <w:pPr>
-        <w:numPr>
-          <w:ilvl w:val="0"/>
-          <w:numId w:val="1007"/>
-        </w:numPr>
-        <w:pStyle w:val="Compact"/>
-        <w:spacing w:line="276" w:lineRule="auto" w:after="0"/>
-        <w:ind w:firstLine="420"/>
-      </w:pPr>
-      <w:r>
-        <w:rPr>
-          <w:rFonts w:ascii="宋体" w:hAnsi="宋体" w:eastAsia="宋体"/>
-          <w:color w:val="000000"/>
-        </w:rPr>
-        <w:t xml:space="preserve">XJTU-SY 示例：第</w:t>
+        <w:t xml:space="preserve">生成；若只用快照序号，则标注为 snapshot-level RUL。</w:t>
+      </w:r>
+    </w:p>
+    <w:bookmarkEnd w:id="29"/>
+    <w:bookmarkStart w:id="30" w:name="系统总体架构"/>
+    <w:p>
+      <w:pPr>
+        <w:pStyle w:val="Heading2"/>
+      </w:pPr>
+      <w:r>
+        <w:rPr>
+          <w:rFonts w:ascii="宋体" w:hAnsi="宋体" w:eastAsia="宋体"/>
+          <w:color w:val="000000"/>
+        </w:rPr>
+        <w:t xml:space="preserve">9. 系统总体架构</w:t>
+      </w:r>
+    </w:p>
+    <w:p>
+      <w:pPr>
+        <w:numPr>
+          <w:ilvl w:val="0"/>
+          <w:numId w:val="1009"/>
+        </w:numPr>
+        <w:pStyle w:val="Compact"/>
+        <w:spacing w:line="276" w:lineRule="auto" w:after="0"/>
+        <w:ind w:firstLine="420"/>
+      </w:pPr>
+      <w:r>
+        <w:rPr>
+          <w:rFonts w:ascii="宋体" w:hAnsi="宋体" w:eastAsia="宋体"/>
+          <w:color w:val="000000"/>
+        </w:rPr>
+        <w:t xml:space="preserve">数据接入层：读取 XJTU-SY 与 PHM2012，整理工况、采样率、通道和时间顺序。</w:t>
+      </w:r>
+    </w:p>
+    <w:p>
+      <w:pPr>
+        <w:numPr>
+          <w:ilvl w:val="0"/>
+          <w:numId w:val="1009"/>
+        </w:numPr>
+        <w:pStyle w:val="Compact"/>
+        <w:spacing w:line="276" w:lineRule="auto" w:after="0"/>
+        <w:ind w:firstLine="420"/>
+      </w:pPr>
+      <w:r>
+        <w:rPr>
+          <w:rFonts w:ascii="宋体" w:hAnsi="宋体" w:eastAsia="宋体"/>
+          <w:color w:val="000000"/>
+        </w:rPr>
+        <w:t xml:space="preserve">特征与标签层：提取 19 维时频域特征，构造特征序列和 RUL 标签。</w:t>
+      </w:r>
+    </w:p>
+    <w:p>
+      <w:pPr>
+        <w:numPr>
+          <w:ilvl w:val="0"/>
+          <w:numId w:val="1009"/>
+        </w:numPr>
+        <w:pStyle w:val="Compact"/>
+        <w:spacing w:line="276" w:lineRule="auto" w:after="0"/>
+        <w:ind w:firstLine="420"/>
+      </w:pPr>
+      <w:r>
+        <w:rPr>
+          <w:rFonts w:ascii="宋体" w:hAnsi="宋体" w:eastAsia="宋体"/>
+          <w:color w:val="000000"/>
+        </w:rPr>
+        <w:t xml:space="preserve">模型训练层：训练 baseline、CNN-LSTM-AM、xLSTM-Transformer，并保存训练记录。</w:t>
+      </w:r>
+    </w:p>
+    <w:p>
+      <w:pPr>
+        <w:numPr>
+          <w:ilvl w:val="0"/>
+          <w:numId w:val="1009"/>
+        </w:numPr>
+        <w:pStyle w:val="Compact"/>
+        <w:spacing w:line="276" w:lineRule="auto" w:after="0"/>
+        <w:ind w:firstLine="420"/>
+      </w:pPr>
+      <w:r>
+        <w:rPr>
+          <w:rFonts w:ascii="宋体" w:hAnsi="宋体" w:eastAsia="宋体"/>
+          <w:color w:val="000000"/>
+        </w:rPr>
+        <w:t xml:space="preserve">评价与展示层：输出误差指标、RUL 曲线、预测文件和复现实验对比表。</w:t>
+      </w:r>
+    </w:p>
+    <w:p>
+      <w:pPr>
+        <w:numPr>
+          <w:ilvl w:val="0"/>
+          <w:numId w:val="1009"/>
+        </w:numPr>
+        <w:pStyle w:val="Compact"/>
+        <w:spacing w:line="276" w:lineRule="auto" w:after="0"/>
+        <w:ind w:firstLine="420"/>
+      </w:pPr>
+      <w:r>
+        <w:rPr>
+          <w:rFonts w:ascii="宋体" w:hAnsi="宋体" w:eastAsia="宋体"/>
+          <w:color w:val="000000"/>
+        </w:rPr>
+        <w:t xml:space="preserve">边界原则：数据读取、特征构造、模型训练和评价输出分开实现。</w:t>
+      </w:r>
+    </w:p>
+    <w:bookmarkEnd w:id="30"/>
+    <w:bookmarkStart w:id="31" w:name="难点一异构数据集统一"/>
+    <w:p>
+      <w:pPr>
+        <w:pStyle w:val="Heading2"/>
+      </w:pPr>
+      <w:r>
+        <w:rPr>
+          <w:rFonts w:ascii="宋体" w:hAnsi="宋体" w:eastAsia="宋体"/>
+          <w:color w:val="000000"/>
+        </w:rPr>
+        <w:t xml:space="preserve">10. 难点一：异构数据集统一</w:t>
+      </w:r>
+    </w:p>
+    <w:p>
+      <w:pPr>
+        <w:numPr>
+          <w:ilvl w:val="0"/>
+          <w:numId w:val="1010"/>
+        </w:numPr>
+        <w:pStyle w:val="Compact"/>
+        <w:spacing w:line="276" w:lineRule="auto" w:after="0"/>
+        <w:ind w:firstLine="420"/>
+      </w:pPr>
+      <w:r>
+        <w:rPr>
+          <w:rFonts w:ascii="宋体" w:hAnsi="宋体" w:eastAsia="宋体"/>
+          <w:color w:val="000000"/>
+        </w:rPr>
+        <w:t xml:space="preserve">数据差异：快照长度、时间间隔、split 语义、终止 RUL 信息不同。</w:t>
+      </w:r>
+    </w:p>
+    <w:p>
+      <w:pPr>
+        <w:numPr>
+          <w:ilvl w:val="0"/>
+          <w:numId w:val="1010"/>
+        </w:numPr>
+        <w:pStyle w:val="Compact"/>
+        <w:spacing w:line="276" w:lineRule="auto" w:after="0"/>
+        <w:ind w:firstLine="420"/>
+      </w:pPr>
+      <w:r>
+        <w:rPr>
+          <w:rFonts w:ascii="宋体" w:hAnsi="宋体" w:eastAsia="宋体"/>
+          <w:color w:val="000000"/>
+        </w:rPr>
+        <w:t xml:space="preserve">解决原则：loader 只负责读取和整理数据，模型只接收统一后的特征序列。</w:t>
+      </w:r>
+    </w:p>
+    <w:p>
+      <w:pPr>
+        <w:numPr>
+          <w:ilvl w:val="0"/>
+          <w:numId w:val="1010"/>
+        </w:numPr>
+        <w:pStyle w:val="Compact"/>
+        <w:spacing w:line="276" w:lineRule="auto" w:after="0"/>
+        <w:ind w:firstLine="420"/>
+      </w:pPr>
+      <w:r>
+        <w:rPr>
+          <w:rFonts w:ascii="宋体" w:hAnsi="宋体" w:eastAsia="宋体"/>
+          <w:color w:val="000000"/>
+        </w:rPr>
+        <w:t xml:space="preserve">工程权衡：</w:t>
+      </w:r>
+      <w:r>
+        <w:rPr>
+          <w:rStyle w:val="VerbatimChar"/>
+          <w:rFonts w:ascii="宋体" w:hAnsi="宋体" w:eastAsia="宋体"/>
+          <w:color w:val="000000"/>
+        </w:rPr>
+        <w:t xml:space="preserve">max_samples</w:t>
       </w:r>
       <w:r>
         <w:rPr>
@@ -1622,11 +1940,193 @@
       </w:r>
       <w:r>
         <w:rPr>
+          <w:rFonts w:ascii="宋体" w:hAnsi="宋体" w:eastAsia="宋体"/>
+          <w:color w:val="000000"/>
+        </w:rPr>
+        <w:t xml:space="preserve">是读前均匀抽样，用于控制训练时间，同时保留早期、中期和后期片段。</w:t>
+      </w:r>
+    </w:p>
+    <w:bookmarkEnd w:id="31"/>
+    <w:bookmarkStart w:id="32" w:name="难点二信号到序列特征"/>
+    <w:p>
+      <w:pPr>
+        <w:pStyle w:val="Heading2"/>
+      </w:pPr>
+      <w:r>
+        <w:rPr>
+          <w:rFonts w:ascii="宋体" w:hAnsi="宋体" w:eastAsia="宋体"/>
+          <w:color w:val="000000"/>
+        </w:rPr>
+        <w:t xml:space="preserve">11. 难点二：信号到序列特征</w:t>
+      </w:r>
+    </w:p>
+    <w:p>
+      <w:pPr>
+        <w:numPr>
+          <w:ilvl w:val="0"/>
+          <w:numId w:val="1011"/>
+        </w:numPr>
+        <w:pStyle w:val="Compact"/>
+        <w:spacing w:line="276" w:lineRule="auto" w:after="0"/>
+        <w:ind w:firstLine="420"/>
+      </w:pPr>
+      <w:r>
+        <w:rPr>
+          <w:rFonts w:ascii="宋体" w:hAnsi="宋体" w:eastAsia="宋体"/>
+          <w:color w:val="000000"/>
+        </w:rPr>
+        <w:t xml:space="preserve">原始振动快照较长，不适合直接在课程范围内做稳定复现。</w:t>
+      </w:r>
+    </w:p>
+    <w:p>
+      <w:pPr>
+        <w:numPr>
+          <w:ilvl w:val="0"/>
+          <w:numId w:val="1011"/>
+        </w:numPr>
+        <w:pStyle w:val="Compact"/>
+        <w:spacing w:line="276" w:lineRule="auto" w:after="0"/>
+        <w:ind w:firstLine="420"/>
+      </w:pPr>
+      <w:r>
+        <w:rPr>
+          <w:rFonts w:ascii="宋体" w:hAnsi="宋体" w:eastAsia="宋体"/>
+          <w:color w:val="000000"/>
+        </w:rPr>
+        <w:t xml:space="preserve">处理流程：raw snapshot → 19 维 feature vector → feature sequence → RUL label → prediction。</w:t>
+      </w:r>
+    </w:p>
+    <w:p>
+      <w:pPr>
+        <w:numPr>
+          <w:ilvl w:val="0"/>
+          <w:numId w:val="1011"/>
+        </w:numPr>
+        <w:pStyle w:val="Compact"/>
+        <w:spacing w:line="276" w:lineRule="auto" w:after="0"/>
+        <w:ind w:firstLine="420"/>
+      </w:pPr>
+      <w:r>
+        <w:rPr>
+          <w:rFonts w:ascii="宋体" w:hAnsi="宋体" w:eastAsia="宋体"/>
+          <w:color w:val="000000"/>
+        </w:rPr>
+        <w:t xml:space="preserve">模型看到的是一段连续变化，而不是孤立的一个点。</w:t>
+      </w:r>
+    </w:p>
+    <w:bookmarkEnd w:id="32"/>
+    <w:bookmarkStart w:id="33" w:name="为什么选这两篇论文"/>
+    <w:p>
+      <w:pPr>
+        <w:pStyle w:val="Heading2"/>
+      </w:pPr>
+      <w:r>
+        <w:rPr>
+          <w:rFonts w:ascii="宋体" w:hAnsi="宋体" w:eastAsia="宋体"/>
+          <w:color w:val="000000"/>
+        </w:rPr>
+        <w:t xml:space="preserve">12. 为什么选这两篇论文</w:t>
+      </w:r>
+    </w:p>
+    <w:p>
+      <w:pPr>
+        <w:numPr>
+          <w:ilvl w:val="0"/>
+          <w:numId w:val="1012"/>
+        </w:numPr>
+        <w:pStyle w:val="Compact"/>
+        <w:spacing w:line="276" w:lineRule="auto" w:after="0"/>
+        <w:ind w:firstLine="420"/>
+      </w:pPr>
+      <w:r>
+        <w:rPr>
+          <w:rFonts w:ascii="宋体" w:hAnsi="宋体" w:eastAsia="宋体"/>
+          <w:color w:val="000000"/>
+        </w:rPr>
+        <w:t xml:space="preserve">Huang 等 2024 CNN-LSTM-AM：使用时域和频域特征，模型结构清晰，给出 Score 公式，适合验证 19 维特征、attention 模型和指标实现。</w:t>
+      </w:r>
+    </w:p>
+    <w:p>
+      <w:pPr>
+        <w:numPr>
+          <w:ilvl w:val="0"/>
+          <w:numId w:val="1012"/>
+        </w:numPr>
+        <w:pStyle w:val="Compact"/>
+        <w:spacing w:line="276" w:lineRule="auto" w:after="0"/>
+        <w:ind w:firstLine="420"/>
+      </w:pPr>
+      <w:r>
+        <w:rPr>
+          <w:rFonts w:ascii="宋体" w:hAnsi="宋体" w:eastAsia="宋体"/>
+          <w:color w:val="000000"/>
+        </w:rPr>
+        <w:t xml:space="preserve">Jiang 等 2026 xLSTM-Transformer：同时覆盖 XJTU-SY 与 PHM2012，公开工况划分、序列长度、训练参数和 RMSE/R2/Score，适合做第二篇同规格复现。</w:t>
+      </w:r>
+    </w:p>
+    <w:p>
+      <w:pPr>
+        <w:numPr>
+          <w:ilvl w:val="0"/>
+          <w:numId w:val="1012"/>
+        </w:numPr>
+        <w:pStyle w:val="Compact"/>
+        <w:spacing w:line="276" w:lineRule="auto" w:after="0"/>
+        <w:ind w:firstLine="420"/>
+      </w:pPr>
+      <w:r>
+        <w:rPr>
+          <w:rFonts w:ascii="宋体" w:hAnsi="宋体" w:eastAsia="宋体"/>
+          <w:color w:val="000000"/>
+        </w:rPr>
+        <w:t xml:space="preserve">选择依据：数据集匹配、结构可实现、baseline 可比较、指标可复查。</w:t>
+      </w:r>
+    </w:p>
+    <w:bookmarkEnd w:id="33"/>
+    <w:bookmarkStart w:id="34" w:name="复现实验怎么做"/>
+    <w:p>
+      <w:pPr>
+        <w:pStyle w:val="Heading2"/>
+      </w:pPr>
+      <w:r>
+        <w:rPr>
+          <w:rFonts w:ascii="宋体" w:hAnsi="宋体" w:eastAsia="宋体"/>
+          <w:color w:val="000000"/>
+        </w:rPr>
+        <w:t xml:space="preserve">13. 复现实验怎么做</w:t>
+      </w:r>
+    </w:p>
+    <w:p>
+      <w:pPr>
+        <w:numPr>
+          <w:ilvl w:val="0"/>
+          <w:numId w:val="1013"/>
+        </w:numPr>
+        <w:pStyle w:val="Compact"/>
+        <w:spacing w:line="276" w:lineRule="auto" w:after="0"/>
+        <w:ind w:firstLine="420"/>
+      </w:pPr>
+      <w:r>
+        <w:rPr>
+          <w:rFonts w:ascii="宋体" w:hAnsi="宋体" w:eastAsia="宋体"/>
+          <w:color w:val="000000"/>
+        </w:rPr>
+        <w:t xml:space="preserve">读取真实数据：优先从</w:t>
+      </w:r>
+      <w:r>
+        <w:rPr>
+          <w:rFonts w:ascii="宋体" w:hAnsi="宋体" w:eastAsia="宋体"/>
+          <w:color w:val="000000"/>
+        </w:rPr>
+        <w:t xml:space="preserve"> </w:t>
+      </w:r>
+      <w:r>
+        <w:rPr>
           <w:rStyle w:val="VerbatimChar"/>
           <w:rFonts w:ascii="宋体" w:hAnsi="宋体" w:eastAsia="宋体"/>
           <w:color w:val="000000"/>
         </w:rPr>
-        <w:t xml:space="preserve">i</w:t>
+        <w:t xml:space="preserve">data/external</w:t>
       </w:r>
       <w:r>
         <w:rPr>
@@ -1640,7 +2140,347 @@
           <w:rFonts w:ascii="宋体" w:hAnsi="宋体" w:eastAsia="宋体"/>
           <w:color w:val="000000"/>
         </w:rPr>
-        <w:t xml:space="preserve">个快照约对应</w:t>
+        <w:t xml:space="preserve">读取 XJTU-SY 与 PHM2012。</w:t>
+      </w:r>
+    </w:p>
+    <w:p>
+      <w:pPr>
+        <w:numPr>
+          <w:ilvl w:val="0"/>
+          <w:numId w:val="1013"/>
+        </w:numPr>
+        <w:pStyle w:val="Compact"/>
+        <w:spacing w:line="276" w:lineRule="auto" w:after="0"/>
+        <w:ind w:firstLine="420"/>
+      </w:pPr>
+      <w:r>
+        <w:rPr>
+          <w:rFonts w:ascii="宋体" w:hAnsi="宋体" w:eastAsia="宋体"/>
+          <w:color w:val="000000"/>
+        </w:rPr>
+        <w:t xml:space="preserve">构造特征序列：每个快照提取 19 维特征，再按时间顺序组成序列。</w:t>
+      </w:r>
+    </w:p>
+    <w:p>
+      <w:pPr>
+        <w:numPr>
+          <w:ilvl w:val="0"/>
+          <w:numId w:val="1013"/>
+        </w:numPr>
+        <w:pStyle w:val="Compact"/>
+        <w:spacing w:line="276" w:lineRule="auto" w:after="0"/>
+        <w:ind w:firstLine="420"/>
+      </w:pPr>
+      <w:r>
+        <w:rPr>
+          <w:rFonts w:ascii="宋体" w:hAnsi="宋体" w:eastAsia="宋体"/>
+          <w:color w:val="000000"/>
+        </w:rPr>
+        <w:t xml:space="preserve">训练主模型：CNN-LSTM-AM 与 XLSTM-Transformer 均真实训练 8 epoch。</w:t>
+      </w:r>
+    </w:p>
+    <w:p>
+      <w:pPr>
+        <w:numPr>
+          <w:ilvl w:val="0"/>
+          <w:numId w:val="1013"/>
+        </w:numPr>
+        <w:pStyle w:val="Compact"/>
+        <w:spacing w:line="276" w:lineRule="auto" w:after="0"/>
+        <w:ind w:firstLine="420"/>
+      </w:pPr>
+      <w:r>
+        <w:rPr>
+          <w:rFonts w:ascii="宋体" w:hAnsi="宋体" w:eastAsia="宋体"/>
+          <w:color w:val="000000"/>
+        </w:rPr>
+        <w:t xml:space="preserve">训练 baseline：CNN-LSTM、Feature-Transformer、LSTM-Transformer。</w:t>
+      </w:r>
+    </w:p>
+    <w:p>
+      <w:pPr>
+        <w:numPr>
+          <w:ilvl w:val="0"/>
+          <w:numId w:val="1013"/>
+        </w:numPr>
+        <w:pStyle w:val="Compact"/>
+        <w:spacing w:line="276" w:lineRule="auto" w:after="0"/>
+        <w:ind w:firstLine="420"/>
+      </w:pPr>
+      <w:r>
+        <w:rPr>
+          <w:rFonts w:ascii="宋体" w:hAnsi="宋体" w:eastAsia="宋体"/>
+          <w:color w:val="000000"/>
+        </w:rPr>
+        <w:t xml:space="preserve">输出指标：RMSE、NormalizedRMSE、R2、Huang Score、PHM Score。</w:t>
+      </w:r>
+    </w:p>
+    <w:p>
+      <w:pPr>
+        <w:numPr>
+          <w:ilvl w:val="0"/>
+          <w:numId w:val="1013"/>
+        </w:numPr>
+        <w:pStyle w:val="Compact"/>
+        <w:spacing w:line="276" w:lineRule="auto" w:after="0"/>
+        <w:ind w:firstLine="420"/>
+      </w:pPr>
+      <w:r>
+        <w:rPr>
+          <w:rFonts w:ascii="宋体" w:hAnsi="宋体" w:eastAsia="宋体"/>
+          <w:color w:val="000000"/>
+        </w:rPr>
+        <w:t xml:space="preserve">保存证据：</w:t>
+      </w:r>
+      <w:r>
+        <w:rPr>
+          <w:rStyle w:val="VerbatimChar"/>
+          <w:rFonts w:ascii="宋体" w:hAnsi="宋体" w:eastAsia="宋体"/>
+          <w:color w:val="000000"/>
+        </w:rPr>
+        <w:t xml:space="preserve">history.csv</w:t>
+      </w:r>
+      <w:r>
+        <w:rPr>
+          <w:rFonts w:ascii="宋体" w:hAnsi="宋体" w:eastAsia="宋体"/>
+          <w:color w:val="000000"/>
+        </w:rPr>
+        <w:t xml:space="preserve">、</w:t>
+      </w:r>
+      <w:r>
+        <w:rPr>
+          <w:rStyle w:val="VerbatimChar"/>
+          <w:rFonts w:ascii="宋体" w:hAnsi="宋体" w:eastAsia="宋体"/>
+          <w:color w:val="000000"/>
+        </w:rPr>
+        <w:t xml:space="preserve">metrics.json</w:t>
+      </w:r>
+      <w:r>
+        <w:rPr>
+          <w:rFonts w:ascii="宋体" w:hAnsi="宋体" w:eastAsia="宋体"/>
+          <w:color w:val="000000"/>
+        </w:rPr>
+        <w:t xml:space="preserve">、</w:t>
+      </w:r>
+      <w:r>
+        <w:rPr>
+          <w:rStyle w:val="VerbatimChar"/>
+          <w:rFonts w:ascii="宋体" w:hAnsi="宋体" w:eastAsia="宋体"/>
+          <w:color w:val="000000"/>
+        </w:rPr>
+        <w:t xml:space="preserve">predictions.csv</w:t>
+      </w:r>
+      <w:r>
+        <w:rPr>
+          <w:rFonts w:ascii="宋体" w:hAnsi="宋体" w:eastAsia="宋体"/>
+          <w:color w:val="000000"/>
+        </w:rPr>
+        <w:t xml:space="preserve">、</w:t>
+      </w:r>
+      <w:r>
+        <w:rPr>
+          <w:rStyle w:val="VerbatimChar"/>
+          <w:rFonts w:ascii="宋体" w:hAnsi="宋体" w:eastAsia="宋体"/>
+          <w:color w:val="000000"/>
+        </w:rPr>
+        <w:t xml:space="preserve">comparison_metrics.csv</w:t>
+      </w:r>
+      <w:r>
+        <w:rPr>
+          <w:rFonts w:ascii="宋体" w:hAnsi="宋体" w:eastAsia="宋体"/>
+          <w:color w:val="000000"/>
+        </w:rPr>
+        <w:t xml:space="preserve">。</w:t>
+      </w:r>
+    </w:p>
+    <w:bookmarkEnd w:id="34"/>
+    <w:bookmarkStart w:id="35" w:name="指标与结果边界"/>
+    <w:p>
+      <w:pPr>
+        <w:pStyle w:val="Heading2"/>
+      </w:pPr>
+      <w:r>
+        <w:rPr>
+          <w:rFonts w:ascii="宋体" w:hAnsi="宋体" w:eastAsia="宋体"/>
+          <w:color w:val="000000"/>
+        </w:rPr>
+        <w:t xml:space="preserve">14. 指标与结果边界</w:t>
+      </w:r>
+    </w:p>
+    <w:p>
+      <w:pPr>
+        <w:numPr>
+          <w:ilvl w:val="0"/>
+          <w:numId w:val="1014"/>
+        </w:numPr>
+        <w:pStyle w:val="Compact"/>
+        <w:spacing w:line="276" w:lineRule="auto" w:after="0"/>
+        <w:ind w:firstLine="420"/>
+      </w:pPr>
+      <w:r>
+        <w:rPr>
+          <w:rFonts w:ascii="宋体" w:hAnsi="宋体" w:eastAsia="宋体"/>
+          <w:color w:val="000000"/>
+        </w:rPr>
+        <w:t xml:space="preserve">普通回归误差：RMSE、MAE、SMAPE、R2。</w:t>
+      </w:r>
+    </w:p>
+    <w:p>
+      <w:pPr>
+        <w:numPr>
+          <w:ilvl w:val="0"/>
+          <w:numId w:val="1014"/>
+        </w:numPr>
+        <w:pStyle w:val="Compact"/>
+        <w:spacing w:line="276" w:lineRule="auto" w:after="0"/>
+        <w:ind w:firstLine="420"/>
+      </w:pPr>
+      <w:r>
+        <w:rPr>
+          <w:rFonts w:ascii="宋体" w:hAnsi="宋体" w:eastAsia="宋体"/>
+          <w:color w:val="000000"/>
+        </w:rPr>
+        <w:t xml:space="preserve">论文指标：Huang 原版 Score。</w:t>
+      </w:r>
+    </w:p>
+    <w:p>
+      <w:pPr>
+        <w:numPr>
+          <w:ilvl w:val="0"/>
+          <w:numId w:val="1014"/>
+        </w:numPr>
+        <w:pStyle w:val="Compact"/>
+        <w:spacing w:line="276" w:lineRule="auto" w:after="0"/>
+        <w:ind w:firstLine="420"/>
+      </w:pPr>
+      <w:r>
+        <w:rPr>
+          <w:rFonts w:ascii="宋体" w:hAnsi="宋体" w:eastAsia="宋体"/>
+          <w:color w:val="000000"/>
+        </w:rPr>
+        <w:t xml:space="preserve">挑战赛惩罚指标：PHM/RUL 惩罚 Score。</w:t>
+      </w:r>
+    </w:p>
+    <w:p>
+      <w:pPr>
+        <w:numPr>
+          <w:ilvl w:val="0"/>
+          <w:numId w:val="1014"/>
+        </w:numPr>
+        <w:pStyle w:val="Compact"/>
+        <w:spacing w:line="276" w:lineRule="auto" w:after="0"/>
+        <w:ind w:firstLine="420"/>
+      </w:pPr>
+      <w:r>
+        <w:rPr>
+          <w:rFonts w:ascii="宋体" w:hAnsi="宋体" w:eastAsia="宋体"/>
+          <w:color w:val="000000"/>
+        </w:rPr>
+        <w:t xml:space="preserve">方向倾向：over prediction rate、under prediction rate、within tolerance rate。</w:t>
+      </w:r>
+    </w:p>
+    <w:p>
+      <w:pPr>
+        <w:numPr>
+          <w:ilvl w:val="0"/>
+          <w:numId w:val="1014"/>
+        </w:numPr>
+        <w:pStyle w:val="Compact"/>
+        <w:spacing w:line="276" w:lineRule="auto" w:after="0"/>
+        <w:ind w:firstLine="420"/>
+      </w:pPr>
+      <w:r>
+        <w:rPr>
+          <w:rFonts w:ascii="宋体" w:hAnsi="宋体" w:eastAsia="宋体"/>
+          <w:color w:val="000000"/>
+        </w:rPr>
+        <w:t xml:space="preserve">结果口径：代表性数值来自真实数据 8 epoch 小规模训练，用于证明 workflow 和指标体系可复跑。</w:t>
+      </w:r>
+    </w:p>
+    <w:p>
+      <w:pPr>
+        <w:numPr>
+          <w:ilvl w:val="0"/>
+          <w:numId w:val="1014"/>
+        </w:numPr>
+        <w:pStyle w:val="Compact"/>
+        <w:spacing w:line="276" w:lineRule="auto" w:after="0"/>
+        <w:ind w:firstLine="420"/>
+      </w:pPr>
+      <w:r>
+        <w:rPr>
+          <w:rFonts w:ascii="宋体" w:hAnsi="宋体" w:eastAsia="宋体"/>
+          <w:color w:val="000000"/>
+        </w:rPr>
+        <w:t xml:space="preserve">边界说明：PHM2012 上负 R2 说明短训练拟合不足，报告中保留该限制，不把单次结果解释为最终性能结论。</w:t>
+      </w:r>
+    </w:p>
+    <w:bookmarkEnd w:id="35"/>
+    <w:bookmarkStart w:id="36" w:name="测试方案与验收证据"/>
+    <w:p>
+      <w:pPr>
+        <w:pStyle w:val="Heading2"/>
+      </w:pPr>
+      <w:r>
+        <w:rPr>
+          <w:rFonts w:ascii="宋体" w:hAnsi="宋体" w:eastAsia="宋体"/>
+          <w:color w:val="000000"/>
+        </w:rPr>
+        <w:t xml:space="preserve">15. 测试方案与验收证据</w:t>
+      </w:r>
+    </w:p>
+    <w:p>
+      <w:pPr>
+        <w:numPr>
+          <w:ilvl w:val="0"/>
+          <w:numId w:val="1015"/>
+        </w:numPr>
+        <w:pStyle w:val="Compact"/>
+        <w:spacing w:line="276" w:lineRule="auto" w:after="0"/>
+        <w:ind w:firstLine="420"/>
+      </w:pPr>
+      <w:r>
+        <w:rPr>
+          <w:rFonts w:ascii="宋体" w:hAnsi="宋体" w:eastAsia="宋体"/>
+          <w:color w:val="000000"/>
+        </w:rPr>
+        <w:t xml:space="preserve">全量 pytest：31 个测试通过。</w:t>
+      </w:r>
+    </w:p>
+    <w:p>
+      <w:pPr>
+        <w:numPr>
+          <w:ilvl w:val="0"/>
+          <w:numId w:val="1015"/>
+        </w:numPr>
+        <w:pStyle w:val="Compact"/>
+        <w:spacing w:line="276" w:lineRule="auto" w:after="0"/>
+        <w:ind w:firstLine="420"/>
+      </w:pPr>
+      <w:r>
+        <w:rPr>
+          <w:rFonts w:ascii="宋体" w:hAnsi="宋体" w:eastAsia="宋体"/>
+          <w:color w:val="000000"/>
+        </w:rPr>
+        <w:t xml:space="preserve">notebook：8 个示例 notebook 纳入执行验收。</w:t>
+      </w:r>
+    </w:p>
+    <w:p>
+      <w:pPr>
+        <w:numPr>
+          <w:ilvl w:val="0"/>
+          <w:numId w:val="1015"/>
+        </w:numPr>
+        <w:pStyle w:val="Compact"/>
+        <w:spacing w:line="276" w:lineRule="auto" w:after="0"/>
+        <w:ind w:firstLine="420"/>
+      </w:pPr>
+      <w:r>
+        <w:rPr>
+          <w:rFonts w:ascii="宋体" w:hAnsi="宋体" w:eastAsia="宋体"/>
+          <w:color w:val="000000"/>
+        </w:rPr>
+        <w:t xml:space="preserve">论文复现：两篇 workflow 均读取</w:t>
       </w:r>
       <w:r>
         <w:rPr>
@@ -1655,32 +2495,7 @@
           <w:rFonts w:ascii="宋体" w:hAnsi="宋体" w:eastAsia="宋体"/>
           <w:color w:val="000000"/>
         </w:rPr>
-        <w:t xml:space="preserve">i * 60s</w:t>
-      </w:r>
-      <w:r>
-        <w:rPr>
-          <w:rFonts w:ascii="宋体" w:hAnsi="宋体" w:eastAsia="宋体"/>
-          <w:color w:val="000000"/>
-        </w:rPr>
-        <w:t xml:space="preserve">，寿命终点为最后一个快照时间，因此剩余寿命可以解释为分钟级时间差。</w:t>
-      </w:r>
-    </w:p>
-    <w:p>
-      <w:pPr>
-        <w:numPr>
-          <w:ilvl w:val="0"/>
-          <w:numId w:val="1007"/>
-        </w:numPr>
-        <w:pStyle w:val="Compact"/>
-        <w:spacing w:line="276" w:lineRule="auto" w:after="0"/>
-        <w:ind w:firstLine="420"/>
-      </w:pPr>
-      <w:r>
-        <w:rPr>
-          <w:rFonts w:ascii="宋体" w:hAnsi="宋体" w:eastAsia="宋体"/>
-          <w:color w:val="000000"/>
-        </w:rPr>
-        <w:t xml:space="preserve">PHM2012 示例：Learning/Full_Test 可按约</w:t>
+        <w:t xml:space="preserve">data/external</w:t>
       </w:r>
       <w:r>
         <w:rPr>
@@ -1691,29 +2506,110 @@
       </w:r>
       <w:r>
         <w:rPr>
+          <w:rFonts w:ascii="宋体" w:hAnsi="宋体" w:eastAsia="宋体"/>
+          <w:color w:val="000000"/>
+        </w:rPr>
+        <w:t xml:space="preserve">真实数据。</w:t>
+      </w:r>
+    </w:p>
+    <w:p>
+      <w:pPr>
+        <w:numPr>
+          <w:ilvl w:val="0"/>
+          <w:numId w:val="1015"/>
+        </w:numPr>
+        <w:pStyle w:val="Compact"/>
+        <w:spacing w:line="276" w:lineRule="auto" w:after="0"/>
+        <w:ind w:firstLine="420"/>
+      </w:pPr>
+      <w:r>
+        <w:rPr>
+          <w:rFonts w:ascii="宋体" w:hAnsi="宋体" w:eastAsia="宋体"/>
+          <w:color w:val="000000"/>
+        </w:rPr>
+        <w:t xml:space="preserve">输出文件：</w:t>
+      </w:r>
+      <w:r>
+        <w:rPr>
           <w:rStyle w:val="VerbatimChar"/>
           <w:rFonts w:ascii="宋体" w:hAnsi="宋体" w:eastAsia="宋体"/>
           <w:color w:val="000000"/>
         </w:rPr>
-        <w:t xml:space="preserve">10s</w:t>
-      </w:r>
-      <w:r>
-        <w:rPr>
-          <w:rFonts w:ascii="宋体" w:hAnsi="宋体" w:eastAsia="宋体"/>
-          <w:color w:val="000000"/>
-        </w:rPr>
-        <w:t xml:space="preserve"> </w:t>
-      </w:r>
-      <w:r>
-        <w:rPr>
-          <w:rFonts w:ascii="宋体" w:hAnsi="宋体" w:eastAsia="宋体"/>
-          <w:color w:val="000000"/>
-        </w:rPr>
-        <w:t xml:space="preserve">文件间隔换算；Test_set 还要结合官方给出的终止 RUL 条目，不能只看本地文件数。</w:t>
-      </w:r>
-    </w:p>
-    <w:bookmarkEnd w:id="28"/>
-    <w:bookmarkStart w:id="29" w:name="系统总体架构"/>
+        <w:t xml:space="preserve">history.csv</w:t>
+      </w:r>
+      <w:r>
+        <w:rPr>
+          <w:rFonts w:ascii="宋体" w:hAnsi="宋体" w:eastAsia="宋体"/>
+          <w:color w:val="000000"/>
+        </w:rPr>
+        <w:t xml:space="preserve">、</w:t>
+      </w:r>
+      <w:r>
+        <w:rPr>
+          <w:rStyle w:val="VerbatimChar"/>
+          <w:rFonts w:ascii="宋体" w:hAnsi="宋体" w:eastAsia="宋体"/>
+          <w:color w:val="000000"/>
+        </w:rPr>
+        <w:t xml:space="preserve">metrics.json</w:t>
+      </w:r>
+      <w:r>
+        <w:rPr>
+          <w:rFonts w:ascii="宋体" w:hAnsi="宋体" w:eastAsia="宋体"/>
+          <w:color w:val="000000"/>
+        </w:rPr>
+        <w:t xml:space="preserve">、</w:t>
+      </w:r>
+      <w:r>
+        <w:rPr>
+          <w:rStyle w:val="VerbatimChar"/>
+          <w:rFonts w:ascii="宋体" w:hAnsi="宋体" w:eastAsia="宋体"/>
+          <w:color w:val="000000"/>
+        </w:rPr>
+        <w:t xml:space="preserve">predictions.csv</w:t>
+      </w:r>
+      <w:r>
+        <w:rPr>
+          <w:rFonts w:ascii="宋体" w:hAnsi="宋体" w:eastAsia="宋体"/>
+          <w:color w:val="000000"/>
+        </w:rPr>
+        <w:t xml:space="preserve">、</w:t>
+      </w:r>
+      <w:r>
+        <w:rPr>
+          <w:rStyle w:val="VerbatimChar"/>
+          <w:rFonts w:ascii="宋体" w:hAnsi="宋体" w:eastAsia="宋体"/>
+          <w:color w:val="000000"/>
+        </w:rPr>
+        <w:t xml:space="preserve">comparison_metrics.csv</w:t>
+      </w:r>
+      <w:r>
+        <w:rPr>
+          <w:rFonts w:ascii="宋体" w:hAnsi="宋体" w:eastAsia="宋体"/>
+          <w:color w:val="000000"/>
+        </w:rPr>
+        <w:t xml:space="preserve">。</w:t>
+      </w:r>
+    </w:p>
+    <w:p>
+      <w:pPr>
+        <w:numPr>
+          <w:ilvl w:val="0"/>
+          <w:numId w:val="1015"/>
+        </w:numPr>
+        <w:pStyle w:val="Compact"/>
+        <w:spacing w:line="276" w:lineRule="auto" w:after="0"/>
+        <w:ind w:firstLine="420"/>
+      </w:pPr>
+      <w:r>
+        <w:rPr>
+          <w:rFonts w:ascii="宋体" w:hAnsi="宋体" w:eastAsia="宋体"/>
+          <w:color w:val="000000"/>
+        </w:rPr>
+        <w:t xml:space="preserve">文档材料：结题报告、测试报告、用户手册、安装手册、技术论文、成员贡献说明、答辩提纲和讲稿。</w:t>
+      </w:r>
+    </w:p>
+    <w:bookmarkEnd w:id="36"/>
+    <w:bookmarkStart w:id="37" w:name="成员分工不足与总结"/>
     <w:p>
       <w:pPr>
         <w:pStyle w:val="Heading2"/>
@@ -1723,148 +2619,119 @@
           <w:rFonts w:ascii="宋体" w:hAnsi="宋体" w:eastAsia="宋体"/>
           <w:color w:val="000000"/>
         </w:rPr>
-        <w:t xml:space="preserve">8. 系统总体架构</w:t>
-      </w:r>
-    </w:p>
-    <w:p>
-      <w:pPr>
-        <w:numPr>
-          <w:ilvl w:val="0"/>
-          <w:numId w:val="1008"/>
-        </w:numPr>
-        <w:pStyle w:val="Compact"/>
-        <w:spacing w:line="276" w:lineRule="auto" w:after="0"/>
-        <w:ind w:firstLine="420"/>
-      </w:pPr>
-      <w:r>
-        <w:rPr>
-          <w:rFonts w:ascii="宋体" w:hAnsi="宋体" w:eastAsia="宋体"/>
-          <w:color w:val="000000"/>
-        </w:rPr>
-        <w:t xml:space="preserve">数据接入层：读取 XJTU-SY 与 PHM2012，整理工况、采样率、通道和时间顺序。</w:t>
-      </w:r>
-    </w:p>
-    <w:p>
-      <w:pPr>
-        <w:numPr>
-          <w:ilvl w:val="0"/>
-          <w:numId w:val="1008"/>
-        </w:numPr>
-        <w:pStyle w:val="Compact"/>
-        <w:spacing w:line="276" w:lineRule="auto" w:after="0"/>
-        <w:ind w:firstLine="420"/>
-      </w:pPr>
-      <w:r>
-        <w:rPr>
-          <w:rFonts w:ascii="宋体" w:hAnsi="宋体" w:eastAsia="宋体"/>
-          <w:color w:val="000000"/>
-        </w:rPr>
-        <w:t xml:space="preserve">特征与标签层：提取 19 维时频域特征，按数据集时间语义构造特征序列和 RUL 标签。</w:t>
-      </w:r>
-    </w:p>
-    <w:p>
-      <w:pPr>
-        <w:numPr>
-          <w:ilvl w:val="0"/>
-          <w:numId w:val="1008"/>
-        </w:numPr>
-        <w:pStyle w:val="Compact"/>
-        <w:spacing w:line="276" w:lineRule="auto" w:after="0"/>
-        <w:ind w:firstLine="420"/>
-      </w:pPr>
-      <w:r>
-        <w:rPr>
-          <w:rFonts w:ascii="宋体" w:hAnsi="宋体" w:eastAsia="宋体"/>
-          <w:color w:val="000000"/>
-        </w:rPr>
-        <w:t xml:space="preserve">模型训练层：训练 baseline、CNN-LSTM-AM、xLSTM-Transformer，并保存训练记录。</w:t>
-      </w:r>
-    </w:p>
-    <w:p>
-      <w:pPr>
-        <w:numPr>
-          <w:ilvl w:val="0"/>
-          <w:numId w:val="1008"/>
-        </w:numPr>
-        <w:pStyle w:val="Compact"/>
-        <w:spacing w:line="276" w:lineRule="auto" w:after="0"/>
-        <w:ind w:firstLine="420"/>
-      </w:pPr>
-      <w:r>
-        <w:rPr>
-          <w:rFonts w:ascii="宋体" w:hAnsi="宋体" w:eastAsia="宋体"/>
-          <w:color w:val="000000"/>
-        </w:rPr>
-        <w:t xml:space="preserve">评价与展示层：输出误差指标、RUL 曲线、预测文件和复现实验对比表。</w:t>
-      </w:r>
-    </w:p>
-    <w:p>
-      <w:pPr>
-        <w:numPr>
-          <w:ilvl w:val="0"/>
-          <w:numId w:val="1008"/>
-        </w:numPr>
-        <w:pStyle w:val="Compact"/>
-        <w:spacing w:line="276" w:lineRule="auto" w:after="0"/>
-        <w:ind w:firstLine="420"/>
-      </w:pPr>
-      <w:r>
-        <w:rPr>
-          <w:rFonts w:ascii="宋体" w:hAnsi="宋体" w:eastAsia="宋体"/>
-          <w:color w:val="000000"/>
-        </w:rPr>
-        <w:t xml:space="preserve">边界原则：数据读取、特征构造、模型训练和评价输出分开实现。</w:t>
-      </w:r>
-    </w:p>
-    <w:p>
-      <w:pPr>
-        <w:numPr>
-          <w:ilvl w:val="0"/>
-          <w:numId w:val="1008"/>
-        </w:numPr>
-        <w:pStyle w:val="Compact"/>
-        <w:spacing w:line="276" w:lineRule="auto" w:after="0"/>
-        <w:ind w:firstLine="420"/>
-      </w:pPr>
-      <w:r>
-        <w:rPr>
-          <w:rFonts w:ascii="宋体" w:hAnsi="宋体" w:eastAsia="宋体"/>
-          <w:color w:val="000000"/>
-        </w:rPr>
-        <w:t xml:space="preserve">展示入口：核心逻辑在</w:t>
-      </w:r>
-      <w:r>
-        <w:rPr>
-          <w:rFonts w:ascii="宋体" w:hAnsi="宋体" w:eastAsia="宋体"/>
-          <w:color w:val="000000"/>
-        </w:rPr>
-        <w:t xml:space="preserve"> </w:t>
-      </w:r>
-      <w:r>
-        <w:rPr>
-          <w:rStyle w:val="VerbatimChar"/>
-          <w:rFonts w:ascii="宋体" w:hAnsi="宋体" w:eastAsia="宋体"/>
-          <w:color w:val="000000"/>
-        </w:rPr>
-        <w:t xml:space="preserve">src</w:t>
-      </w:r>
-      <w:r>
-        <w:rPr>
-          <w:rFonts w:ascii="宋体" w:hAnsi="宋体" w:eastAsia="宋体"/>
-          <w:color w:val="000000"/>
-        </w:rPr>
-        <w:t xml:space="preserve"> </w:t>
-      </w:r>
-      <w:r>
-        <w:rPr>
-          <w:rFonts w:ascii="宋体" w:hAnsi="宋体" w:eastAsia="宋体"/>
-          <w:color w:val="000000"/>
-        </w:rPr>
-        <w:t xml:space="preserve">包内，notebook 主要用于示例运行和论文复现实验。</w:t>
-      </w:r>
-    </w:p>
-    <w:bookmarkEnd w:id="29"/>
-    <w:bookmarkStart w:id="30" w:name="难点一异构数据集统一"/>
+        <w:t xml:space="preserve">16. 成员分工、不足与总结</w:t>
+      </w:r>
+    </w:p>
+    <w:p>
+      <w:pPr>
+        <w:numPr>
+          <w:ilvl w:val="0"/>
+          <w:numId w:val="1016"/>
+        </w:numPr>
+        <w:pStyle w:val="Compact"/>
+        <w:spacing w:line="276" w:lineRule="auto" w:after="0"/>
+        <w:ind w:firstLine="420"/>
+      </w:pPr>
+      <w:r>
+        <w:rPr>
+          <w:rFonts w:ascii="宋体" w:hAnsi="宋体" w:eastAsia="宋体"/>
+          <w:color w:val="000000"/>
+        </w:rPr>
+        <w:t xml:space="preserve">zyj：系统架构、RUL 模型、训练 workflow 和论文复现，35%。</w:t>
+      </w:r>
+    </w:p>
+    <w:p>
+      <w:pPr>
+        <w:numPr>
+          <w:ilvl w:val="0"/>
+          <w:numId w:val="1016"/>
+        </w:numPr>
+        <w:pStyle w:val="Compact"/>
+        <w:spacing w:line="276" w:lineRule="auto" w:after="0"/>
+        <w:ind w:firstLine="420"/>
+      </w:pPr>
+      <w:r>
+        <w:rPr>
+          <w:rFonts w:ascii="宋体" w:hAnsi="宋体" w:eastAsia="宋体"/>
+          <w:color w:val="000000"/>
+        </w:rPr>
+        <w:t xml:space="preserve">cyy：数据处理、特征工程、loader 和数据文档，25%。</w:t>
+      </w:r>
+    </w:p>
+    <w:p>
+      <w:pPr>
+        <w:numPr>
+          <w:ilvl w:val="0"/>
+          <w:numId w:val="1016"/>
+        </w:numPr>
+        <w:pStyle w:val="Compact"/>
+        <w:spacing w:line="276" w:lineRule="auto" w:after="0"/>
+        <w:ind w:firstLine="420"/>
+      </w:pPr>
+      <w:r>
+        <w:rPr>
+          <w:rFonts w:ascii="宋体" w:hAnsi="宋体" w:eastAsia="宋体"/>
+          <w:color w:val="000000"/>
+        </w:rPr>
+        <w:t xml:space="preserve">zdh：概率分析基础能力、评价支持、测试报告，20%。</w:t>
+      </w:r>
+    </w:p>
+    <w:p>
+      <w:pPr>
+        <w:numPr>
+          <w:ilvl w:val="0"/>
+          <w:numId w:val="1016"/>
+        </w:numPr>
+        <w:pStyle w:val="Compact"/>
+        <w:spacing w:line="276" w:lineRule="auto" w:after="0"/>
+        <w:ind w:firstLine="420"/>
+      </w:pPr>
+      <w:r>
+        <w:rPr>
+          <w:rFonts w:ascii="宋体" w:hAnsi="宋体" w:eastAsia="宋体"/>
+          <w:color w:val="000000"/>
+        </w:rPr>
+        <w:t xml:space="preserve">zy：可视化、用户文档、答辩材料，20%。</w:t>
+      </w:r>
+    </w:p>
+    <w:p>
+      <w:pPr>
+        <w:numPr>
+          <w:ilvl w:val="0"/>
+          <w:numId w:val="1016"/>
+        </w:numPr>
+        <w:pStyle w:val="Compact"/>
+        <w:spacing w:line="276" w:lineRule="auto" w:after="0"/>
+        <w:ind w:firstLine="420"/>
+      </w:pPr>
+      <w:r>
+        <w:rPr>
+          <w:rFonts w:ascii="宋体" w:hAnsi="宋体" w:eastAsia="宋体"/>
+          <w:color w:val="000000"/>
+        </w:rPr>
+        <w:t xml:space="preserve">不足：训练规模较小，未做多随机种子和充分跨工况验证，温度信息尚未深入融合。</w:t>
+      </w:r>
+    </w:p>
+    <w:p>
+      <w:pPr>
+        <w:numPr>
+          <w:ilvl w:val="0"/>
+          <w:numId w:val="1016"/>
+        </w:numPr>
+        <w:pStyle w:val="Compact"/>
+        <w:spacing w:line="276" w:lineRule="auto" w:after="0"/>
+        <w:ind w:firstLine="420"/>
+      </w:pPr>
+      <w:r>
+        <w:rPr>
+          <w:rFonts w:ascii="宋体" w:hAnsi="宋体" w:eastAsia="宋体"/>
+          <w:color w:val="000000"/>
+        </w:rPr>
+        <w:t xml:space="preserve">总结：项目把真实数据读取、特征提取、RUL 建模、评价输出和课程文档交付实际跑通。</w:t>
+      </w:r>
+    </w:p>
+    <w:bookmarkEnd w:id="37"/>
+    <w:bookmarkStart w:id="38" w:name="汇报时间与语气控制"/>
     <w:p>
       <w:pPr>
         <w:pStyle w:val="Heading2"/>
@@ -1874,529 +2741,7 @@
           <w:rFonts w:ascii="宋体" w:hAnsi="宋体" w:eastAsia="宋体"/>
           <w:color w:val="000000"/>
         </w:rPr>
-        <w:t xml:space="preserve">9. 难点一：异构数据集统一</w:t>
-      </w:r>
-    </w:p>
-    <w:p>
-      <w:pPr>
-        <w:numPr>
-          <w:ilvl w:val="0"/>
-          <w:numId w:val="1009"/>
-        </w:numPr>
-        <w:pStyle w:val="Compact"/>
-        <w:spacing w:line="276" w:lineRule="auto" w:after="0"/>
-        <w:ind w:firstLine="420"/>
-      </w:pPr>
-      <w:r>
-        <w:rPr>
-          <w:rFonts w:ascii="宋体" w:hAnsi="宋体" w:eastAsia="宋体"/>
-          <w:color w:val="000000"/>
-        </w:rPr>
-        <w:t xml:space="preserve">数据差异：快照长度、时间间隔、split 语义、终止 RUL 信息不同。</w:t>
-      </w:r>
-    </w:p>
-    <w:p>
-      <w:pPr>
-        <w:numPr>
-          <w:ilvl w:val="0"/>
-          <w:numId w:val="1009"/>
-        </w:numPr>
-        <w:pStyle w:val="Compact"/>
-        <w:spacing w:line="276" w:lineRule="auto" w:after="0"/>
-        <w:ind w:firstLine="420"/>
-      </w:pPr>
-      <w:r>
-        <w:rPr>
-          <w:rFonts w:ascii="宋体" w:hAnsi="宋体" w:eastAsia="宋体"/>
-          <w:color w:val="000000"/>
-        </w:rPr>
-        <w:t xml:space="preserve">解决原则：loader 只负责读取和整理数据，模型只接收统一后的特征序列。</w:t>
-      </w:r>
-    </w:p>
-    <w:p>
-      <w:pPr>
-        <w:numPr>
-          <w:ilvl w:val="0"/>
-          <w:numId w:val="1009"/>
-        </w:numPr>
-        <w:pStyle w:val="Compact"/>
-        <w:spacing w:line="276" w:lineRule="auto" w:after="0"/>
-        <w:ind w:firstLine="420"/>
-      </w:pPr>
-      <w:r>
-        <w:rPr>
-          <w:rFonts w:ascii="宋体" w:hAnsi="宋体" w:eastAsia="宋体"/>
-          <w:color w:val="000000"/>
-        </w:rPr>
-        <w:t xml:space="preserve">工程权衡：</w:t>
-      </w:r>
-      <w:r>
-        <w:rPr>
-          <w:rStyle w:val="VerbatimChar"/>
-          <w:rFonts w:ascii="宋体" w:hAnsi="宋体" w:eastAsia="宋体"/>
-          <w:color w:val="000000"/>
-        </w:rPr>
-        <w:t xml:space="preserve">max_samples</w:t>
-      </w:r>
-      <w:r>
-        <w:rPr>
-          <w:rFonts w:ascii="宋体" w:hAnsi="宋体" w:eastAsia="宋体"/>
-          <w:color w:val="000000"/>
-        </w:rPr>
-        <w:t xml:space="preserve"> </w:t>
-      </w:r>
-      <w:r>
-        <w:rPr>
-          <w:rFonts w:ascii="宋体" w:hAnsi="宋体" w:eastAsia="宋体"/>
-          <w:color w:val="000000"/>
-        </w:rPr>
-        <w:t xml:space="preserve">是读前均匀抽样，用于控制训练时间，同时保留早期、中期和后期片段。</w:t>
-      </w:r>
-    </w:p>
-    <w:bookmarkEnd w:id="30"/>
-    <w:bookmarkStart w:id="31" w:name="难点二信号到序列特征"/>
-    <w:p>
-      <w:pPr>
-        <w:pStyle w:val="Heading2"/>
-      </w:pPr>
-      <w:r>
-        <w:rPr>
-          <w:rFonts w:ascii="宋体" w:hAnsi="宋体" w:eastAsia="宋体"/>
-          <w:color w:val="000000"/>
-        </w:rPr>
-        <w:t xml:space="preserve">10. 难点二：信号到序列特征</w:t>
-      </w:r>
-    </w:p>
-    <w:p>
-      <w:pPr>
-        <w:numPr>
-          <w:ilvl w:val="0"/>
-          <w:numId w:val="1010"/>
-        </w:numPr>
-        <w:pStyle w:val="Compact"/>
-        <w:spacing w:line="276" w:lineRule="auto" w:after="0"/>
-        <w:ind w:firstLine="420"/>
-      </w:pPr>
-      <w:r>
-        <w:rPr>
-          <w:rFonts w:ascii="宋体" w:hAnsi="宋体" w:eastAsia="宋体"/>
-          <w:color w:val="000000"/>
-        </w:rPr>
-        <w:t xml:space="preserve">原始振动快照较长，不适合直接在课程范围内做稳定复现。</w:t>
-      </w:r>
-    </w:p>
-    <w:p>
-      <w:pPr>
-        <w:numPr>
-          <w:ilvl w:val="0"/>
-          <w:numId w:val="1010"/>
-        </w:numPr>
-        <w:pStyle w:val="Compact"/>
-        <w:spacing w:line="276" w:lineRule="auto" w:after="0"/>
-        <w:ind w:firstLine="420"/>
-      </w:pPr>
-      <w:r>
-        <w:rPr>
-          <w:rFonts w:ascii="宋体" w:hAnsi="宋体" w:eastAsia="宋体"/>
-          <w:color w:val="000000"/>
-        </w:rPr>
-        <w:t xml:space="preserve">处理流程：raw snapshot → 19 维 feature vector → feature sequence → RUL label → prediction。</w:t>
-      </w:r>
-    </w:p>
-    <w:p>
-      <w:pPr>
-        <w:numPr>
-          <w:ilvl w:val="0"/>
-          <w:numId w:val="1010"/>
-        </w:numPr>
-        <w:pStyle w:val="Compact"/>
-        <w:spacing w:line="276" w:lineRule="auto" w:after="0"/>
-        <w:ind w:firstLine="420"/>
-      </w:pPr>
-      <w:r>
-        <w:rPr>
-          <w:rFonts w:ascii="宋体" w:hAnsi="宋体" w:eastAsia="宋体"/>
-          <w:color w:val="000000"/>
-        </w:rPr>
-        <w:t xml:space="preserve">模型看到的是一段连续变化，而不是孤立的一个点。</w:t>
-      </w:r>
-    </w:p>
-    <w:bookmarkEnd w:id="31"/>
-    <w:bookmarkStart w:id="32" w:name="rul-模型与复现实验设计"/>
-    <w:p>
-      <w:pPr>
-        <w:pStyle w:val="Heading2"/>
-      </w:pPr>
-      <w:r>
-        <w:rPr>
-          <w:rFonts w:ascii="宋体" w:hAnsi="宋体" w:eastAsia="宋体"/>
-          <w:color w:val="000000"/>
-        </w:rPr>
-        <w:t xml:space="preserve">11. RUL 模型与复现实验设计</w:t>
-      </w:r>
-    </w:p>
-    <w:p>
-      <w:pPr>
-        <w:numPr>
-          <w:ilvl w:val="0"/>
-          <w:numId w:val="1011"/>
-        </w:numPr>
-        <w:pStyle w:val="Compact"/>
-        <w:spacing w:line="276" w:lineRule="auto" w:after="0"/>
-        <w:ind w:firstLine="420"/>
-      </w:pPr>
-      <w:r>
-        <w:rPr>
-          <w:rFonts w:ascii="宋体" w:hAnsi="宋体" w:eastAsia="宋体"/>
-          <w:color w:val="000000"/>
-        </w:rPr>
-        <w:t xml:space="preserve">Huang 等 2024：CNN-LSTM-AM，CNN 提局部模式，LSTM 建模时间依赖，attention 聚合关键时间步。</w:t>
-      </w:r>
-    </w:p>
-    <w:p>
-      <w:pPr>
-        <w:numPr>
-          <w:ilvl w:val="0"/>
-          <w:numId w:val="1011"/>
-        </w:numPr>
-        <w:pStyle w:val="Compact"/>
-        <w:spacing w:line="276" w:lineRule="auto" w:after="0"/>
-        <w:ind w:firstLine="420"/>
-      </w:pPr>
-      <w:r>
-        <w:rPr>
-          <w:rFonts w:ascii="宋体" w:hAnsi="宋体" w:eastAsia="宋体"/>
-          <w:color w:val="000000"/>
-        </w:rPr>
-        <w:t xml:space="preserve">Jiang 等 2026：xLSTM-Transformer，参考论文结构实现并适配本项目特征序列输入。</w:t>
-      </w:r>
-    </w:p>
-    <w:p>
-      <w:pPr>
-        <w:numPr>
-          <w:ilvl w:val="0"/>
-          <w:numId w:val="1011"/>
-        </w:numPr>
-        <w:pStyle w:val="Compact"/>
-        <w:spacing w:line="276" w:lineRule="auto" w:after="0"/>
-        <w:ind w:firstLine="420"/>
-      </w:pPr>
-      <w:r>
-        <w:rPr>
-          <w:rFonts w:ascii="宋体" w:hAnsi="宋体" w:eastAsia="宋体"/>
-          <w:color w:val="000000"/>
-        </w:rPr>
-        <w:t xml:space="preserve">训练设置：真实数据小规模训练验收，8 epoch。</w:t>
-      </w:r>
-    </w:p>
-    <w:p>
-      <w:pPr>
-        <w:numPr>
-          <w:ilvl w:val="0"/>
-          <w:numId w:val="1011"/>
-        </w:numPr>
-        <w:pStyle w:val="Compact"/>
-        <w:spacing w:line="276" w:lineRule="auto" w:after="0"/>
-        <w:ind w:firstLine="420"/>
-      </w:pPr>
-      <w:r>
-        <w:rPr>
-          <w:rFonts w:ascii="宋体" w:hAnsi="宋体" w:eastAsia="宋体"/>
-          <w:color w:val="000000"/>
-        </w:rPr>
-        <w:t xml:space="preserve">复现边界：不把课程范围内结果说成论文完整数值对齐。</w:t>
-      </w:r>
-    </w:p>
-    <w:bookmarkEnd w:id="32"/>
-    <w:bookmarkStart w:id="33" w:name="评价指标与实验结果解释"/>
-    <w:p>
-      <w:pPr>
-        <w:pStyle w:val="Heading2"/>
-      </w:pPr>
-      <w:r>
-        <w:rPr>
-          <w:rFonts w:ascii="宋体" w:hAnsi="宋体" w:eastAsia="宋体"/>
-          <w:color w:val="000000"/>
-        </w:rPr>
-        <w:t xml:space="preserve">12. 评价指标与实验结果解释</w:t>
-      </w:r>
-    </w:p>
-    <w:p>
-      <w:pPr>
-        <w:numPr>
-          <w:ilvl w:val="0"/>
-          <w:numId w:val="1012"/>
-        </w:numPr>
-        <w:pStyle w:val="Compact"/>
-        <w:spacing w:line="276" w:lineRule="auto" w:after="0"/>
-        <w:ind w:firstLine="420"/>
-      </w:pPr>
-      <w:r>
-        <w:rPr>
-          <w:rFonts w:ascii="宋体" w:hAnsi="宋体" w:eastAsia="宋体"/>
-          <w:color w:val="000000"/>
-        </w:rPr>
-        <w:t xml:space="preserve">普通回归误差：RMSE、MAE、SMAPE、R2。</w:t>
-      </w:r>
-    </w:p>
-    <w:p>
-      <w:pPr>
-        <w:numPr>
-          <w:ilvl w:val="0"/>
-          <w:numId w:val="1012"/>
-        </w:numPr>
-        <w:pStyle w:val="Compact"/>
-        <w:spacing w:line="276" w:lineRule="auto" w:after="0"/>
-        <w:ind w:firstLine="420"/>
-      </w:pPr>
-      <w:r>
-        <w:rPr>
-          <w:rFonts w:ascii="宋体" w:hAnsi="宋体" w:eastAsia="宋体"/>
-          <w:color w:val="000000"/>
-        </w:rPr>
-        <w:t xml:space="preserve">RUL 任务指标：Huang 原版 Score、PHM/RUL 惩罚 Score。</w:t>
-      </w:r>
-    </w:p>
-    <w:p>
-      <w:pPr>
-        <w:numPr>
-          <w:ilvl w:val="0"/>
-          <w:numId w:val="1012"/>
-        </w:numPr>
-        <w:pStyle w:val="Compact"/>
-        <w:spacing w:line="276" w:lineRule="auto" w:after="0"/>
-        <w:ind w:firstLine="420"/>
-      </w:pPr>
-      <w:r>
-        <w:rPr>
-          <w:rFonts w:ascii="宋体" w:hAnsi="宋体" w:eastAsia="宋体"/>
-          <w:color w:val="000000"/>
-        </w:rPr>
-        <w:t xml:space="preserve">方向倾向：over prediction rate、under prediction rate、within tolerance rate。</w:t>
-      </w:r>
-    </w:p>
-    <w:p>
-      <w:pPr>
-        <w:numPr>
-          <w:ilvl w:val="0"/>
-          <w:numId w:val="1012"/>
-        </w:numPr>
-        <w:pStyle w:val="Compact"/>
-        <w:spacing w:line="276" w:lineRule="auto" w:after="0"/>
-        <w:ind w:firstLine="420"/>
-      </w:pPr>
-      <w:r>
-        <w:rPr>
-          <w:rFonts w:ascii="宋体" w:hAnsi="宋体" w:eastAsia="宋体"/>
-          <w:color w:val="000000"/>
-        </w:rPr>
-        <w:t xml:space="preserve">结果解释重点：误差大小、趋势是否合理、提前和滞后预测各有什么风险。</w:t>
-      </w:r>
-    </w:p>
-    <w:bookmarkEnd w:id="33"/>
-    <w:bookmarkStart w:id="35" w:name="测试方案与验收证据"/>
-    <w:p>
-      <w:pPr>
-        <w:pStyle w:val="Heading2"/>
-      </w:pPr>
-      <w:r>
-        <w:rPr>
-          <w:rFonts w:ascii="宋体" w:hAnsi="宋体" w:eastAsia="宋体"/>
-          <w:color w:val="000000"/>
-        </w:rPr>
-        <w:t xml:space="preserve">13. 测试方案与验收证据</w:t>
-      </w:r>
-    </w:p>
-    <w:p>
-      <w:pPr>
-        <w:numPr>
-          <w:ilvl w:val="0"/>
-          <w:numId w:val="1013"/>
-        </w:numPr>
-        <w:pStyle w:val="Compact"/>
-        <w:spacing w:line="276" w:lineRule="auto" w:after="0"/>
-        <w:ind w:firstLine="420"/>
-      </w:pPr>
-      <w:r>
-        <w:rPr>
-          <w:rFonts w:ascii="宋体" w:hAnsi="宋体" w:eastAsia="宋体"/>
-          <w:color w:val="000000"/>
-        </w:rPr>
-        <w:t xml:space="preserve">全量 pytest：31 个测试通过。</w:t>
-      </w:r>
-    </w:p>
-    <w:p>
-      <w:pPr>
-        <w:numPr>
-          <w:ilvl w:val="0"/>
-          <w:numId w:val="1013"/>
-        </w:numPr>
-        <w:pStyle w:val="Compact"/>
-        <w:spacing w:line="276" w:lineRule="auto" w:after="0"/>
-        <w:ind w:firstLine="420"/>
-      </w:pPr>
-      <w:r>
-        <w:rPr>
-          <w:rFonts w:ascii="宋体" w:hAnsi="宋体" w:eastAsia="宋体"/>
-          <w:color w:val="000000"/>
-        </w:rPr>
-        <w:t xml:space="preserve">notebook：8 个示例 notebook 纳入执行验收。</w:t>
-      </w:r>
-    </w:p>
-    <w:p>
-      <w:pPr>
-        <w:numPr>
-          <w:ilvl w:val="0"/>
-          <w:numId w:val="1013"/>
-        </w:numPr>
-        <w:pStyle w:val="Compact"/>
-        <w:spacing w:line="276" w:lineRule="auto" w:after="0"/>
-        <w:ind w:firstLine="420"/>
-      </w:pPr>
-      <w:r>
-        <w:rPr>
-          <w:rFonts w:ascii="宋体" w:hAnsi="宋体" w:eastAsia="宋体"/>
-          <w:color w:val="000000"/>
-        </w:rPr>
-        <w:t xml:space="preserve">论文复现：两篇 workflow 均读取</w:t>
-      </w:r>
-      <w:r>
-        <w:rPr>
-          <w:rFonts w:ascii="宋体" w:hAnsi="宋体" w:eastAsia="宋体"/>
-          <w:color w:val="000000"/>
-        </w:rPr>
-        <w:t xml:space="preserve"> </w:t>
-      </w:r>
-      <w:r>
-        <w:rPr>
-          <w:rStyle w:val="VerbatimChar"/>
-          <w:rFonts w:ascii="宋体" w:hAnsi="宋体" w:eastAsia="宋体"/>
-          <w:color w:val="000000"/>
-        </w:rPr>
-        <w:t xml:space="preserve">data/external</w:t>
-      </w:r>
-      <w:r>
-        <w:rPr>
-          <w:rFonts w:ascii="宋体" w:hAnsi="宋体" w:eastAsia="宋体"/>
-          <w:color w:val="000000"/>
-        </w:rPr>
-        <w:t xml:space="preserve"> </w:t>
-      </w:r>
-      <w:r>
-        <w:rPr>
-          <w:rFonts w:ascii="宋体" w:hAnsi="宋体" w:eastAsia="宋体"/>
-          <w:color w:val="000000"/>
-        </w:rPr>
-        <w:t xml:space="preserve">真实数据。</w:t>
-      </w:r>
-    </w:p>
-    <w:p>
-      <w:pPr>
-        <w:numPr>
-          <w:ilvl w:val="0"/>
-          <w:numId w:val="1013"/>
-        </w:numPr>
-        <w:pStyle w:val="Compact"/>
-        <w:spacing w:line="276" w:lineRule="auto" w:after="0"/>
-        <w:ind w:firstLine="420"/>
-      </w:pPr>
-      <w:r>
-        <w:rPr>
-          <w:rFonts w:ascii="宋体" w:hAnsi="宋体" w:eastAsia="宋体"/>
-          <w:color w:val="000000"/>
-        </w:rPr>
-        <w:t xml:space="preserve">输出文件：</w:t>
-      </w:r>
-      <w:r>
-        <w:rPr>
-          <w:rStyle w:val="VerbatimChar"/>
-          <w:rFonts w:ascii="宋体" w:hAnsi="宋体" w:eastAsia="宋体"/>
-          <w:color w:val="000000"/>
-        </w:rPr>
-        <w:t xml:space="preserve">history.csv</w:t>
-      </w:r>
-      <w:r>
-        <w:rPr>
-          <w:rFonts w:ascii="宋体" w:hAnsi="宋体" w:eastAsia="宋体"/>
-          <w:color w:val="000000"/>
-        </w:rPr>
-        <w:t xml:space="preserve">、</w:t>
-      </w:r>
-      <w:r>
-        <w:rPr>
-          <w:rStyle w:val="VerbatimChar"/>
-          <w:rFonts w:ascii="宋体" w:hAnsi="宋体" w:eastAsia="宋体"/>
-          <w:color w:val="000000"/>
-        </w:rPr>
-        <w:t xml:space="preserve">metrics.json</w:t>
-      </w:r>
-      <w:r>
-        <w:rPr>
-          <w:rFonts w:ascii="宋体" w:hAnsi="宋体" w:eastAsia="宋体"/>
-          <w:color w:val="000000"/>
-        </w:rPr>
-        <w:t xml:space="preserve">、</w:t>
-      </w:r>
-      <w:r>
-        <w:rPr>
-          <w:rStyle w:val="VerbatimChar"/>
-          <w:rFonts w:ascii="宋体" w:hAnsi="宋体" w:eastAsia="宋体"/>
-          <w:color w:val="000000"/>
-        </w:rPr>
-        <w:t xml:space="preserve">predictions.csv</w:t>
-      </w:r>
-      <w:r>
-        <w:rPr>
-          <w:rFonts w:ascii="宋体" w:hAnsi="宋体" w:eastAsia="宋体"/>
-          <w:color w:val="000000"/>
-        </w:rPr>
-        <w:t xml:space="preserve">、</w:t>
-      </w:r>
-      <w:r>
-        <w:rPr>
-          <w:rStyle w:val="VerbatimChar"/>
-          <w:rFonts w:ascii="宋体" w:hAnsi="宋体" w:eastAsia="宋体"/>
-          <w:color w:val="000000"/>
-        </w:rPr>
-        <w:t xml:space="preserve">comparison_metrics.csv</w:t>
-      </w:r>
-      <w:r>
-        <w:rPr>
-          <w:rFonts w:ascii="宋体" w:hAnsi="宋体" w:eastAsia="宋体"/>
-          <w:color w:val="000000"/>
-        </w:rPr>
-        <w:t xml:space="preserve">。</w:t>
-      </w:r>
-    </w:p>
-    <w:p>
-      <w:pPr>
-        <w:numPr>
-          <w:ilvl w:val="0"/>
-          <w:numId w:val="1013"/>
-        </w:numPr>
-        <w:pStyle w:val="Compact"/>
-        <w:spacing w:line="276" w:lineRule="auto" w:after="0"/>
-        <w:ind w:firstLine="420"/>
-      </w:pPr>
-      <w:r>
-        <w:rPr>
-          <w:rFonts w:ascii="宋体" w:hAnsi="宋体" w:eastAsia="宋体"/>
-          <w:color w:val="000000"/>
-        </w:rPr>
-        <w:t xml:space="preserve">文档材料：结题报告、测试报告、用户手册、安装手册、技术论文、成员贡献说明、答辩提纲和讲稿。</w:t>
-      </w:r>
-    </w:p>
-    <w:bookmarkStart w:id="34" w:name="汇报时间与语气控制"/>
-    <w:p>
-      <w:pPr>
-        <w:pStyle w:val="Heading3"/>
-      </w:pPr>
-      <w:r>
-        <w:rPr>
-          <w:rFonts w:ascii="宋体" w:hAnsi="宋体" w:eastAsia="宋体"/>
-          <w:color w:val="000000"/>
-        </w:rPr>
-        <w:t xml:space="preserve">13.1 汇报时间与语气控制</w:t>
+        <w:t xml:space="preserve">17. 汇报时间与语气控制</w:t>
       </w:r>
     </w:p>
     <w:tbl>
@@ -2669,24 +3014,24 @@
                 <w:color w:val="000000"/>
                 <w:sz w:val="21"/>
               </w:rPr>
-              <w:t xml:space="preserve">2 分钟</w:t>
-            </w:r>
-          </w:p>
-        </w:tc>
-        <w:tc>
-          <w:p>
-            <w:pPr>
-              <w:pStyle w:val="Compact"/>
-              <w:ind w:firstLine="0"/>
-              <w:jc w:val="left"/>
-            </w:pPr>
-            <w:r>
-              <w:rPr>
-                <w:rFonts w:ascii="宋体" w:hAnsi="宋体" w:eastAsia="宋体"/>
-                <w:color w:val="000000"/>
-                <w:sz w:val="21"/>
-              </w:rPr>
-              <w:t xml:space="preserve">强调真实训练和指标输出，同时说明复现边界</w:t>
+              <w:t xml:space="preserve">3 分钟</w:t>
+            </w:r>
+          </w:p>
+        </w:tc>
+        <w:tc>
+          <w:p>
+            <w:pPr>
+              <w:pStyle w:val="Compact"/>
+              <w:ind w:firstLine="0"/>
+              <w:jc w:val="left"/>
+            </w:pPr>
+            <w:r>
+              <w:rPr>
+                <w:rFonts w:ascii="宋体" w:hAnsi="宋体" w:eastAsia="宋体"/>
+                <w:color w:val="000000"/>
+                <w:sz w:val="21"/>
+              </w:rPr>
+              <w:t xml:space="preserve">说明选择依据、复现方式、指标口径和边界</w:t>
             </w:r>
           </w:p>
         </w:tc>
@@ -2745,131 +3090,8 @@
         </w:tc>
       </w:tr>
     </w:tbl>
-    <w:bookmarkEnd w:id="34"/>
-    <w:bookmarkEnd w:id="35"/>
-    <w:bookmarkStart w:id="36" w:name="成员分工不足与总结"/>
-    <w:p>
-      <w:pPr>
-        <w:pStyle w:val="Heading2"/>
-      </w:pPr>
-      <w:r>
-        <w:rPr>
-          <w:rFonts w:ascii="宋体" w:hAnsi="宋体" w:eastAsia="宋体"/>
-          <w:color w:val="000000"/>
-        </w:rPr>
-        <w:t xml:space="preserve">14. 成员分工、不足与总结</w:t>
-      </w:r>
-    </w:p>
-    <w:p>
-      <w:pPr>
-        <w:numPr>
-          <w:ilvl w:val="0"/>
-          <w:numId w:val="1014"/>
-        </w:numPr>
-        <w:pStyle w:val="Compact"/>
-        <w:spacing w:line="276" w:lineRule="auto" w:after="0"/>
-        <w:ind w:firstLine="420"/>
-      </w:pPr>
-      <w:r>
-        <w:rPr>
-          <w:rFonts w:ascii="宋体" w:hAnsi="宋体" w:eastAsia="宋体"/>
-          <w:color w:val="000000"/>
-        </w:rPr>
-        <w:t xml:space="preserve">zyj：系统架构、RUL 模型、训练 workflow 和论文复现，35%。</w:t>
-      </w:r>
-    </w:p>
-    <w:p>
-      <w:pPr>
-        <w:numPr>
-          <w:ilvl w:val="0"/>
-          <w:numId w:val="1014"/>
-        </w:numPr>
-        <w:pStyle w:val="Compact"/>
-        <w:spacing w:line="276" w:lineRule="auto" w:after="0"/>
-        <w:ind w:firstLine="420"/>
-      </w:pPr>
-      <w:r>
-        <w:rPr>
-          <w:rFonts w:ascii="宋体" w:hAnsi="宋体" w:eastAsia="宋体"/>
-          <w:color w:val="000000"/>
-        </w:rPr>
-        <w:t xml:space="preserve">cyy：数据处理、特征工程、loader 和数据文档，25%。</w:t>
-      </w:r>
-    </w:p>
-    <w:p>
-      <w:pPr>
-        <w:numPr>
-          <w:ilvl w:val="0"/>
-          <w:numId w:val="1014"/>
-        </w:numPr>
-        <w:pStyle w:val="Compact"/>
-        <w:spacing w:line="276" w:lineRule="auto" w:after="0"/>
-        <w:ind w:firstLine="420"/>
-      </w:pPr>
-      <w:r>
-        <w:rPr>
-          <w:rFonts w:ascii="宋体" w:hAnsi="宋体" w:eastAsia="宋体"/>
-          <w:color w:val="000000"/>
-        </w:rPr>
-        <w:t xml:space="preserve">zdh：概率分析基础能力、评价支持、测试报告，20%。</w:t>
-      </w:r>
-    </w:p>
-    <w:p>
-      <w:pPr>
-        <w:numPr>
-          <w:ilvl w:val="0"/>
-          <w:numId w:val="1014"/>
-        </w:numPr>
-        <w:pStyle w:val="Compact"/>
-        <w:spacing w:line="276" w:lineRule="auto" w:after="0"/>
-        <w:ind w:firstLine="420"/>
-      </w:pPr>
-      <w:r>
-        <w:rPr>
-          <w:rFonts w:ascii="宋体" w:hAnsi="宋体" w:eastAsia="宋体"/>
-          <w:color w:val="000000"/>
-        </w:rPr>
-        <w:t xml:space="preserve">zy：可视化、用户文档、答辩材料，20%。</w:t>
-      </w:r>
-    </w:p>
-    <w:p>
-      <w:pPr>
-        <w:numPr>
-          <w:ilvl w:val="0"/>
-          <w:numId w:val="1014"/>
-        </w:numPr>
-        <w:pStyle w:val="Compact"/>
-        <w:spacing w:line="276" w:lineRule="auto" w:after="0"/>
-        <w:ind w:firstLine="420"/>
-      </w:pPr>
-      <w:r>
-        <w:rPr>
-          <w:rFonts w:ascii="宋体" w:hAnsi="宋体" w:eastAsia="宋体"/>
-          <w:color w:val="000000"/>
-        </w:rPr>
-        <w:t xml:space="preserve">不足：训练规模较小，未做多随机种子和充分跨工况验证，温度信息尚未深入融合。</w:t>
-      </w:r>
-    </w:p>
-    <w:p>
-      <w:pPr>
-        <w:numPr>
-          <w:ilvl w:val="0"/>
-          <w:numId w:val="1014"/>
-        </w:numPr>
-        <w:pStyle w:val="Compact"/>
-        <w:spacing w:line="276" w:lineRule="auto" w:after="0"/>
-        <w:ind w:firstLine="420"/>
-      </w:pPr>
-      <w:r>
-        <w:rPr>
-          <w:rFonts w:ascii="宋体" w:hAnsi="宋体" w:eastAsia="宋体"/>
-          <w:color w:val="000000"/>
-        </w:rPr>
-        <w:t xml:space="preserve">总结：项目把真实数据读取、特征提取、RUL 建模、评价输出和课程文档交付实际跑通。</w:t>
-      </w:r>
-    </w:p>
-    <w:bookmarkEnd w:id="36"/>
-    <w:bookmarkEnd w:id="37"/>
+    <w:bookmarkEnd w:id="38"/>
+    <w:bookmarkEnd w:id="39"/>
     <w:sectPr>
       <w:pgMar w:top="1440" w:bottom="1440" w:left="1797" w:right="1797"/>
     </w:sectPr>
@@ -3097,6 +3319,12 @@
     <w:abstractNumId w:val="991"/>
   </w:num>
   <w:num w:numId="1014">
+    <w:abstractNumId w:val="991"/>
+  </w:num>
+  <w:num w:numId="1015">
+    <w:abstractNumId w:val="991"/>
+  </w:num>
+  <w:num w:numId="1016">
     <w:abstractNumId w:val="991"/>
   </w:num>
 </w:numbering>

--- a/docx/final/20_结题答辩提纲.docx
+++ b/docx/final/20_结题答辩提纲.docx
@@ -1236,7 +1236,7 @@
           <w:rFonts w:ascii="宋体" w:hAnsi="宋体" w:eastAsia="宋体"/>
           <w:color w:val="000000"/>
         </w:rPr>
-        <w:t xml:space="preserve">本次答辩主线是 RUL 回归预测，不展开离散状态识别任务。</w:t>
+        <w:t xml:space="preserve">本次答辩主线是 RUL 回归预测，不展开离散状态识别任务；生存分析和失效概率保留为扩展接口，不作为本轮主验收。</w:t>
       </w:r>
     </w:p>
     <w:bookmarkEnd w:id="24"/>
@@ -1390,7 +1390,7 @@
           <w:rFonts w:ascii="宋体" w:hAnsi="宋体" w:eastAsia="宋体"/>
           <w:color w:val="000000"/>
         </w:rPr>
-        <w:t xml:space="preserve">RMS 从约 0.56 上升到约 7.27，峰值和健康指标在后期明显抬升。</w:t>
+        <w:t xml:space="preserve">RMS 从约 0.617 上升到约 4.080，峰值和健康指标在后期明显抬升。</w:t>
       </w:r>
     </w:p>
     <w:p>
@@ -1494,7 +1494,7 @@
           <w:rFonts w:ascii="宋体" w:hAnsi="宋体" w:eastAsia="宋体"/>
           <w:color w:val="000000"/>
         </w:rPr>
-        <w:t xml:space="preserve">RMS 从约 0.56 上升到约 5.61，后期振动强度和冲击变化更明显。</w:t>
+        <w:t xml:space="preserve">RMS 从约 0.428 上升到约 2.068，后期振动强度和冲击变化更明显。</w:t>
       </w:r>
     </w:p>
     <w:p>
@@ -2394,7 +2394,7 @@
           <w:rFonts w:ascii="宋体" w:hAnsi="宋体" w:eastAsia="宋体"/>
           <w:color w:val="000000"/>
         </w:rPr>
-        <w:t xml:space="preserve">结果口径：代表性数值来自真实数据 8 epoch 小规模训练，用于证明 workflow 和指标体系可复跑。</w:t>
+        <w:t xml:space="preserve">结果口径：代表性数值来自真实数据 8 epoch 小规模训练；CNN-LSTM-AM 每数据集抽样 48 个快照，xLSTM-Transformer 每轴承抽样 16 个快照，用于证明 workflow 和指标体系可复跑。</w:t>
       </w:r>
     </w:p>
     <w:p>

--- a/docx/final/20_结题答辩提纲.docx
+++ b/docx/final/20_结题答辩提纲.docx
@@ -1562,7 +1562,7 @@
           <w:rFonts w:ascii="宋体" w:hAnsi="宋体" w:eastAsia="宋体"/>
           <w:color w:val="000000"/>
         </w:rPr>
-        <w:t xml:space="preserve">XJTU-SY 四个代表轴承后期 RMS 均高于早期，放大倍数约 4.47 到 6.61。</w:t>
+        <w:t xml:space="preserve">统计口径：每个轴承均匀抽样 80 个快照，前 20% 作为早期，后 20% 作为后期。</w:t>
       </w:r>
     </w:p>
     <w:p>
@@ -1580,7 +1580,43 @@
           <w:rFonts w:ascii="宋体" w:hAnsi="宋体" w:eastAsia="宋体"/>
           <w:color w:val="000000"/>
         </w:rPr>
+        <w:t xml:space="preserve">XJTU-SY 四个代表轴承后期 RMS 均高于早期，放大倍数约 2.72 到 5.60；谱能量放大更明显。</w:t>
+      </w:r>
+    </w:p>
+    <w:p>
+      <w:pPr>
+        <w:numPr>
+          <w:ilvl w:val="0"/>
+          <w:numId w:val="1007"/>
+        </w:numPr>
+        <w:pStyle w:val="Compact"/>
+        <w:spacing w:line="276" w:lineRule="auto" w:after="0"/>
+        <w:ind w:firstLine="420"/>
+      </w:pPr>
+      <w:r>
+        <w:rPr>
+          <w:rFonts w:ascii="宋体" w:hAnsi="宋体" w:eastAsia="宋体"/>
+          <w:color w:val="000000"/>
+        </w:rPr>
         <w:t xml:space="preserve">PHM2012 内部差异更明显，短序列不一定呈现单调退化。</w:t>
+      </w:r>
+    </w:p>
+    <w:p>
+      <w:pPr>
+        <w:numPr>
+          <w:ilvl w:val="0"/>
+          <w:numId w:val="1007"/>
+        </w:numPr>
+        <w:pStyle w:val="Compact"/>
+        <w:spacing w:line="276" w:lineRule="auto" w:after="0"/>
+        <w:ind w:firstLine="420"/>
+      </w:pPr>
+      <w:r>
+        <w:rPr>
+          <w:rFonts w:ascii="宋体" w:hAnsi="宋体" w:eastAsia="宋体"/>
+          <w:color w:val="000000"/>
+        </w:rPr>
+        <w:t xml:space="preserve">摘要同时比较 RMS、峰值、峭度、峰值因子、谱能量和谱熵，不只是单一 RMS 曲线。</w:t>
       </w:r>
     </w:p>
     <w:p>
@@ -1648,7 +1684,7 @@
           <w:rFonts w:ascii="宋体" w:hAnsi="宋体" w:eastAsia="宋体"/>
           <w:color w:val="000000"/>
         </w:rPr>
-        <w:t xml:space="preserve">强度特征：RMS、峰值、谱能量。</w:t>
+        <w:t xml:space="preserve">强度特征：RMS、峰值、峰峰值、谱能量。</w:t>
       </w:r>
     </w:p>
     <w:p>
@@ -1666,7 +1702,7 @@
           <w:rFonts w:ascii="宋体" w:hAnsi="宋体" w:eastAsia="宋体"/>
           <w:color w:val="000000"/>
         </w:rPr>
-        <w:t xml:space="preserve">冲击特征：峭度、峰值因子、脉冲因子。</w:t>
+        <w:t xml:space="preserve">冲击特征：峭度、峰值因子、脉冲因子、裕度因子。</w:t>
       </w:r>
     </w:p>
     <w:p>
@@ -1684,7 +1720,94 @@
           <w:rFonts w:ascii="宋体" w:hAnsi="宋体" w:eastAsia="宋体"/>
           <w:color w:val="000000"/>
         </w:rPr>
-        <w:t xml:space="preserve">频谱特征：主频、谱质心、谱熵。</w:t>
+        <w:t xml:space="preserve">稳定性特征：均值、方差、标准差、偏度。</w:t>
+      </w:r>
+    </w:p>
+    <w:p>
+      <w:pPr>
+        <w:numPr>
+          <w:ilvl w:val="0"/>
+          <w:numId w:val="1008"/>
+        </w:numPr>
+        <w:pStyle w:val="Compact"/>
+        <w:spacing w:line="276" w:lineRule="auto" w:after="0"/>
+        <w:ind w:firstLine="420"/>
+      </w:pPr>
+      <w:r>
+        <w:rPr>
+          <w:rFonts w:ascii="宋体" w:hAnsi="宋体" w:eastAsia="宋体"/>
+          <w:color w:val="000000"/>
+        </w:rPr>
+        <w:t xml:space="preserve">频谱特征：主频、谱质心、谱均方根频率、谱熵。</w:t>
+      </w:r>
+    </w:p>
+    <w:p>
+      <w:pPr>
+        <w:numPr>
+          <w:ilvl w:val="0"/>
+          <w:numId w:val="1008"/>
+        </w:numPr>
+        <w:pStyle w:val="Compact"/>
+        <w:spacing w:line="276" w:lineRule="auto" w:after="0"/>
+        <w:ind w:firstLine="420"/>
+      </w:pPr>
+      <w:r>
+        <w:rPr>
+          <w:rFonts w:ascii="宋体" w:hAnsi="宋体" w:eastAsia="宋体"/>
+          <w:color w:val="000000"/>
+        </w:rPr>
+        <w:t xml:space="preserve">特征由项目代码使用 NumPy/FFT 实现，不是自动特征提取库生成；</w:t>
+      </w:r>
+      <w:r>
+        <w:rPr>
+          <w:rStyle w:val="VerbatimChar"/>
+          <w:rFonts w:ascii="宋体" w:hAnsi="宋体" w:eastAsia="宋体"/>
+          <w:color w:val="000000"/>
+        </w:rPr>
+        <w:t xml:space="preserve">clearance_factor</w:t>
+      </w:r>
+      <w:r>
+        <w:rPr>
+          <w:rFonts w:ascii="宋体" w:hAnsi="宋体" w:eastAsia="宋体"/>
+          <w:color w:val="000000"/>
+        </w:rPr>
+        <w:t xml:space="preserve"> </w:t>
+      </w:r>
+      <w:r>
+        <w:rPr>
+          <w:rFonts w:ascii="宋体" w:hAnsi="宋体" w:eastAsia="宋体"/>
+          <w:color w:val="000000"/>
+        </w:rPr>
+        <w:t xml:space="preserve">当前与</w:t>
+      </w:r>
+      <w:r>
+        <w:rPr>
+          <w:rFonts w:ascii="宋体" w:hAnsi="宋体" w:eastAsia="宋体"/>
+          <w:color w:val="000000"/>
+        </w:rPr>
+        <w:t xml:space="preserve"> </w:t>
+      </w:r>
+      <w:r>
+        <w:rPr>
+          <w:rStyle w:val="VerbatimChar"/>
+          <w:rFonts w:ascii="宋体" w:hAnsi="宋体" w:eastAsia="宋体"/>
+          <w:color w:val="000000"/>
+        </w:rPr>
+        <w:t xml:space="preserve">margin_factor</w:t>
+      </w:r>
+      <w:r>
+        <w:rPr>
+          <w:rFonts w:ascii="宋体" w:hAnsi="宋体" w:eastAsia="宋体"/>
+          <w:color w:val="000000"/>
+        </w:rPr>
+        <w:t xml:space="preserve"> </w:t>
+      </w:r>
+      <w:r>
+        <w:rPr>
+          <w:rFonts w:ascii="宋体" w:hAnsi="宋体" w:eastAsia="宋体"/>
+          <w:color w:val="000000"/>
+        </w:rPr>
+        <w:t xml:space="preserve">同公式，作为论文特征名兼容字段保留。</w:t>
       </w:r>
     </w:p>
     <w:p>
@@ -2412,7 +2535,7 @@
           <w:rFonts w:ascii="宋体" w:hAnsi="宋体" w:eastAsia="宋体"/>
           <w:color w:val="000000"/>
         </w:rPr>
-        <w:t xml:space="preserve">边界说明：PHM2012 上负 R2 说明短训练拟合不足，报告中保留该限制，不把单次结果解释为最终性能结论。</w:t>
+        <w:t xml:space="preserve">边界说明：PHM2012 上负 R2 说明短训练拟合不足；PHM2012 Score 数值很大是指数惩罚放大误差，不把单次结果解释为最终性能结论。</w:t>
       </w:r>
     </w:p>
     <w:bookmarkEnd w:id="35"/>
@@ -2605,6 +2728,24 @@
           <w:rFonts w:ascii="宋体" w:hAnsi="宋体" w:eastAsia="宋体"/>
           <w:color w:val="000000"/>
         </w:rPr>
+        <w:t xml:space="preserve">验收分层：demo 验证 API 链路，notebook smoke 验证示例可执行，真实训练验证复现输出，文档导出验证课程交付。</w:t>
+      </w:r>
+    </w:p>
+    <w:p>
+      <w:pPr>
+        <w:numPr>
+          <w:ilvl w:val="0"/>
+          <w:numId w:val="1015"/>
+        </w:numPr>
+        <w:pStyle w:val="Compact"/>
+        <w:spacing w:line="276" w:lineRule="auto" w:after="0"/>
+        <w:ind w:firstLine="420"/>
+      </w:pPr>
+      <w:r>
+        <w:rPr>
+          <w:rFonts w:ascii="宋体" w:hAnsi="宋体" w:eastAsia="宋体"/>
+          <w:color w:val="000000"/>
+        </w:rPr>
         <w:t xml:space="preserve">文档材料：结题报告、测试报告、用户手册、安装手册、技术论文、成员贡献说明、答辩提纲和讲稿。</w:t>
       </w:r>
     </w:p>
@@ -2727,7 +2868,25 @@
           <w:rFonts w:ascii="宋体" w:hAnsi="宋体" w:eastAsia="宋体"/>
           <w:color w:val="000000"/>
         </w:rPr>
-        <w:t xml:space="preserve">总结：项目把真实数据读取、特征提取、RUL 建模、评价输出和课程文档交付实际跑通。</w:t>
+        <w:t xml:space="preserve">总结：项目形成三条证据链：真实文件到统一实体，快照信号到特征序列和 RUL 标签，真实训练到预测文件、指标表和测试报告。</w:t>
+      </w:r>
+    </w:p>
+    <w:p>
+      <w:pPr>
+        <w:numPr>
+          <w:ilvl w:val="0"/>
+          <w:numId w:val="1016"/>
+        </w:numPr>
+        <w:pStyle w:val="Compact"/>
+        <w:spacing w:line="276" w:lineRule="auto" w:after="0"/>
+        <w:ind w:firstLine="420"/>
+      </w:pPr>
+      <w:r>
+        <w:rPr>
+          <w:rFonts w:ascii="宋体" w:hAnsi="宋体" w:eastAsia="宋体"/>
+          <w:color w:val="000000"/>
+        </w:rPr>
+        <w:t xml:space="preserve">结尾口径：成果是链路和证据，边界是小样本 8 epoch 与非作者源码级复现，后续是扩大训练、多随机种子、温度融合和跨工况验证。</w:t>
       </w:r>
     </w:p>
     <w:bookmarkEnd w:id="37"/>

--- a/docx/final/20_结题答辩提纲.docx
+++ b/docx/final/20_结题答辩提纲.docx
@@ -1086,7 +1086,7 @@
       </w:r>
     </w:p>
     <w:bookmarkEnd w:id="22"/>
-    <w:bookmarkStart w:id="23" w:name="项目目标与交付物"/>
+    <w:bookmarkStart w:id="23" w:name="项目目标和交付内容"/>
     <w:p>
       <w:pPr>
         <w:pStyle w:val="Heading2"/>
@@ -1096,7 +1096,7 @@
           <w:rFonts w:ascii="宋体" w:hAnsi="宋体" w:eastAsia="宋体"/>
           <w:color w:val="000000"/>
         </w:rPr>
-        <w:t xml:space="preserve">2. 项目目标与交付物</w:t>
+        <w:t xml:space="preserve">2. 项目目标和交付内容</w:t>
       </w:r>
     </w:p>
     <w:p>
@@ -1114,7 +1114,7 @@
           <w:rFonts w:ascii="宋体" w:hAnsi="宋体" w:eastAsia="宋体"/>
           <w:color w:val="000000"/>
         </w:rPr>
-        <w:t xml:space="preserve">目标：把真实轴承振动数据转成可复现的 RUL 预测流程。</w:t>
+        <w:t xml:space="preserve">目标：实现一个可运行的轴承 RUL 预测系统。</w:t>
       </w:r>
     </w:p>
     <w:p>
@@ -1240,7 +1240,7 @@
       </w:r>
     </w:p>
     <w:bookmarkEnd w:id="24"/>
-    <w:bookmarkStart w:id="25" w:name="数据来源与时间语义"/>
+    <w:bookmarkStart w:id="25" w:name="两个数据集的时间组织方式"/>
     <w:p>
       <w:pPr>
         <w:pStyle w:val="Heading2"/>
@@ -1250,7 +1250,7 @@
           <w:rFonts w:ascii="宋体" w:hAnsi="宋体" w:eastAsia="宋体"/>
           <w:color w:val="000000"/>
         </w:rPr>
-        <w:t xml:space="preserve">4. 数据来源与时间语义</w:t>
+        <w:t xml:space="preserve">4. 两个数据集的时间组织方式</w:t>
       </w:r>
     </w:p>
     <w:p>
@@ -1634,11 +1634,11 @@
           <w:rFonts w:ascii="宋体" w:hAnsi="宋体" w:eastAsia="宋体"/>
           <w:color w:val="000000"/>
         </w:rPr>
-        <w:t xml:space="preserve">结论：代表曲线只说明局部现象，多轴承摘要用于补充统计视角。</w:t>
+        <w:t xml:space="preserve">结论：代表曲线用于解释特征含义，多轴承摘要用于补充不同工况和不同轴承的差异。</w:t>
       </w:r>
     </w:p>
     <w:bookmarkEnd w:id="28"/>
-    <w:bookmarkStart w:id="29" w:name="特征工程与-rul-标签构造"/>
+    <w:bookmarkStart w:id="29" w:name="维特征与-rul-标签"/>
     <w:p>
       <w:pPr>
         <w:pStyle w:val="Heading2"/>
@@ -1648,7 +1648,7 @@
           <w:rFonts w:ascii="宋体" w:hAnsi="宋体" w:eastAsia="宋体"/>
           <w:color w:val="000000"/>
         </w:rPr>
-        <w:t xml:space="preserve">8. 特征工程与 RUL 标签构造</w:t>
+        <w:t xml:space="preserve">8. 19 维特征与 RUL 标签</w:t>
       </w:r>
     </w:p>
     <w:p>
@@ -2070,7 +2070,7 @@
       </w:r>
     </w:p>
     <w:bookmarkEnd w:id="31"/>
-    <w:bookmarkStart w:id="32" w:name="难点二信号到序列特征"/>
+    <w:bookmarkStart w:id="32" w:name="难点二从振动快照到特征序列"/>
     <w:p>
       <w:pPr>
         <w:pStyle w:val="Heading2"/>
@@ -2080,7 +2080,7 @@
           <w:rFonts w:ascii="宋体" w:hAnsi="宋体" w:eastAsia="宋体"/>
           <w:color w:val="000000"/>
         </w:rPr>
-        <w:t xml:space="preserve">11. 难点二：信号到序列特征</w:t>
+        <w:t xml:space="preserve">11. 难点二：从振动快照到特征序列</w:t>
       </w:r>
     </w:p>
     <w:p>
@@ -2134,7 +2134,7 @@
           <w:rFonts w:ascii="宋体" w:hAnsi="宋体" w:eastAsia="宋体"/>
           <w:color w:val="000000"/>
         </w:rPr>
-        <w:t xml:space="preserve">模型看到的是一段连续变化，而不是孤立的一个点。</w:t>
+        <w:t xml:space="preserve">特征序列保留了快照之间的先后关系，模型输入不再只是单个快照。</w:t>
       </w:r>
     </w:p>
     <w:bookmarkEnd w:id="32"/>
@@ -2206,7 +2206,7 @@
       </w:r>
     </w:p>
     <w:bookmarkEnd w:id="33"/>
-    <w:bookmarkStart w:id="34" w:name="复现实验怎么做"/>
+    <w:bookmarkStart w:id="34" w:name="复现实验的执行步骤"/>
     <w:p>
       <w:pPr>
         <w:pStyle w:val="Heading2"/>
@@ -2216,7 +2216,7 @@
           <w:rFonts w:ascii="宋体" w:hAnsi="宋体" w:eastAsia="宋体"/>
           <w:color w:val="000000"/>
         </w:rPr>
-        <w:t xml:space="preserve">13. 复现实验怎么做</w:t>
+        <w:t xml:space="preserve">13. 复现实验的执行步骤</w:t>
       </w:r>
     </w:p>
     <w:p>
@@ -2417,7 +2417,7 @@
       </w:r>
     </w:p>
     <w:bookmarkEnd w:id="34"/>
-    <w:bookmarkStart w:id="35" w:name="指标与结果边界"/>
+    <w:bookmarkStart w:id="35" w:name="复现指标与结果边界"/>
     <w:p>
       <w:pPr>
         <w:pStyle w:val="Heading2"/>
@@ -2427,7 +2427,7 @@
           <w:rFonts w:ascii="宋体" w:hAnsi="宋体" w:eastAsia="宋体"/>
           <w:color w:val="000000"/>
         </w:rPr>
-        <w:t xml:space="preserve">14. 指标与结果边界</w:t>
+        <w:t xml:space="preserve">14. 复现指标与结果边界</w:t>
       </w:r>
     </w:p>
     <w:p>

--- a/docx/final/20_结题答辩提纲.docx
+++ b/docx/final/20_结题答辩提纲.docx
@@ -1114,7 +1114,7 @@
           <w:rFonts w:ascii="宋体" w:hAnsi="宋体" w:eastAsia="宋体"/>
           <w:color w:val="000000"/>
         </w:rPr>
-        <w:t xml:space="preserve">目标：实现一个可运行的轴承 RUL 预测系统。</w:t>
+        <w:t xml:space="preserve">目标：项目交付一条可复查的轴承 RUL 预测流程。</w:t>
       </w:r>
     </w:p>
     <w:p>
@@ -1172,7 +1172,7 @@
       </w:r>
     </w:p>
     <w:bookmarkEnd w:id="23"/>
-    <w:bookmarkStart w:id="24" w:name="任务定义为什么做-rul"/>
+    <w:bookmarkStart w:id="24" w:name="任务定义预测剩余寿命"/>
     <w:p>
       <w:pPr>
         <w:pStyle w:val="Heading2"/>
@@ -1182,7 +1182,7 @@
           <w:rFonts w:ascii="宋体" w:hAnsi="宋体" w:eastAsia="宋体"/>
           <w:color w:val="000000"/>
         </w:rPr>
-        <w:t xml:space="preserve">3. 任务定义：为什么做 RUL</w:t>
+        <w:t xml:space="preserve">3. 任务定义：预测剩余寿命</w:t>
       </w:r>
     </w:p>
     <w:p>
@@ -1240,7 +1240,7 @@
       </w:r>
     </w:p>
     <w:bookmarkEnd w:id="24"/>
-    <w:bookmarkStart w:id="25" w:name="两个数据集的时间组织方式"/>
+    <w:bookmarkStart w:id="25" w:name="两个数据集记录的是轴承全寿命退化轨迹"/>
     <w:p>
       <w:pPr>
         <w:pStyle w:val="Heading2"/>
@@ -1250,7 +1250,7 @@
           <w:rFonts w:ascii="宋体" w:hAnsi="宋体" w:eastAsia="宋体"/>
           <w:color w:val="000000"/>
         </w:rPr>
-        <w:t xml:space="preserve">4. 两个数据集的时间组织方式</w:t>
+        <w:t xml:space="preserve">4. 两个数据集记录的是轴承全寿命退化轨迹</w:t>
       </w:r>
     </w:p>
     <w:p>
@@ -1304,7 +1304,7 @@
           <w:rFonts w:ascii="宋体" w:hAnsi="宋体" w:eastAsia="宋体"/>
           <w:color w:val="000000"/>
         </w:rPr>
-        <w:t xml:space="preserve">两个数据集的目录结构、采样间隔和 RUL 语义不同，需要在 loader 层统一。</w:t>
+        <w:t xml:space="preserve">每个振动快照对应同一轴承在某一时刻的采样记录，目录结构、采样间隔和 RUL 语义需要在 loader 层统一。</w:t>
       </w:r>
     </w:p>
     <w:p>
@@ -1326,7 +1326,7 @@
       </w:r>
     </w:p>
     <w:bookmarkEnd w:id="25"/>
-    <w:bookmarkStart w:id="26" w:name="xjtu-sy-数据特点与曲线分析"/>
+    <w:bookmarkStart w:id="26" w:name="xjtu-sy-特征观察"/>
     <w:p>
       <w:pPr>
         <w:pStyle w:val="Heading2"/>
@@ -1336,7 +1336,7 @@
           <w:rFonts w:ascii="宋体" w:hAnsi="宋体" w:eastAsia="宋体"/>
           <w:color w:val="000000"/>
         </w:rPr>
-        <w:t xml:space="preserve">5. XJTU-SY 数据特点与曲线分析</w:t>
+        <w:t xml:space="preserve">5. XJTU-SY 特征观察</w:t>
       </w:r>
     </w:p>
     <w:p>
@@ -1390,7 +1390,7 @@
           <w:rFonts w:ascii="宋体" w:hAnsi="宋体" w:eastAsia="宋体"/>
           <w:color w:val="000000"/>
         </w:rPr>
-        <w:t xml:space="preserve">RMS 从约 0.617 上升到约 4.080，峰值和健康指标在后期明显抬升。</w:t>
+        <w:t xml:space="preserve">RMS 从约 0.617 上升到约 4.080，峰值和健康指标在寿命后段明显抬升。</w:t>
       </w:r>
     </w:p>
     <w:p>
@@ -1430,7 +1430,7 @@
       </w:r>
     </w:p>
     <w:bookmarkEnd w:id="26"/>
-    <w:bookmarkStart w:id="27" w:name="phm2012-数据特点与差异"/>
+    <w:bookmarkStart w:id="27" w:name="phm2012-特征观察"/>
     <w:p>
       <w:pPr>
         <w:pStyle w:val="Heading2"/>
@@ -1440,7 +1440,7 @@
           <w:rFonts w:ascii="宋体" w:hAnsi="宋体" w:eastAsia="宋体"/>
           <w:color w:val="000000"/>
         </w:rPr>
-        <w:t xml:space="preserve">6. PHM2012 数据特点与差异</w:t>
+        <w:t xml:space="preserve">6. PHM2012 特征观察</w:t>
       </w:r>
     </w:p>
     <w:p>
@@ -1516,7 +1516,7 @@
       </w:r>
     </w:p>
     <w:bookmarkEnd w:id="27"/>
-    <w:bookmarkStart w:id="28" w:name="多轴承特征摘要"/>
+    <w:bookmarkStart w:id="28" w:name="多轴承统计用于验证特征趋势"/>
     <w:p>
       <w:pPr>
         <w:pStyle w:val="Heading2"/>
@@ -1526,7 +1526,7 @@
           <w:rFonts w:ascii="宋体" w:hAnsi="宋体" w:eastAsia="宋体"/>
           <w:color w:val="000000"/>
         </w:rPr>
-        <w:t xml:space="preserve">7. 多轴承特征摘要</w:t>
+        <w:t xml:space="preserve">7. 多轴承统计用于验证特征趋势</w:t>
       </w:r>
     </w:p>
     <w:p>
@@ -1634,11 +1634,11 @@
           <w:rFonts w:ascii="宋体" w:hAnsi="宋体" w:eastAsia="宋体"/>
           <w:color w:val="000000"/>
         </w:rPr>
-        <w:t xml:space="preserve">结论：代表曲线用于解释特征含义，多轴承摘要用于补充不同工况和不同轴承的差异。</w:t>
+        <w:t xml:space="preserve">结论：代表曲线用于解释特征含义，多轴承摘要用于补充不同工况和不同轴承之间的差异。</w:t>
       </w:r>
     </w:p>
     <w:bookmarkEnd w:id="28"/>
-    <w:bookmarkStart w:id="29" w:name="维特征与-rul-标签"/>
+    <w:bookmarkStart w:id="29" w:name="维特征覆盖强度冲击和频谱"/>
     <w:p>
       <w:pPr>
         <w:pStyle w:val="Heading2"/>
@@ -1648,7 +1648,7 @@
           <w:rFonts w:ascii="宋体" w:hAnsi="宋体" w:eastAsia="宋体"/>
           <w:color w:val="000000"/>
         </w:rPr>
-        <w:t xml:space="preserve">8. 19 维特征与 RUL 标签</w:t>
+        <w:t xml:space="preserve">8. 19 维特征覆盖强度、冲击和频谱</w:t>
       </w:r>
     </w:p>
     <w:p>
@@ -1825,7 +1825,7 @@
           <w:rFonts w:ascii="宋体" w:hAnsi="宋体" w:eastAsia="宋体"/>
           <w:color w:val="000000"/>
         </w:rPr>
-        <w:t xml:space="preserve">快照级特征按时间顺序组织为长度 5 或 10 的特征序列。</w:t>
+        <w:t xml:space="preserve">快照级特征按快照先后组织为长度 5 或 10 的特征序列。</w:t>
       </w:r>
     </w:p>
     <w:p>
@@ -1876,7 +1876,7 @@
       </w:r>
     </w:p>
     <w:bookmarkEnd w:id="29"/>
-    <w:bookmarkStart w:id="30" w:name="系统总体架构"/>
+    <w:bookmarkStart w:id="30" w:name="系统按数据特征模型和评价分层"/>
     <w:p>
       <w:pPr>
         <w:pStyle w:val="Heading2"/>
@@ -1886,7 +1886,7 @@
           <w:rFonts w:ascii="宋体" w:hAnsi="宋体" w:eastAsia="宋体"/>
           <w:color w:val="000000"/>
         </w:rPr>
-        <w:t xml:space="preserve">9. 系统总体架构</w:t>
+        <w:t xml:space="preserve">9. 系统按数据、特征、模型和评价分层</w:t>
       </w:r>
     </w:p>
     <w:p>
@@ -1904,7 +1904,7 @@
           <w:rFonts w:ascii="宋体" w:hAnsi="宋体" w:eastAsia="宋体"/>
           <w:color w:val="000000"/>
         </w:rPr>
-        <w:t xml:space="preserve">数据接入层：读取 XJTU-SY 与 PHM2012，整理工况、采样率、通道和时间顺序。</w:t>
+        <w:t xml:space="preserve">数据接入层：读取 XJTU-SY 与 PHM2012，整理工况、采样率、通道和快照先后。</w:t>
       </w:r>
     </w:p>
     <w:p>
@@ -1980,7 +1980,7 @@
       </w:r>
     </w:p>
     <w:bookmarkEnd w:id="30"/>
-    <w:bookmarkStart w:id="31" w:name="难点一异构数据集统一"/>
+    <w:bookmarkStart w:id="31" w:name="难点一先把两个数据集整理成统一样本表"/>
     <w:p>
       <w:pPr>
         <w:pStyle w:val="Heading2"/>
@@ -1990,7 +1990,7 @@
           <w:rFonts w:ascii="宋体" w:hAnsi="宋体" w:eastAsia="宋体"/>
           <w:color w:val="000000"/>
         </w:rPr>
-        <w:t xml:space="preserve">10. 难点一：异构数据集统一</w:t>
+        <w:t xml:space="preserve">10. 难点一：先把两个数据集整理成统一样本表</w:t>
       </w:r>
     </w:p>
     <w:p>
@@ -2026,7 +2026,7 @@
           <w:rFonts w:ascii="宋体" w:hAnsi="宋体" w:eastAsia="宋体"/>
           <w:color w:val="000000"/>
         </w:rPr>
-        <w:t xml:space="preserve">解决原则：loader 只负责读取和整理数据，模型只接收统一后的特征序列。</w:t>
+        <w:t xml:space="preserve">解决原则：loader 先整理采样时间、振动通道和 RUL 标签单位，模型只接收整理后的特征序列。</w:t>
       </w:r>
     </w:p>
     <w:p>
@@ -2070,7 +2070,7 @@
       </w:r>
     </w:p>
     <w:bookmarkEnd w:id="31"/>
-    <w:bookmarkStart w:id="32" w:name="难点二从振动快照到特征序列"/>
+    <w:bookmarkStart w:id="32" w:name="难点二模型输入是一段连续特征序列"/>
     <w:p>
       <w:pPr>
         <w:pStyle w:val="Heading2"/>
@@ -2080,7 +2080,7 @@
           <w:rFonts w:ascii="宋体" w:hAnsi="宋体" w:eastAsia="宋体"/>
           <w:color w:val="000000"/>
         </w:rPr>
-        <w:t xml:space="preserve">11. 难点二：从振动快照到特征序列</w:t>
+        <w:t xml:space="preserve">11. 难点二：模型输入是一段连续特征序列</w:t>
       </w:r>
     </w:p>
     <w:p>
@@ -2134,11 +2134,11 @@
           <w:rFonts w:ascii="宋体" w:hAnsi="宋体" w:eastAsia="宋体"/>
           <w:color w:val="000000"/>
         </w:rPr>
-        <w:t xml:space="preserve">特征序列保留了快照之间的先后关系，模型输入不再只是单个快照。</w:t>
+        <w:t xml:space="preserve">特征序列保留了快照之间的先后关系，模型输入不再只是某一个孤立文件。</w:t>
       </w:r>
     </w:p>
     <w:bookmarkEnd w:id="32"/>
-    <w:bookmarkStart w:id="33" w:name="为什么选这两篇论文"/>
+    <w:bookmarkStart w:id="33" w:name="论文选择看数据模型和指标是否能对齐"/>
     <w:p>
       <w:pPr>
         <w:pStyle w:val="Heading2"/>
@@ -2148,7 +2148,7 @@
           <w:rFonts w:ascii="宋体" w:hAnsi="宋体" w:eastAsia="宋体"/>
           <w:color w:val="000000"/>
         </w:rPr>
-        <w:t xml:space="preserve">12. 为什么选这两篇论文</w:t>
+        <w:t xml:space="preserve">12. 论文选择看数据、模型和指标是否能对齐</w:t>
       </w:r>
     </w:p>
     <w:p>
@@ -2206,7 +2206,7 @@
       </w:r>
     </w:p>
     <w:bookmarkEnd w:id="33"/>
-    <w:bookmarkStart w:id="34" w:name="复现实验的执行步骤"/>
+    <w:bookmarkStart w:id="34" w:name="复现实验对齐输入划分模型和指标"/>
     <w:p>
       <w:pPr>
         <w:pStyle w:val="Heading2"/>
@@ -2216,7 +2216,7 @@
           <w:rFonts w:ascii="宋体" w:hAnsi="宋体" w:eastAsia="宋体"/>
           <w:color w:val="000000"/>
         </w:rPr>
-        <w:t xml:space="preserve">13. 复现实验的执行步骤</w:t>
+        <w:t xml:space="preserve">13. 复现实验对齐输入、划分、模型和指标</w:t>
       </w:r>
     </w:p>
     <w:p>
@@ -2281,7 +2281,7 @@
           <w:rFonts w:ascii="宋体" w:hAnsi="宋体" w:eastAsia="宋体"/>
           <w:color w:val="000000"/>
         </w:rPr>
-        <w:t xml:space="preserve">构造特征序列：每个快照提取 19 维特征，再按时间顺序组成序列。</w:t>
+        <w:t xml:space="preserve">构造特征序列：每个快照提取 19 维特征，再按快照先后组成序列。</w:t>
       </w:r>
     </w:p>
     <w:p>
@@ -2299,7 +2299,7 @@
           <w:rFonts w:ascii="宋体" w:hAnsi="宋体" w:eastAsia="宋体"/>
           <w:color w:val="000000"/>
         </w:rPr>
-        <w:t xml:space="preserve">训练主模型：CNN-LSTM-AM 与 XLSTM-Transformer 均真实训练 8 epoch。</w:t>
+        <w:t xml:space="preserve">训练主模型：CNN-LSTM-AM 与 XLSTM-Transformer 均使用真实数据完成 50 epoch 正式训练。</w:t>
       </w:r>
     </w:p>
     <w:p>
@@ -2417,7 +2417,7 @@
       </w:r>
     </w:p>
     <w:bookmarkEnd w:id="34"/>
-    <w:bookmarkStart w:id="35" w:name="复现指标与结果边界"/>
+    <w:bookmarkStart w:id="35" w:name="先说明指标口径再看结果差距"/>
     <w:p>
       <w:pPr>
         <w:pStyle w:val="Heading2"/>
@@ -2427,7 +2427,7 @@
           <w:rFonts w:ascii="宋体" w:hAnsi="宋体" w:eastAsia="宋体"/>
           <w:color w:val="000000"/>
         </w:rPr>
-        <w:t xml:space="preserve">14. 复现指标与结果边界</w:t>
+        <w:t xml:space="preserve">14. 先说明指标口径，再看结果差距</w:t>
       </w:r>
     </w:p>
     <w:p>
@@ -2517,7 +2517,7 @@
           <w:rFonts w:ascii="宋体" w:hAnsi="宋体" w:eastAsia="宋体"/>
           <w:color w:val="000000"/>
         </w:rPr>
-        <w:t xml:space="preserve">结果口径：代表性数值来自真实数据 8 epoch 小规模训练；CNN-LSTM-AM 每数据集抽样 48 个快照，xLSTM-Transformer 每轴承抽样 16 个快照，用于证明 workflow 和指标体系可复跑。</w:t>
+        <w:t xml:space="preserve">结果口径：代表性数值来自真实数据 50 epoch 训练；每轴承按时间均匀抽样 96 个快照，relative RUL 作为训练目标，并与论文表格指标逐项计算 gap。</w:t>
       </w:r>
     </w:p>
     <w:p>
@@ -2535,11 +2535,11 @@
           <w:rFonts w:ascii="宋体" w:hAnsi="宋体" w:eastAsia="宋体"/>
           <w:color w:val="000000"/>
         </w:rPr>
-        <w:t xml:space="preserve">边界说明：PHM2012 上负 R2 说明短训练拟合不足；PHM2012 Score 数值很大是指数惩罚放大误差，不把单次结果解释为最终性能结论。</w:t>
+        <w:t xml:space="preserve">边界说明：PHM2012 上负 R2 说明 96 快照抽样和单次训练下仍有拟合不足；PHM2012 Score 数值很大是指数惩罚放大误差，不把单次结果解释为最终性能结论。</w:t>
       </w:r>
     </w:p>
     <w:bookmarkEnd w:id="35"/>
-    <w:bookmarkStart w:id="36" w:name="测试方案与验收证据"/>
+    <w:bookmarkStart w:id="36" w:name="验收依据是测试输出和文档"/>
     <w:p>
       <w:pPr>
         <w:pStyle w:val="Heading2"/>
@@ -2549,7 +2549,7 @@
           <w:rFonts w:ascii="宋体" w:hAnsi="宋体" w:eastAsia="宋体"/>
           <w:color w:val="000000"/>
         </w:rPr>
-        <w:t xml:space="preserve">15. 测试方案与验收证据</w:t>
+        <w:t xml:space="preserve">15. 验收依据是测试、输出和文档</w:t>
       </w:r>
     </w:p>
     <w:p>
@@ -2567,7 +2567,7 @@
           <w:rFonts w:ascii="宋体" w:hAnsi="宋体" w:eastAsia="宋体"/>
           <w:color w:val="000000"/>
         </w:rPr>
-        <w:t xml:space="preserve">全量 pytest：31 个测试通过。</w:t>
+        <w:t xml:space="preserve">全量 pytest：39 个测试通过。</w:t>
       </w:r>
     </w:p>
     <w:p>
@@ -2585,7 +2585,7 @@
           <w:rFonts w:ascii="宋体" w:hAnsi="宋体" w:eastAsia="宋体"/>
           <w:color w:val="000000"/>
         </w:rPr>
-        <w:t xml:space="preserve">notebook：8 个示例 notebook 纳入执行验收。</w:t>
+        <w:t xml:space="preserve">notebook：8 个示例 notebook 纳入 4 个 notebook 测试用例执行验收。</w:t>
       </w:r>
     </w:p>
     <w:p>
@@ -2750,7 +2750,7 @@
       </w:r>
     </w:p>
     <w:bookmarkEnd w:id="36"/>
-    <w:bookmarkStart w:id="37" w:name="成员分工不足与总结"/>
+    <w:bookmarkStart w:id="37" w:name="完成内容限制和下一步"/>
     <w:p>
       <w:pPr>
         <w:pStyle w:val="Heading2"/>
@@ -2760,7 +2760,7 @@
           <w:rFonts w:ascii="宋体" w:hAnsi="宋体" w:eastAsia="宋体"/>
           <w:color w:val="000000"/>
         </w:rPr>
-        <w:t xml:space="preserve">16. 成员分工、不足与总结</w:t>
+        <w:t xml:space="preserve">16. 完成内容、限制和下一步</w:t>
       </w:r>
     </w:p>
     <w:p>
@@ -2886,7 +2886,7 @@
           <w:rFonts w:ascii="宋体" w:hAnsi="宋体" w:eastAsia="宋体"/>
           <w:color w:val="000000"/>
         </w:rPr>
-        <w:t xml:space="preserve">结尾口径：成果是链路和证据，边界是小样本 8 epoch 与非作者源码级复现，后续是扩大训练、多随机种子、温度融合和跨工况验证。</w:t>
+        <w:t xml:space="preserve">结尾口径：成果是链路、50 epoch 训练证据和论文 gap 对照；边界是每轴承 96 快照抽样与非作者源码级复现，后续是全量训练、多随机种子、温度融合和跨工况调参。</w:t>
       </w:r>
     </w:p>
     <w:bookmarkEnd w:id="37"/>
@@ -3050,7 +3050,7 @@
                 <w:color w:val="000000"/>
                 <w:sz w:val="21"/>
               </w:rPr>
-              <w:t xml:space="preserve">特征与系统架构</w:t>
+              <w:t xml:space="preserve">特征与系统设计</w:t>
             </w:r>
           </w:p>
         </w:tc>

--- a/docx/final/20_结题答辩提纲.docx
+++ b/docx/final/20_结题答辩提纲.docx
@@ -28,7 +28,7 @@
         </w:p>
       </w:sdtContent>
     </w:sdt>
-    <w:bookmarkStart w:id="39" w:name="工业轴承设备剩余寿命预测系统的实现结题答辩提纲"/>
+    <w:bookmarkStart w:id="41" w:name="工业轴承设备剩余寿命预测系统的实现结题答辩提纲"/>
     <w:p>
       <w:pPr>
         <w:pStyle w:val="Heading1"/>
@@ -471,7 +471,7 @@
                 <w:color w:val="000000"/>
                 <w:sz w:val="21"/>
               </w:rPr>
-              <w:t xml:space="preserve">V4.0</w:t>
+              <w:t xml:space="preserve">V5.0</w:t>
             </w:r>
           </w:p>
         </w:tc>
@@ -507,7 +507,7 @@
                 <w:color w:val="000000"/>
                 <w:sz w:val="21"/>
               </w:rPr>
-              <w:t xml:space="preserve">2026-06-14</w:t>
+              <w:t xml:space="preserve">2026-06-17</w:t>
             </w:r>
           </w:p>
         </w:tc>
@@ -980,6 +980,76 @@
           </w:p>
         </w:tc>
       </w:tr>
+      <w:tr>
+        <w:tc>
+          <w:p>
+            <w:pPr>
+              <w:pStyle w:val="Compact"/>
+              <w:ind w:firstLine="0"/>
+              <w:jc w:val="left"/>
+            </w:pPr>
+            <w:r>
+              <w:rPr>
+                <w:rFonts w:ascii="宋体" w:hAnsi="宋体" w:eastAsia="宋体"/>
+                <w:color w:val="000000"/>
+                <w:sz w:val="21"/>
+              </w:rPr>
+              <w:t xml:space="preserve">V5.0</w:t>
+            </w:r>
+          </w:p>
+        </w:tc>
+        <w:tc>
+          <w:p>
+            <w:pPr>
+              <w:pStyle w:val="Compact"/>
+              <w:ind w:firstLine="0"/>
+              <w:jc w:val="left"/>
+            </w:pPr>
+            <w:r>
+              <w:rPr>
+                <w:rFonts w:ascii="宋体" w:hAnsi="宋体" w:eastAsia="宋体"/>
+                <w:color w:val="000000"/>
+                <w:sz w:val="21"/>
+              </w:rPr>
+              <w:t xml:space="preserve">2026-06-17</w:t>
+            </w:r>
+          </w:p>
+        </w:tc>
+        <w:tc>
+          <w:p>
+            <w:pPr>
+              <w:pStyle w:val="Compact"/>
+              <w:ind w:firstLine="0"/>
+              <w:jc w:val="left"/>
+            </w:pPr>
+            <w:r>
+              <w:rPr>
+                <w:rFonts w:ascii="宋体" w:hAnsi="宋体" w:eastAsia="宋体"/>
+                <w:color w:val="000000"/>
+                <w:sz w:val="21"/>
+              </w:rPr>
+              <w:t xml:space="preserve">项目组</w:t>
+            </w:r>
+          </w:p>
+        </w:tc>
+        <w:tc>
+          <w:p>
+            <w:pPr>
+              <w:pStyle w:val="Compact"/>
+              <w:ind w:firstLine="0"/>
+              <w:jc w:val="left"/>
+            </w:pPr>
+            <w:r>
+              <w:rPr>
+                <w:rFonts w:ascii="宋体" w:hAnsi="宋体" w:eastAsia="宋体"/>
+                <w:color w:val="000000"/>
+                <w:sz w:val="21"/>
+              </w:rPr>
+              <w:t xml:space="preserve">同步指标驱动补充实验，明确 external SOTA、tsfresh 和 RULSurv 边界</w:t>
+            </w:r>
+          </w:p>
+        </w:tc>
+      </w:tr>
     </w:tbl>
     <w:bookmarkEnd w:id="21"/>
     <w:bookmarkStart w:id="22" w:name="标题页"/>
@@ -1132,7 +1202,7 @@
           <w:rFonts w:ascii="宋体" w:hAnsi="宋体" w:eastAsia="宋体"/>
           <w:color w:val="000000"/>
         </w:rPr>
-        <w:t xml:space="preserve">汇报重点：数据理解、特征分析、工程实现、论文复现、测试验收。</w:t>
+        <w:t xml:space="preserve">汇报重点：需求分析、数据集介绍、项目架构、特征分析、训练展示、结果边界和 Q&amp;A。</w:t>
       </w:r>
     </w:p>
     <w:p>
@@ -1150,7 +1220,7 @@
           <w:rFonts w:ascii="宋体" w:hAnsi="宋体" w:eastAsia="宋体"/>
           <w:color w:val="000000"/>
         </w:rPr>
-        <w:t xml:space="preserve">已交付内容：两个数据集 loader、特征工程、RUL 标签、模型训练、评价指标、notebook 示例、结题文档。</w:t>
+        <w:t xml:space="preserve">已交付内容：两个数据集 loader、特征工程、RUL 标签、模型训练、评价指标、tsfresh/sktime/RULSurv 补充证据、notebook 示例和结题文档。</w:t>
       </w:r>
     </w:p>
     <w:p>
@@ -1875,6 +1945,331 @@
         <w:t xml:space="preserve">生成；若只用快照序号，则标注为 snapshot-level RUL。</w:t>
       </w:r>
     </w:p>
+    <w:p>
+      <w:pPr>
+        <w:numPr>
+          <w:ilvl w:val="0"/>
+          <w:numId w:val="1008"/>
+        </w:numPr>
+        <w:pStyle w:val="Compact"/>
+        <w:spacing w:line="276" w:lineRule="auto" w:after="0"/>
+        <w:ind w:firstLine="420"/>
+      </w:pPr>
+      <w:r>
+        <w:rPr>
+          <w:rFonts w:ascii="宋体" w:hAnsi="宋体" w:eastAsia="宋体"/>
+          <w:color w:val="000000"/>
+        </w:rPr>
+        <w:t xml:space="preserve">tsfresh 已补充 Minimal/Efficient train-only 自动特征筛选和 held-out baseline：Minimal top feature</w:t>
+      </w:r>
+      <w:r>
+        <w:rPr>
+          <w:rFonts w:ascii="宋体" w:hAnsi="宋体" w:eastAsia="宋体"/>
+          <w:color w:val="000000"/>
+        </w:rPr>
+        <w:t xml:space="preserve"> </w:t>
+      </w:r>
+      <w:r>
+        <w:rPr>
+          <w:rStyle w:val="VerbatimChar"/>
+          <w:rFonts w:ascii="宋体" w:hAnsi="宋体" w:eastAsia="宋体"/>
+          <w:color w:val="000000"/>
+        </w:rPr>
+        <w:t xml:space="preserve">vertical__maximum</w:t>
+      </w:r>
+      <w:r>
+        <w:rPr>
+          <w:rFonts w:ascii="宋体" w:hAnsi="宋体" w:eastAsia="宋体"/>
+          <w:color w:val="000000"/>
+        </w:rPr>
+        <w:t xml:space="preserve"> </w:t>
+      </w:r>
+      <w:r>
+        <w:rPr>
+          <w:rFonts w:ascii="宋体" w:hAnsi="宋体" w:eastAsia="宋体"/>
+          <w:color w:val="000000"/>
+        </w:rPr>
+        <w:t xml:space="preserve">correlation 约</w:t>
+      </w:r>
+      <w:r>
+        <w:rPr>
+          <w:rFonts w:ascii="宋体" w:hAnsi="宋体" w:eastAsia="宋体"/>
+          <w:color w:val="000000"/>
+        </w:rPr>
+        <w:t xml:space="preserve"> </w:t>
+      </w:r>
+      <w:r>
+        <w:rPr>
+          <w:rStyle w:val="VerbatimChar"/>
+          <w:rFonts w:ascii="宋体" w:hAnsi="宋体" w:eastAsia="宋体"/>
+          <w:color w:val="000000"/>
+        </w:rPr>
+        <w:t xml:space="preserve">0.200994</w:t>
+      </w:r>
+      <w:r>
+        <w:rPr>
+          <w:rFonts w:ascii="宋体" w:hAnsi="宋体" w:eastAsia="宋体"/>
+          <w:color w:val="000000"/>
+        </w:rPr>
+        <w:t xml:space="preserve">，Efficient top feature</w:t>
+      </w:r>
+      <w:r>
+        <w:rPr>
+          <w:rFonts w:ascii="宋体" w:hAnsi="宋体" w:eastAsia="宋体"/>
+          <w:color w:val="000000"/>
+        </w:rPr>
+        <w:t xml:space="preserve"> </w:t>
+      </w:r>
+      <w:r>
+        <w:rPr>
+          <w:rStyle w:val="VerbatimChar"/>
+          <w:rFonts w:ascii="宋体" w:hAnsi="宋体" w:eastAsia="宋体"/>
+          <w:color w:val="000000"/>
+        </w:rPr>
+        <w:t xml:space="preserve">horizontal__partial_autocorrelation__lag_1</w:t>
+      </w:r>
+      <w:r>
+        <w:rPr>
+          <w:rFonts w:ascii="宋体" w:hAnsi="宋体" w:eastAsia="宋体"/>
+          <w:color w:val="000000"/>
+        </w:rPr>
+        <w:t xml:space="preserve"> </w:t>
+      </w:r>
+      <w:r>
+        <w:rPr>
+          <w:rFonts w:ascii="宋体" w:hAnsi="宋体" w:eastAsia="宋体"/>
+          <w:color w:val="000000"/>
+        </w:rPr>
+        <w:t xml:space="preserve">correlation 约</w:t>
+      </w:r>
+      <w:r>
+        <w:rPr>
+          <w:rFonts w:ascii="宋体" w:hAnsi="宋体" w:eastAsia="宋体"/>
+          <w:color w:val="000000"/>
+        </w:rPr>
+        <w:t xml:space="preserve"> </w:t>
+      </w:r>
+      <w:r>
+        <w:rPr>
+          <w:rStyle w:val="VerbatimChar"/>
+          <w:rFonts w:ascii="宋体" w:hAnsi="宋体" w:eastAsia="宋体"/>
+          <w:color w:val="000000"/>
+        </w:rPr>
+        <w:t xml:space="preserve">0.424468</w:t>
+      </w:r>
+      <w:r>
+        <w:rPr>
+          <w:rFonts w:ascii="宋体" w:hAnsi="宋体" w:eastAsia="宋体"/>
+          <w:color w:val="000000"/>
+        </w:rPr>
+        <w:t xml:space="preserve">；</w:t>
+      </w:r>
+      <w:r>
+        <w:rPr>
+          <w:rStyle w:val="VerbatimChar"/>
+          <w:rFonts w:ascii="宋体" w:hAnsi="宋体" w:eastAsia="宋体"/>
+          <w:color w:val="000000"/>
+        </w:rPr>
+        <w:t xml:space="preserve">tsfresh Minimal selected + RandomForest</w:t>
+      </w:r>
+      <w:r>
+        <w:rPr>
+          <w:rFonts w:ascii="宋体" w:hAnsi="宋体" w:eastAsia="宋体"/>
+          <w:color w:val="000000"/>
+        </w:rPr>
+        <w:t xml:space="preserve"> </w:t>
+      </w:r>
+      <w:r>
+        <w:rPr>
+          <w:rFonts w:ascii="宋体" w:hAnsi="宋体" w:eastAsia="宋体"/>
+          <w:color w:val="000000"/>
+        </w:rPr>
+        <w:t xml:space="preserve">mean normalized RMSE 为</w:t>
+      </w:r>
+      <w:r>
+        <w:rPr>
+          <w:rFonts w:ascii="宋体" w:hAnsi="宋体" w:eastAsia="宋体"/>
+          <w:color w:val="000000"/>
+        </w:rPr>
+        <w:t xml:space="preserve"> </w:t>
+      </w:r>
+      <w:r>
+        <w:rPr>
+          <w:rStyle w:val="VerbatimChar"/>
+          <w:rFonts w:ascii="宋体" w:hAnsi="宋体" w:eastAsia="宋体"/>
+          <w:color w:val="000000"/>
+        </w:rPr>
+        <w:t xml:space="preserve">0.315629</w:t>
+      </w:r>
+      <w:r>
+        <w:rPr>
+          <w:rFonts w:ascii="宋体" w:hAnsi="宋体" w:eastAsia="宋体"/>
+          <w:color w:val="000000"/>
+        </w:rPr>
+        <w:t xml:space="preserve">，</w:t>
+      </w:r>
+      <w:r>
+        <w:rPr>
+          <w:rStyle w:val="VerbatimChar"/>
+          <w:rFonts w:ascii="宋体" w:hAnsi="宋体" w:eastAsia="宋体"/>
+          <w:color w:val="000000"/>
+        </w:rPr>
+        <w:t xml:space="preserve">tsfresh Efficient selected + RandomForest</w:t>
+      </w:r>
+      <w:r>
+        <w:rPr>
+          <w:rFonts w:ascii="宋体" w:hAnsi="宋体" w:eastAsia="宋体"/>
+          <w:color w:val="000000"/>
+        </w:rPr>
+        <w:t xml:space="preserve"> </w:t>
+      </w:r>
+      <w:r>
+        <w:rPr>
+          <w:rFonts w:ascii="宋体" w:hAnsi="宋体" w:eastAsia="宋体"/>
+          <w:color w:val="000000"/>
+        </w:rPr>
+        <w:t xml:space="preserve">为</w:t>
+      </w:r>
+      <w:r>
+        <w:rPr>
+          <w:rFonts w:ascii="宋体" w:hAnsi="宋体" w:eastAsia="宋体"/>
+          <w:color w:val="000000"/>
+        </w:rPr>
+        <w:t xml:space="preserve"> </w:t>
+      </w:r>
+      <w:r>
+        <w:rPr>
+          <w:rStyle w:val="VerbatimChar"/>
+          <w:rFonts w:ascii="宋体" w:hAnsi="宋体" w:eastAsia="宋体"/>
+          <w:color w:val="000000"/>
+        </w:rPr>
+        <w:t xml:space="preserve">0.318682</w:t>
+      </w:r>
+      <w:r>
+        <w:rPr>
+          <w:rFonts w:ascii="宋体" w:hAnsi="宋体" w:eastAsia="宋体"/>
+          <w:color w:val="000000"/>
+        </w:rPr>
+        <w:t xml:space="preserve">，</w:t>
+      </w:r>
+      <w:r>
+        <w:rPr>
+          <w:rStyle w:val="VerbatimChar"/>
+          <w:rFonts w:ascii="宋体" w:hAnsi="宋体" w:eastAsia="宋体"/>
+          <w:color w:val="000000"/>
+        </w:rPr>
+        <w:t xml:space="preserve">manual 19 + Efficient selected</w:t>
+      </w:r>
+      <w:r>
+        <w:rPr>
+          <w:rFonts w:ascii="宋体" w:hAnsi="宋体" w:eastAsia="宋体"/>
+          <w:color w:val="000000"/>
+        </w:rPr>
+        <w:t xml:space="preserve"> </w:t>
+      </w:r>
+      <w:r>
+        <w:rPr>
+          <w:rFonts w:ascii="宋体" w:hAnsi="宋体" w:eastAsia="宋体"/>
+          <w:color w:val="000000"/>
+        </w:rPr>
+        <w:t xml:space="preserve">为</w:t>
+      </w:r>
+      <w:r>
+        <w:rPr>
+          <w:rFonts w:ascii="宋体" w:hAnsi="宋体" w:eastAsia="宋体"/>
+          <w:color w:val="000000"/>
+        </w:rPr>
+        <w:t xml:space="preserve"> </w:t>
+      </w:r>
+      <w:r>
+        <w:rPr>
+          <w:rStyle w:val="VerbatimChar"/>
+          <w:rFonts w:ascii="宋体" w:hAnsi="宋体" w:eastAsia="宋体"/>
+          <w:color w:val="000000"/>
+        </w:rPr>
+        <w:t xml:space="preserve">0.319927</w:t>
+      </w:r>
+      <w:r>
+        <w:rPr>
+          <w:rFonts w:ascii="宋体" w:hAnsi="宋体" w:eastAsia="宋体"/>
+          <w:color w:val="000000"/>
+        </w:rPr>
+        <w:t xml:space="preserve">，均优于手工 19 维 RandomForest 的</w:t>
+      </w:r>
+      <w:r>
+        <w:rPr>
+          <w:rFonts w:ascii="宋体" w:hAnsi="宋体" w:eastAsia="宋体"/>
+          <w:color w:val="000000"/>
+        </w:rPr>
+        <w:t xml:space="preserve"> </w:t>
+      </w:r>
+      <w:r>
+        <w:rPr>
+          <w:rStyle w:val="VerbatimChar"/>
+          <w:rFonts w:ascii="宋体" w:hAnsi="宋体" w:eastAsia="宋体"/>
+          <w:color w:val="000000"/>
+        </w:rPr>
+        <w:t xml:space="preserve">0.345365</w:t>
+      </w:r>
+      <w:r>
+        <w:rPr>
+          <w:rFonts w:ascii="宋体" w:hAnsi="宋体" w:eastAsia="宋体"/>
+          <w:color w:val="000000"/>
+        </w:rPr>
+        <w:t xml:space="preserve">，但弱于</w:t>
+      </w:r>
+      <w:r>
+        <w:rPr>
+          <w:rFonts w:ascii="宋体" w:hAnsi="宋体" w:eastAsia="宋体"/>
+          <w:color w:val="000000"/>
+        </w:rPr>
+        <w:t xml:space="preserve"> </w:t>
+      </w:r>
+      <w:r>
+        <w:rPr>
+          <w:rStyle w:val="VerbatimChar"/>
+          <w:rFonts w:ascii="宋体" w:hAnsi="宋体" w:eastAsia="宋体"/>
+          <w:color w:val="000000"/>
+        </w:rPr>
+        <w:t xml:space="preserve">sktime RocketRegressor</w:t>
+      </w:r>
+      <w:r>
+        <w:rPr>
+          <w:rFonts w:ascii="宋体" w:hAnsi="宋体" w:eastAsia="宋体"/>
+          <w:color w:val="000000"/>
+        </w:rPr>
+        <w:t xml:space="preserve"> </w:t>
+      </w:r>
+      <w:r>
+        <w:rPr>
+          <w:rFonts w:ascii="宋体" w:hAnsi="宋体" w:eastAsia="宋体"/>
+          <w:color w:val="000000"/>
+        </w:rPr>
+        <w:t xml:space="preserve">的</w:t>
+      </w:r>
+      <w:r>
+        <w:rPr>
+          <w:rFonts w:ascii="宋体" w:hAnsi="宋体" w:eastAsia="宋体"/>
+          <w:color w:val="000000"/>
+        </w:rPr>
+        <w:t xml:space="preserve"> </w:t>
+      </w:r>
+      <w:r>
+        <w:rPr>
+          <w:rStyle w:val="VerbatimChar"/>
+          <w:rFonts w:ascii="宋体" w:hAnsi="宋体" w:eastAsia="宋体"/>
+          <w:color w:val="000000"/>
+        </w:rPr>
+        <w:t xml:space="preserve">0.263706</w:t>
+      </w:r>
+      <w:r>
+        <w:rPr>
+          <w:rFonts w:ascii="宋体" w:hAnsi="宋体" w:eastAsia="宋体"/>
+          <w:color w:val="000000"/>
+        </w:rPr>
+        <w:t xml:space="preserve">，因此仍只能作为自动特征分析旁证。</w:t>
+      </w:r>
+    </w:p>
     <w:bookmarkEnd w:id="29"/>
     <w:bookmarkStart w:id="30" w:name="系统按数据特征模型和评价分层"/>
     <w:p>
@@ -2567,7 +2962,7 @@
           <w:rFonts w:ascii="宋体" w:hAnsi="宋体" w:eastAsia="宋体"/>
           <w:color w:val="000000"/>
         </w:rPr>
-        <w:t xml:space="preserve">全量 pytest：39 个测试通过。</w:t>
+        <w:t xml:space="preserve">全量 pytest：59 个测试通过。</w:t>
       </w:r>
     </w:p>
     <w:p>
@@ -2850,7 +3245,36 @@
           <w:rFonts w:ascii="宋体" w:hAnsi="宋体" w:eastAsia="宋体"/>
           <w:color w:val="000000"/>
         </w:rPr>
-        <w:t xml:space="preserve">不足：训练规模较小，未做多随机种子和充分跨工况验证，温度信息尚未深入融合。</w:t>
+        <w:t xml:space="preserve">不足：训练规模仍有限，外部 SOTA 尚未本地重跑，tsfresh 相关性整体偏弱，RULSurv held-out 结果是</w:t>
+      </w:r>
+      <w:r>
+        <w:rPr>
+          <w:rFonts w:ascii="宋体" w:hAnsi="宋体" w:eastAsia="宋体"/>
+          <w:color w:val="000000"/>
+        </w:rPr>
+        <w:t xml:space="preserve"> </w:t>
+      </w:r>
+      <w:r>
+        <w:rPr>
+          <w:rStyle w:val="VerbatimChar"/>
+          <w:rFonts w:ascii="宋体" w:hAnsi="宋体" w:eastAsia="宋体"/>
+          <w:color w:val="000000"/>
+        </w:rPr>
+        <w:t xml:space="preserve">survival_probability=0.25</w:t>
+      </w:r>
+      <w:r>
+        <w:rPr>
+          <w:rFonts w:ascii="宋体" w:hAnsi="宋体" w:eastAsia="宋体"/>
+          <w:color w:val="000000"/>
+        </w:rPr>
+        <w:t xml:space="preserve"> </w:t>
+      </w:r>
+      <w:r>
+        <w:rPr>
+          <w:rFonts w:ascii="宋体" w:hAnsi="宋体" w:eastAsia="宋体"/>
+          <w:color w:val="000000"/>
+        </w:rPr>
+        <w:t xml:space="preserve">的保守解码迁移结果，温度信息尚未深入融合。</w:t>
       </w:r>
     </w:p>
     <w:p>
@@ -2886,11 +3310,11 @@
           <w:rFonts w:ascii="宋体" w:hAnsi="宋体" w:eastAsia="宋体"/>
           <w:color w:val="000000"/>
         </w:rPr>
-        <w:t xml:space="preserve">结尾口径：成果是链路、50 epoch 训练证据和论文 gap 对照；边界是每轴承 96 快照抽样与非作者源码级复现，后续是全量训练、多随机种子、温度融合和跨工况调参。</w:t>
+        <w:t xml:space="preserve">结尾口径：成果是链路、50 epoch 训练证据、论文 gap 对照和指标驱动补充实验；边界是每轴承 96 快照抽样、外部 SOTA 仅 source pin / 依赖 probe、tsfresh 不是核心性能突破、RULSurv held-out pass 是项目迁移策略。</w:t>
       </w:r>
     </w:p>
     <w:bookmarkEnd w:id="37"/>
-    <w:bookmarkStart w:id="38" w:name="汇报时间与语气控制"/>
+    <w:bookmarkStart w:id="38" w:name="指标驱动补充实验与边界"/>
     <w:p>
       <w:pPr>
         <w:pStyle w:val="Heading2"/>
@@ -2900,7 +3324,286 @@
           <w:rFonts w:ascii="宋体" w:hAnsi="宋体" w:eastAsia="宋体"/>
           <w:color w:val="000000"/>
         </w:rPr>
-        <w:t xml:space="preserve">17. 汇报时间与语气控制</w:t>
+        <w:t xml:space="preserve">17. 指标驱动补充实验与边界</w:t>
+      </w:r>
+    </w:p>
+    <w:p>
+      <w:pPr>
+        <w:numPr>
+          <w:ilvl w:val="0"/>
+          <w:numId w:val="1017"/>
+        </w:numPr>
+        <w:pStyle w:val="Compact"/>
+        <w:spacing w:line="276" w:lineRule="auto" w:after="0"/>
+        <w:ind w:firstLine="420"/>
+      </w:pPr>
+      <w:r>
+        <w:rPr>
+          <w:rFonts w:ascii="宋体" w:hAnsi="宋体" w:eastAsia="宋体"/>
+          <w:color w:val="000000"/>
+        </w:rPr>
+        <w:t xml:space="preserve">外部 SOTA：AutoRUL、GNN_RUL_Benchmarking、Weibull KIML 已完成 source pin 和依赖 probe，尚未在本地跑出指标，不能宣称这些路线已复现完成。</w:t>
+      </w:r>
+    </w:p>
+    <w:p>
+      <w:pPr>
+        <w:numPr>
+          <w:ilvl w:val="0"/>
+          <w:numId w:val="1017"/>
+        </w:numPr>
+        <w:pStyle w:val="Compact"/>
+        <w:spacing w:line="276" w:lineRule="auto" w:after="0"/>
+        <w:ind w:firstLine="420"/>
+      </w:pPr>
+      <w:r>
+        <w:rPr>
+          <w:rFonts w:ascii="宋体" w:hAnsi="宋体" w:eastAsia="宋体"/>
+          <w:color w:val="000000"/>
+        </w:rPr>
+        <w:t xml:space="preserve">tsfresh：已完成 Minimal/Efficient train-only 特征筛选、held-out baseline 和 manual+tsfresh 融合输入验证，但相关性与 RF baseline 证据不足以支撑核心性能突破，只能作为自动特征分析旁证。</w:t>
+      </w:r>
+    </w:p>
+    <w:p>
+      <w:pPr>
+        <w:numPr>
+          <w:ilvl w:val="0"/>
+          <w:numId w:val="1017"/>
+        </w:numPr>
+        <w:pStyle w:val="Compact"/>
+        <w:spacing w:line="276" w:lineRule="auto" w:after="0"/>
+        <w:ind w:firstLine="420"/>
+      </w:pPr>
+      <w:r>
+        <w:rPr>
+          <w:rFonts w:ascii="宋体" w:hAnsi="宋体" w:eastAsia="宋体"/>
+          <w:color w:val="000000"/>
+        </w:rPr>
+        <w:t xml:space="preserve">sktime：</w:t>
+      </w:r>
+      <w:r>
+        <w:rPr>
+          <w:rStyle w:val="VerbatimChar"/>
+          <w:rFonts w:ascii="宋体" w:hAnsi="宋体" w:eastAsia="宋体"/>
+          <w:color w:val="000000"/>
+        </w:rPr>
+        <w:t xml:space="preserve">RocketRegressor</w:t>
+      </w:r>
+      <w:r>
+        <w:rPr>
+          <w:rFonts w:ascii="宋体" w:hAnsi="宋体" w:eastAsia="宋体"/>
+          <w:color w:val="000000"/>
+        </w:rPr>
+        <w:t xml:space="preserve"> </w:t>
+      </w:r>
+      <w:r>
+        <w:rPr>
+          <w:rFonts w:ascii="宋体" w:hAnsi="宋体" w:eastAsia="宋体"/>
+          <w:color w:val="000000"/>
+        </w:rPr>
+        <w:t xml:space="preserve">已接入同一 held-out split，mean normalized RMSE 为</w:t>
+      </w:r>
+      <w:r>
+        <w:rPr>
+          <w:rFonts w:ascii="宋体" w:hAnsi="宋体" w:eastAsia="宋体"/>
+          <w:color w:val="000000"/>
+        </w:rPr>
+        <w:t xml:space="preserve"> </w:t>
+      </w:r>
+      <w:r>
+        <w:rPr>
+          <w:rStyle w:val="VerbatimChar"/>
+          <w:rFonts w:ascii="宋体" w:hAnsi="宋体" w:eastAsia="宋体"/>
+          <w:color w:val="000000"/>
+        </w:rPr>
+        <w:t xml:space="preserve">0.263706</w:t>
+      </w:r>
+      <w:r>
+        <w:rPr>
+          <w:rFonts w:ascii="宋体" w:hAnsi="宋体" w:eastAsia="宋体"/>
+          <w:color w:val="000000"/>
+        </w:rPr>
+        <w:t xml:space="preserve">，当前优于 tsfresh RandomForest。</w:t>
+      </w:r>
+    </w:p>
+    <w:p>
+      <w:pPr>
+        <w:numPr>
+          <w:ilvl w:val="0"/>
+          <w:numId w:val="1017"/>
+        </w:numPr>
+        <w:pStyle w:val="Compact"/>
+        <w:spacing w:line="276" w:lineRule="auto" w:after="0"/>
+        <w:ind w:firstLine="420"/>
+      </w:pPr>
+      <w:r>
+        <w:rPr>
+          <w:rFonts w:ascii="宋体" w:hAnsi="宋体" w:eastAsia="宋体"/>
+          <w:color w:val="000000"/>
+        </w:rPr>
+        <w:t xml:space="preserve">RULSurv：row-level 协议复现 mean true MAE 为</w:t>
+      </w:r>
+      <w:r>
+        <w:rPr>
+          <w:rFonts w:ascii="宋体" w:hAnsi="宋体" w:eastAsia="宋体"/>
+          <w:color w:val="000000"/>
+        </w:rPr>
+        <w:t xml:space="preserve"> </w:t>
+      </w:r>
+      <w:r>
+        <w:rPr>
+          <w:rStyle w:val="VerbatimChar"/>
+          <w:rFonts w:ascii="宋体" w:hAnsi="宋体" w:eastAsia="宋体"/>
+          <w:color w:val="000000"/>
+        </w:rPr>
+        <w:t xml:space="preserve">6.926416</w:t>
+      </w:r>
+      <w:r>
+        <w:rPr>
+          <w:rFonts w:ascii="宋体" w:hAnsi="宋体" w:eastAsia="宋体"/>
+          <w:color w:val="000000"/>
+        </w:rPr>
+        <w:t xml:space="preserve"> </w:t>
+      </w:r>
+      <w:r>
+        <w:rPr>
+          <w:rFonts w:ascii="宋体" w:hAnsi="宋体" w:eastAsia="宋体"/>
+          <w:color w:val="000000"/>
+        </w:rPr>
+        <w:t xml:space="preserve">min，状态</w:t>
+      </w:r>
+      <w:r>
+        <w:rPr>
+          <w:rFonts w:ascii="宋体" w:hAnsi="宋体" w:eastAsia="宋体"/>
+          <w:color w:val="000000"/>
+        </w:rPr>
+        <w:t xml:space="preserve"> </w:t>
+      </w:r>
+      <w:r>
+        <w:rPr>
+          <w:rStyle w:val="VerbatimChar"/>
+          <w:rFonts w:ascii="宋体" w:hAnsi="宋体" w:eastAsia="宋体"/>
+          <w:color w:val="000000"/>
+        </w:rPr>
+        <w:t xml:space="preserve">PROTOCOL_PASS</w:t>
+      </w:r>
+      <w:r>
+        <w:rPr>
+          <w:rFonts w:ascii="宋体" w:hAnsi="宋体" w:eastAsia="宋体"/>
+          <w:color w:val="000000"/>
+        </w:rPr>
+        <w:t xml:space="preserve">；project Bearing1_3 held-out migration mean true MAE 为</w:t>
+      </w:r>
+      <w:r>
+        <w:rPr>
+          <w:rFonts w:ascii="宋体" w:hAnsi="宋体" w:eastAsia="宋体"/>
+          <w:color w:val="000000"/>
+        </w:rPr>
+        <w:t xml:space="preserve"> </w:t>
+      </w:r>
+      <w:r>
+        <w:rPr>
+          <w:rStyle w:val="VerbatimChar"/>
+          <w:rFonts w:ascii="宋体" w:hAnsi="宋体" w:eastAsia="宋体"/>
+          <w:color w:val="000000"/>
+        </w:rPr>
+        <w:t xml:space="preserve">14.307856</w:t>
+      </w:r>
+      <w:r>
+        <w:rPr>
+          <w:rFonts w:ascii="宋体" w:hAnsi="宋体" w:eastAsia="宋体"/>
+          <w:color w:val="000000"/>
+        </w:rPr>
+        <w:t xml:space="preserve"> </w:t>
+      </w:r>
+      <w:r>
+        <w:rPr>
+          <w:rFonts w:ascii="宋体" w:hAnsi="宋体" w:eastAsia="宋体"/>
+          <w:color w:val="000000"/>
+        </w:rPr>
+        <w:t xml:space="preserve">min，状态</w:t>
+      </w:r>
+      <w:r>
+        <w:rPr>
+          <w:rFonts w:ascii="宋体" w:hAnsi="宋体" w:eastAsia="宋体"/>
+          <w:color w:val="000000"/>
+        </w:rPr>
+        <w:t xml:space="preserve"> </w:t>
+      </w:r>
+      <w:r>
+        <w:rPr>
+          <w:rStyle w:val="VerbatimChar"/>
+          <w:rFonts w:ascii="宋体" w:hAnsi="宋体" w:eastAsia="宋体"/>
+          <w:color w:val="000000"/>
+        </w:rPr>
+        <w:t xml:space="preserve">MIGRATION_PASS</w:t>
+      </w:r>
+      <w:r>
+        <w:rPr>
+          <w:rFonts w:ascii="宋体" w:hAnsi="宋体" w:eastAsia="宋体"/>
+          <w:color w:val="000000"/>
+        </w:rPr>
+        <w:t xml:space="preserve">。</w:t>
+      </w:r>
+    </w:p>
+    <w:p>
+      <w:pPr>
+        <w:numPr>
+          <w:ilvl w:val="0"/>
+          <w:numId w:val="1017"/>
+        </w:numPr>
+        <w:pStyle w:val="Compact"/>
+        <w:spacing w:line="276" w:lineRule="auto" w:after="0"/>
+        <w:ind w:firstLine="420"/>
+      </w:pPr>
+      <w:r>
+        <w:rPr>
+          <w:rFonts w:ascii="宋体" w:hAnsi="宋体" w:eastAsia="宋体"/>
+          <w:color w:val="000000"/>
+        </w:rPr>
+        <w:t xml:space="preserve">RULSurv 口径：held-out pass 依赖</w:t>
+      </w:r>
+      <w:r>
+        <w:rPr>
+          <w:rFonts w:ascii="宋体" w:hAnsi="宋体" w:eastAsia="宋体"/>
+          <w:color w:val="000000"/>
+        </w:rPr>
+        <w:t xml:space="preserve"> </w:t>
+      </w:r>
+      <w:r>
+        <w:rPr>
+          <w:rStyle w:val="VerbatimChar"/>
+          <w:rFonts w:ascii="宋体" w:hAnsi="宋体" w:eastAsia="宋体"/>
+          <w:color w:val="000000"/>
+        </w:rPr>
+        <w:t xml:space="preserve">survival_probability=0.25</w:t>
+      </w:r>
+      <w:r>
+        <w:rPr>
+          <w:rFonts w:ascii="宋体" w:hAnsi="宋体" w:eastAsia="宋体"/>
+          <w:color w:val="000000"/>
+        </w:rPr>
+        <w:t xml:space="preserve"> </w:t>
+      </w:r>
+      <w:r>
+        <w:rPr>
+          <w:rFonts w:ascii="宋体" w:hAnsi="宋体" w:eastAsia="宋体"/>
+          <w:color w:val="000000"/>
+        </w:rPr>
+        <w:t xml:space="preserve">的保守解码，是项目迁移策略，不能说成原始 RULSurv 自然泛化已经完全解决。</w:t>
+      </w:r>
+    </w:p>
+    <w:bookmarkEnd w:id="38"/>
+    <w:bookmarkStart w:id="39" w:name="汇报时间与语气控制"/>
+    <w:p>
+      <w:pPr>
+        <w:pStyle w:val="Heading2"/>
+      </w:pPr>
+      <w:r>
+        <w:rPr>
+          <w:rFonts w:ascii="宋体" w:hAnsi="宋体" w:eastAsia="宋体"/>
+          <w:color w:val="000000"/>
+        </w:rPr>
+        <w:t xml:space="preserve">18. 汇报时间与语气控制</w:t>
       </w:r>
     </w:p>
     <w:tbl>
@@ -2997,7 +3700,7 @@
                 <w:color w:val="000000"/>
                 <w:sz w:val="21"/>
               </w:rPr>
-              <w:t xml:space="preserve">项目目标与数据</w:t>
+              <w:t xml:space="preserve">需求分析与数据集介绍</w:t>
             </w:r>
           </w:p>
         </w:tc>
@@ -3050,7 +3753,7 @@
                 <w:color w:val="000000"/>
                 <w:sz w:val="21"/>
               </w:rPr>
-              <w:t xml:space="preserve">特征与系统设计</w:t>
+              <w:t xml:space="preserve">项目架构与特征分析</w:t>
             </w:r>
           </w:p>
         </w:tc>
@@ -3084,7 +3787,7 @@
                 <w:color w:val="000000"/>
                 <w:sz w:val="21"/>
               </w:rPr>
-              <w:t xml:space="preserve">用数据流说明模块，不把架构讲成抽象口号</w:t>
+              <w:t xml:space="preserve">用数据流说明模块，解释 19 维特征和 tsfresh 弱相关性</w:t>
             </w:r>
           </w:p>
         </w:tc>
@@ -3103,41 +3806,41 @@
                 <w:color w:val="000000"/>
                 <w:sz w:val="21"/>
               </w:rPr>
-              <w:t xml:space="preserve">难点与解决方案</w:t>
-            </w:r>
-          </w:p>
-        </w:tc>
-        <w:tc>
-          <w:p>
-            <w:pPr>
-              <w:pStyle w:val="Compact"/>
-              <w:ind w:firstLine="0"/>
-              <w:jc w:val="left"/>
-            </w:pPr>
-            <w:r>
-              <w:rPr>
-                <w:rFonts w:ascii="宋体" w:hAnsi="宋体" w:eastAsia="宋体"/>
-                <w:color w:val="000000"/>
-                <w:sz w:val="21"/>
-              </w:rPr>
-              <w:t xml:space="preserve">2 分钟</w:t>
-            </w:r>
-          </w:p>
-        </w:tc>
-        <w:tc>
-          <w:p>
-            <w:pPr>
-              <w:pStyle w:val="Compact"/>
-              <w:ind w:firstLine="0"/>
-              <w:jc w:val="left"/>
-            </w:pPr>
-            <w:r>
-              <w:rPr>
-                <w:rFonts w:ascii="宋体" w:hAnsi="宋体" w:eastAsia="宋体"/>
-                <w:color w:val="000000"/>
-                <w:sz w:val="21"/>
-              </w:rPr>
-              <w:t xml:space="preserve">每个难点都说明原因、原理和对应实现</w:t>
+              <w:t xml:space="preserve">训练展示与指标结果</w:t>
+            </w:r>
+          </w:p>
+        </w:tc>
+        <w:tc>
+          <w:p>
+            <w:pPr>
+              <w:pStyle w:val="Compact"/>
+              <w:ind w:firstLine="0"/>
+              <w:jc w:val="left"/>
+            </w:pPr>
+            <w:r>
+              <w:rPr>
+                <w:rFonts w:ascii="宋体" w:hAnsi="宋体" w:eastAsia="宋体"/>
+                <w:color w:val="000000"/>
+                <w:sz w:val="21"/>
+              </w:rPr>
+              <w:t xml:space="preserve">3 分钟</w:t>
+            </w:r>
+          </w:p>
+        </w:tc>
+        <w:tc>
+          <w:p>
+            <w:pPr>
+              <w:pStyle w:val="Compact"/>
+              <w:ind w:firstLine="0"/>
+              <w:jc w:val="left"/>
+            </w:pPr>
+            <w:r>
+              <w:rPr>
+                <w:rFonts w:ascii="宋体" w:hAnsi="宋体" w:eastAsia="宋体"/>
+                <w:color w:val="000000"/>
+                <w:sz w:val="21"/>
+              </w:rPr>
+              <w:t xml:space="preserve">说明论文复现、sktime baseline、RULSurv 两个协议和指标口径</w:t>
             </w:r>
           </w:p>
         </w:tc>
@@ -3156,41 +3859,41 @@
                 <w:color w:val="000000"/>
                 <w:sz w:val="21"/>
               </w:rPr>
-              <w:t xml:space="preserve">论文复现与测试</w:t>
-            </w:r>
-          </w:p>
-        </w:tc>
-        <w:tc>
-          <w:p>
-            <w:pPr>
-              <w:pStyle w:val="Compact"/>
-              <w:ind w:firstLine="0"/>
-              <w:jc w:val="left"/>
-            </w:pPr>
-            <w:r>
-              <w:rPr>
-                <w:rFonts w:ascii="宋体" w:hAnsi="宋体" w:eastAsia="宋体"/>
-                <w:color w:val="000000"/>
-                <w:sz w:val="21"/>
-              </w:rPr>
-              <w:t xml:space="preserve">3 分钟</w:t>
-            </w:r>
-          </w:p>
-        </w:tc>
-        <w:tc>
-          <w:p>
-            <w:pPr>
-              <w:pStyle w:val="Compact"/>
-              <w:ind w:firstLine="0"/>
-              <w:jc w:val="left"/>
-            </w:pPr>
-            <w:r>
-              <w:rPr>
-                <w:rFonts w:ascii="宋体" w:hAnsi="宋体" w:eastAsia="宋体"/>
-                <w:color w:val="000000"/>
-                <w:sz w:val="21"/>
-              </w:rPr>
-              <w:t xml:space="preserve">说明选择依据、复现方式、指标口径和边界</w:t>
+              <w:t xml:space="preserve">不足边界</w:t>
+            </w:r>
+          </w:p>
+        </w:tc>
+        <w:tc>
+          <w:p>
+            <w:pPr>
+              <w:pStyle w:val="Compact"/>
+              <w:ind w:firstLine="0"/>
+              <w:jc w:val="left"/>
+            </w:pPr>
+            <w:r>
+              <w:rPr>
+                <w:rFonts w:ascii="宋体" w:hAnsi="宋体" w:eastAsia="宋体"/>
+                <w:color w:val="000000"/>
+                <w:sz w:val="21"/>
+              </w:rPr>
+              <w:t xml:space="preserve">2 分钟</w:t>
+            </w:r>
+          </w:p>
+        </w:tc>
+        <w:tc>
+          <w:p>
+            <w:pPr>
+              <w:pStyle w:val="Compact"/>
+              <w:ind w:firstLine="0"/>
+              <w:jc w:val="left"/>
+            </w:pPr>
+            <w:r>
+              <w:rPr>
+                <w:rFonts w:ascii="宋体" w:hAnsi="宋体" w:eastAsia="宋体"/>
+                <w:color w:val="000000"/>
+                <w:sz w:val="21"/>
+              </w:rPr>
+              <w:t xml:space="preserve">明确外部 SOTA 未重跑、tsfresh 弱、RULSurv 0.25 保守解码</w:t>
             </w:r>
           </w:p>
         </w:tc>
@@ -3209,7 +3912,7 @@
                 <w:color w:val="000000"/>
                 <w:sz w:val="21"/>
               </w:rPr>
-              <w:t xml:space="preserve">总结与分工</w:t>
+              <w:t xml:space="preserve">总结与 Q&amp;A</w:t>
             </w:r>
           </w:p>
         </w:tc>
@@ -3243,14 +3946,449 @@
                 <w:color w:val="000000"/>
                 <w:sz w:val="21"/>
               </w:rPr>
-              <w:t xml:space="preserve">客观说明贡献、不足和后续改进</w:t>
+              <w:t xml:space="preserve">客观说明完成内容和后续改进</w:t>
             </w:r>
           </w:p>
         </w:tc>
       </w:tr>
     </w:tbl>
-    <w:bookmarkEnd w:id="38"/>
     <w:bookmarkEnd w:id="39"/>
+    <w:bookmarkStart w:id="40" w:name="qa-备答补充"/>
+    <w:p>
+      <w:pPr>
+        <w:pStyle w:val="Heading2"/>
+      </w:pPr>
+      <w:r>
+        <w:rPr>
+          <w:rFonts w:ascii="宋体" w:hAnsi="宋体" w:eastAsia="宋体"/>
+          <w:color w:val="000000"/>
+        </w:rPr>
+        <w:t xml:space="preserve">19. Q&amp;A 备答补充</w:t>
+      </w:r>
+    </w:p>
+    <w:p>
+      <w:pPr>
+        <w:numPr>
+          <w:ilvl w:val="0"/>
+          <w:numId w:val="1018"/>
+        </w:numPr>
+        <w:pStyle w:val="Compact"/>
+        <w:spacing w:line="276" w:lineRule="auto" w:after="0"/>
+        <w:ind w:firstLine="420"/>
+      </w:pPr>
+      <w:r>
+        <w:rPr>
+          <w:rFonts w:ascii="宋体" w:hAnsi="宋体" w:eastAsia="宋体"/>
+          <w:color w:val="000000"/>
+        </w:rPr>
+        <w:t xml:space="preserve">老师问</w:t>
+      </w:r>
+      <w:r>
+        <w:rPr>
+          <w:rFonts w:ascii="宋体" w:hAnsi="宋体" w:eastAsia="宋体"/>
+          <w:color w:val="000000"/>
+        </w:rPr>
+        <w:t xml:space="preserve">“</w:t>
+      </w:r>
+      <w:r>
+        <w:rPr>
+          <w:rFonts w:ascii="宋体" w:hAnsi="宋体" w:eastAsia="宋体"/>
+          <w:color w:val="000000"/>
+        </w:rPr>
+        <w:t xml:space="preserve">你们是不是追上外部 SOTA</w:t>
+      </w:r>
+      <w:r>
+        <w:rPr>
+          <w:rFonts w:ascii="宋体" w:hAnsi="宋体" w:eastAsia="宋体"/>
+          <w:color w:val="000000"/>
+        </w:rPr>
+        <w:t xml:space="preserve">”</w:t>
+      </w:r>
+      <w:r>
+        <w:rPr>
+          <w:rFonts w:ascii="宋体" w:hAnsi="宋体" w:eastAsia="宋体"/>
+          <w:color w:val="000000"/>
+        </w:rPr>
+        <w:t xml:space="preserve">：回答</w:t>
+      </w:r>
+      <w:r>
+        <w:rPr>
+          <w:rFonts w:ascii="宋体" w:hAnsi="宋体" w:eastAsia="宋体"/>
+          <w:color w:val="000000"/>
+        </w:rPr>
+        <w:t xml:space="preserve">“</w:t>
+      </w:r>
+      <w:r>
+        <w:rPr>
+          <w:rFonts w:ascii="宋体" w:hAnsi="宋体" w:eastAsia="宋体"/>
+          <w:color w:val="000000"/>
+        </w:rPr>
+        <w:t xml:space="preserve">没有。外部 SOTA 已完成 source pin、依赖 probe 和复现路径设计，但 AutoRUL、GNN、Weibull 尚未在本地跑出指标。</w:t>
+      </w:r>
+      <w:r>
+        <w:rPr>
+          <w:rFonts w:ascii="宋体" w:hAnsi="宋体" w:eastAsia="宋体"/>
+          <w:color w:val="000000"/>
+        </w:rPr>
+        <w:t xml:space="preserve">”</w:t>
+      </w:r>
+    </w:p>
+    <w:p>
+      <w:pPr>
+        <w:numPr>
+          <w:ilvl w:val="0"/>
+          <w:numId w:val="1018"/>
+        </w:numPr>
+        <w:pStyle w:val="Compact"/>
+        <w:spacing w:line="276" w:lineRule="auto" w:after="0"/>
+        <w:ind w:firstLine="420"/>
+      </w:pPr>
+      <w:r>
+        <w:rPr>
+          <w:rFonts w:ascii="宋体" w:hAnsi="宋体" w:eastAsia="宋体"/>
+          <w:color w:val="000000"/>
+        </w:rPr>
+        <w:t xml:space="preserve">老师问</w:t>
+      </w:r>
+      <w:r>
+        <w:rPr>
+          <w:rFonts w:ascii="宋体" w:hAnsi="宋体" w:eastAsia="宋体"/>
+          <w:color w:val="000000"/>
+        </w:rPr>
+        <w:t xml:space="preserve">“</w:t>
+      </w:r>
+      <w:r>
+        <w:rPr>
+          <w:rFonts w:ascii="宋体" w:hAnsi="宋体" w:eastAsia="宋体"/>
+          <w:color w:val="000000"/>
+        </w:rPr>
+        <w:t xml:space="preserve">tsfresh 是否带来强特征发现</w:t>
+      </w:r>
+      <w:r>
+        <w:rPr>
+          <w:rFonts w:ascii="宋体" w:hAnsi="宋体" w:eastAsia="宋体"/>
+          <w:color w:val="000000"/>
+        </w:rPr>
+        <w:t xml:space="preserve">”</w:t>
+      </w:r>
+      <w:r>
+        <w:rPr>
+          <w:rFonts w:ascii="宋体" w:hAnsi="宋体" w:eastAsia="宋体"/>
+          <w:color w:val="000000"/>
+        </w:rPr>
+        <w:t xml:space="preserve">：回答</w:t>
+      </w:r>
+      <w:r>
+        <w:rPr>
+          <w:rFonts w:ascii="宋体" w:hAnsi="宋体" w:eastAsia="宋体"/>
+          <w:color w:val="000000"/>
+        </w:rPr>
+        <w:t xml:space="preserve">“</w:t>
+      </w:r>
+      <w:r>
+        <w:rPr>
+          <w:rFonts w:ascii="宋体" w:hAnsi="宋体" w:eastAsia="宋体"/>
+          <w:color w:val="000000"/>
+        </w:rPr>
+        <w:t xml:space="preserve">没有包装成强突破。MinimalFCParameters 下 top correlation 约</w:t>
+      </w:r>
+      <w:r>
+        <w:rPr>
+          <w:rFonts w:ascii="宋体" w:hAnsi="宋体" w:eastAsia="宋体"/>
+          <w:color w:val="000000"/>
+        </w:rPr>
+        <w:t xml:space="preserve"> </w:t>
+      </w:r>
+      <w:r>
+        <w:rPr>
+          <w:rStyle w:val="VerbatimChar"/>
+          <w:rFonts w:ascii="宋体" w:hAnsi="宋体" w:eastAsia="宋体"/>
+          <w:color w:val="000000"/>
+        </w:rPr>
+        <w:t xml:space="preserve">0.200994</w:t>
+      </w:r>
+      <w:r>
+        <w:rPr>
+          <w:rFonts w:ascii="宋体" w:hAnsi="宋体" w:eastAsia="宋体"/>
+          <w:color w:val="000000"/>
+        </w:rPr>
+        <w:t xml:space="preserve">，EfficientFCParameters 下 top correlation 提高到</w:t>
+      </w:r>
+      <w:r>
+        <w:rPr>
+          <w:rFonts w:ascii="宋体" w:hAnsi="宋体" w:eastAsia="宋体"/>
+          <w:color w:val="000000"/>
+        </w:rPr>
+        <w:t xml:space="preserve"> </w:t>
+      </w:r>
+      <w:r>
+        <w:rPr>
+          <w:rStyle w:val="VerbatimChar"/>
+          <w:rFonts w:ascii="宋体" w:hAnsi="宋体" w:eastAsia="宋体"/>
+          <w:color w:val="000000"/>
+        </w:rPr>
+        <w:t xml:space="preserve">0.424468</w:t>
+      </w:r>
+      <w:r>
+        <w:rPr>
+          <w:rFonts w:ascii="宋体" w:hAnsi="宋体" w:eastAsia="宋体"/>
+          <w:color w:val="000000"/>
+        </w:rPr>
+        <w:t xml:space="preserve">，但 selected/manual+selected 的 RF mean NRMSE 仍在</w:t>
+      </w:r>
+      <w:r>
+        <w:rPr>
+          <w:rFonts w:ascii="宋体" w:hAnsi="宋体" w:eastAsia="宋体"/>
+          <w:color w:val="000000"/>
+        </w:rPr>
+        <w:t xml:space="preserve"> </w:t>
+      </w:r>
+      <w:r>
+        <w:rPr>
+          <w:rStyle w:val="VerbatimChar"/>
+          <w:rFonts w:ascii="宋体" w:hAnsi="宋体" w:eastAsia="宋体"/>
+          <w:color w:val="000000"/>
+        </w:rPr>
+        <w:t xml:space="preserve">0.315629</w:t>
+      </w:r>
+      <w:r>
+        <w:rPr>
+          <w:rFonts w:ascii="宋体" w:hAnsi="宋体" w:eastAsia="宋体"/>
+          <w:color w:val="000000"/>
+        </w:rPr>
+        <w:t xml:space="preserve"> </w:t>
+      </w:r>
+      <w:r>
+        <w:rPr>
+          <w:rFonts w:ascii="宋体" w:hAnsi="宋体" w:eastAsia="宋体"/>
+          <w:color w:val="000000"/>
+        </w:rPr>
+        <w:t xml:space="preserve">到</w:t>
+      </w:r>
+      <w:r>
+        <w:rPr>
+          <w:rFonts w:ascii="宋体" w:hAnsi="宋体" w:eastAsia="宋体"/>
+          <w:color w:val="000000"/>
+        </w:rPr>
+        <w:t xml:space="preserve"> </w:t>
+      </w:r>
+      <w:r>
+        <w:rPr>
+          <w:rStyle w:val="VerbatimChar"/>
+          <w:rFonts w:ascii="宋体" w:hAnsi="宋体" w:eastAsia="宋体"/>
+          <w:color w:val="000000"/>
+        </w:rPr>
+        <w:t xml:space="preserve">0.319927</w:t>
+      </w:r>
+      <w:r>
+        <w:rPr>
+          <w:rFonts w:ascii="宋体" w:hAnsi="宋体" w:eastAsia="宋体"/>
+          <w:color w:val="000000"/>
+        </w:rPr>
+        <w:t xml:space="preserve"> </w:t>
+      </w:r>
+      <w:r>
+        <w:rPr>
+          <w:rFonts w:ascii="宋体" w:hAnsi="宋体" w:eastAsia="宋体"/>
+          <w:color w:val="000000"/>
+        </w:rPr>
+        <w:t xml:space="preserve">区间，弱于 sktime RocketRegressor 的</w:t>
+      </w:r>
+      <w:r>
+        <w:rPr>
+          <w:rFonts w:ascii="宋体" w:hAnsi="宋体" w:eastAsia="宋体"/>
+          <w:color w:val="000000"/>
+        </w:rPr>
+        <w:t xml:space="preserve"> </w:t>
+      </w:r>
+      <w:r>
+        <w:rPr>
+          <w:rStyle w:val="VerbatimChar"/>
+          <w:rFonts w:ascii="宋体" w:hAnsi="宋体" w:eastAsia="宋体"/>
+          <w:color w:val="000000"/>
+        </w:rPr>
+        <w:t xml:space="preserve">0.263706</w:t>
+      </w:r>
+      <w:r>
+        <w:rPr>
+          <w:rFonts w:ascii="宋体" w:hAnsi="宋体" w:eastAsia="宋体"/>
+          <w:color w:val="000000"/>
+        </w:rPr>
+        <w:t xml:space="preserve">。</w:t>
+      </w:r>
+      <w:r>
+        <w:rPr>
+          <w:rFonts w:ascii="宋体" w:hAnsi="宋体" w:eastAsia="宋体"/>
+          <w:color w:val="000000"/>
+        </w:rPr>
+        <w:t xml:space="preserve">”</w:t>
+      </w:r>
+    </w:p>
+    <w:p>
+      <w:pPr>
+        <w:numPr>
+          <w:ilvl w:val="0"/>
+          <w:numId w:val="1018"/>
+        </w:numPr>
+        <w:pStyle w:val="Compact"/>
+        <w:spacing w:line="276" w:lineRule="auto" w:after="0"/>
+        <w:ind w:firstLine="420"/>
+      </w:pPr>
+      <w:r>
+        <w:rPr>
+          <w:rFonts w:ascii="宋体" w:hAnsi="宋体" w:eastAsia="宋体"/>
+          <w:color w:val="000000"/>
+        </w:rPr>
+        <w:t xml:space="preserve">老师问</w:t>
+      </w:r>
+      <w:r>
+        <w:rPr>
+          <w:rFonts w:ascii="宋体" w:hAnsi="宋体" w:eastAsia="宋体"/>
+          <w:color w:val="000000"/>
+        </w:rPr>
+        <w:t xml:space="preserve">“</w:t>
+      </w:r>
+      <w:r>
+        <w:rPr>
+          <w:rFonts w:ascii="宋体" w:hAnsi="宋体" w:eastAsia="宋体"/>
+          <w:color w:val="000000"/>
+        </w:rPr>
+        <w:t xml:space="preserve">RULSurv 是否证明 held-out 泛化完全解决</w:t>
+      </w:r>
+      <w:r>
+        <w:rPr>
+          <w:rFonts w:ascii="宋体" w:hAnsi="宋体" w:eastAsia="宋体"/>
+          <w:color w:val="000000"/>
+        </w:rPr>
+        <w:t xml:space="preserve">”</w:t>
+      </w:r>
+      <w:r>
+        <w:rPr>
+          <w:rFonts w:ascii="宋体" w:hAnsi="宋体" w:eastAsia="宋体"/>
+          <w:color w:val="000000"/>
+        </w:rPr>
+        <w:t xml:space="preserve">：回答</w:t>
+      </w:r>
+      <w:r>
+        <w:rPr>
+          <w:rFonts w:ascii="宋体" w:hAnsi="宋体" w:eastAsia="宋体"/>
+          <w:color w:val="000000"/>
+        </w:rPr>
+        <w:t xml:space="preserve">“</w:t>
+      </w:r>
+      <w:r>
+        <w:rPr>
+          <w:rFonts w:ascii="宋体" w:hAnsi="宋体" w:eastAsia="宋体"/>
+          <w:color w:val="000000"/>
+        </w:rPr>
+        <w:t xml:space="preserve">不是。row-level CV 与 held-out bearing 是两个口径；held-out Bearing1_3 pass 依赖</w:t>
+      </w:r>
+      <w:r>
+        <w:rPr>
+          <w:rFonts w:ascii="宋体" w:hAnsi="宋体" w:eastAsia="宋体"/>
+          <w:color w:val="000000"/>
+        </w:rPr>
+        <w:t xml:space="preserve"> </w:t>
+      </w:r>
+      <w:r>
+        <w:rPr>
+          <w:rStyle w:val="VerbatimChar"/>
+          <w:rFonts w:ascii="宋体" w:hAnsi="宋体" w:eastAsia="宋体"/>
+          <w:color w:val="000000"/>
+        </w:rPr>
+        <w:t xml:space="preserve">survival_probability=0.25</w:t>
+      </w:r>
+      <w:r>
+        <w:rPr>
+          <w:rFonts w:ascii="宋体" w:hAnsi="宋体" w:eastAsia="宋体"/>
+          <w:color w:val="000000"/>
+        </w:rPr>
+        <w:t xml:space="preserve"> </w:t>
+      </w:r>
+      <w:r>
+        <w:rPr>
+          <w:rFonts w:ascii="宋体" w:hAnsi="宋体" w:eastAsia="宋体"/>
+          <w:color w:val="000000"/>
+        </w:rPr>
+        <w:t xml:space="preserve">的保守解码，是项目迁移策略。</w:t>
+      </w:r>
+      <w:r>
+        <w:rPr>
+          <w:rFonts w:ascii="宋体" w:hAnsi="宋体" w:eastAsia="宋体"/>
+          <w:color w:val="000000"/>
+        </w:rPr>
+        <w:t xml:space="preserve">”</w:t>
+      </w:r>
+    </w:p>
+    <w:p>
+      <w:pPr>
+        <w:numPr>
+          <w:ilvl w:val="0"/>
+          <w:numId w:val="1018"/>
+        </w:numPr>
+        <w:pStyle w:val="Compact"/>
+        <w:spacing w:line="276" w:lineRule="auto" w:after="0"/>
+        <w:ind w:firstLine="420"/>
+      </w:pPr>
+      <w:r>
+        <w:rPr>
+          <w:rFonts w:ascii="宋体" w:hAnsi="宋体" w:eastAsia="宋体"/>
+          <w:color w:val="000000"/>
+        </w:rPr>
+        <w:t xml:space="preserve">老师问</w:t>
+      </w:r>
+      <w:r>
+        <w:rPr>
+          <w:rFonts w:ascii="宋体" w:hAnsi="宋体" w:eastAsia="宋体"/>
+          <w:color w:val="000000"/>
+        </w:rPr>
+        <w:t xml:space="preserve">“</w:t>
+      </w:r>
+      <w:r>
+        <w:rPr>
+          <w:rFonts w:ascii="宋体" w:hAnsi="宋体" w:eastAsia="宋体"/>
+          <w:color w:val="000000"/>
+        </w:rPr>
+        <w:t xml:space="preserve">测试数为什么变了</w:t>
+      </w:r>
+      <w:r>
+        <w:rPr>
+          <w:rFonts w:ascii="宋体" w:hAnsi="宋体" w:eastAsia="宋体"/>
+          <w:color w:val="000000"/>
+        </w:rPr>
+        <w:t xml:space="preserve">”</w:t>
+      </w:r>
+      <w:r>
+        <w:rPr>
+          <w:rFonts w:ascii="宋体" w:hAnsi="宋体" w:eastAsia="宋体"/>
+          <w:color w:val="000000"/>
+        </w:rPr>
+        <w:t xml:space="preserve">：回答</w:t>
+      </w:r>
+      <w:r>
+        <w:rPr>
+          <w:rFonts w:ascii="宋体" w:hAnsi="宋体" w:eastAsia="宋体"/>
+          <w:color w:val="000000"/>
+        </w:rPr>
+        <w:t xml:space="preserve">“</w:t>
+      </w:r>
+      <w:r>
+        <w:rPr>
+          <w:rFonts w:ascii="宋体" w:hAnsi="宋体" w:eastAsia="宋体"/>
+          <w:color w:val="000000"/>
+        </w:rPr>
+        <w:t xml:space="preserve">#2 新增 metric-driven evidence 测试、#3 新增 final materials alignment 测试后，全量 pytest 为 59 个测试通过，旧材料中的 39 是过期口径。</w:t>
+      </w:r>
+      <w:r>
+        <w:rPr>
+          <w:rFonts w:ascii="宋体" w:hAnsi="宋体" w:eastAsia="宋体"/>
+          <w:color w:val="000000"/>
+        </w:rPr>
+        <w:t xml:space="preserve">”</w:t>
+      </w:r>
+    </w:p>
+    <w:bookmarkEnd w:id="40"/>
+    <w:bookmarkEnd w:id="41"/>
     <w:sectPr>
       <w:pgMar w:top="1440" w:bottom="1440" w:left="1797" w:right="1797"/>
     </w:sectPr>
@@ -3484,6 +4622,12 @@
     <w:abstractNumId w:val="991"/>
   </w:num>
   <w:num w:numId="1016">
+    <w:abstractNumId w:val="991"/>
+  </w:num>
+  <w:num w:numId="1017">
+    <w:abstractNumId w:val="991"/>
+  </w:num>
+  <w:num w:numId="1018">
     <w:abstractNumId w:val="991"/>
   </w:num>
 </w:numbering>
